--- a/docs/Money Mirror Documentation.docx
+++ b/docs/Money Mirror Documentation.docx
@@ -11,8 +11,6 @@
           <w:rFonts w:ascii="Times New Roman" w:hAnsi="Times New Roman"/>
         </w:rPr>
       </w:pPr>
-      <w:bookmarkStart w:id="0" w:name="_GoBack"/>
-      <w:bookmarkEnd w:id="0"/>
       <w:r>
         <w:rPr>
           <w:rFonts w:ascii="Times New Roman" w:hAnsi="Times New Roman"/>
@@ -315,43 +313,7 @@
           <w:bCs/>
         </w:rPr>
         <w:br/>
-        <w:t xml:space="preserve">6. Doha </w:t>
-      </w:r>
-      <w:proofErr w:type="spellStart"/>
-      <w:r>
-        <w:rPr>
-          <w:rFonts w:ascii="Times New Roman" w:hAnsi="Times New Roman"/>
-          <w:b w:val="0"/>
-          <w:bCs/>
-        </w:rPr>
-        <w:t>Emad</w:t>
-      </w:r>
-      <w:proofErr w:type="spellEnd"/>
-      <w:r>
-        <w:rPr>
-          <w:rFonts w:ascii="Times New Roman" w:hAnsi="Times New Roman"/>
-          <w:b w:val="0"/>
-          <w:bCs/>
-        </w:rPr>
-        <w:t xml:space="preserve"> </w:t>
-      </w:r>
-      <w:proofErr w:type="spellStart"/>
-      <w:r>
-        <w:rPr>
-          <w:rFonts w:ascii="Times New Roman" w:hAnsi="Times New Roman"/>
-          <w:b w:val="0"/>
-          <w:bCs/>
-        </w:rPr>
-        <w:t>Abdeltawab</w:t>
-      </w:r>
-      <w:proofErr w:type="spellEnd"/>
-      <w:r>
-        <w:rPr>
-          <w:rFonts w:ascii="Times New Roman" w:hAnsi="Times New Roman"/>
-          <w:b w:val="0"/>
-          <w:bCs/>
-        </w:rPr>
-        <w:t xml:space="preserve"> (IS)</w:t>
+        <w:t>6. Doha Emad Abdeltawab (IS)</w:t>
       </w:r>
     </w:p>
     <w:p>
@@ -427,22 +389,22 @@
         <w:pStyle w:val="TOCEntry"/>
         <w:spacing w:line="276" w:lineRule="auto"/>
       </w:pPr>
-      <w:bookmarkStart w:id="1" w:name="_Toc344877432"/>
-      <w:bookmarkStart w:id="2" w:name="_Toc344879822"/>
-      <w:bookmarkStart w:id="3" w:name="_Toc346508722"/>
-      <w:bookmarkStart w:id="4" w:name="_Toc346508952"/>
-      <w:bookmarkStart w:id="5" w:name="_Toc346509227"/>
-      <w:bookmarkStart w:id="6" w:name="_Toc441230970"/>
+      <w:bookmarkStart w:id="0" w:name="_Toc344877432"/>
+      <w:bookmarkStart w:id="1" w:name="_Toc344879822"/>
+      <w:bookmarkStart w:id="2" w:name="_Toc346508722"/>
+      <w:bookmarkStart w:id="3" w:name="_Toc346508952"/>
+      <w:bookmarkStart w:id="4" w:name="_Toc346509227"/>
+      <w:bookmarkStart w:id="5" w:name="_Toc441230970"/>
+      <w:bookmarkEnd w:id="0"/>
       <w:bookmarkEnd w:id="1"/>
       <w:bookmarkEnd w:id="2"/>
       <w:bookmarkEnd w:id="3"/>
       <w:bookmarkEnd w:id="4"/>
-      <w:bookmarkEnd w:id="5"/>
       <w:r>
         <w:lastRenderedPageBreak/>
         <w:t>Table of Contents</w:t>
       </w:r>
-      <w:bookmarkEnd w:id="6"/>
+      <w:bookmarkEnd w:id="5"/>
     </w:p>
     <w:p>
       <w:pPr>
@@ -1756,27 +1718,27 @@
         <w:pStyle w:val="Heading1"/>
         <w:spacing w:line="276" w:lineRule="auto"/>
       </w:pPr>
-      <w:bookmarkStart w:id="7" w:name="_Toc439994665"/>
-      <w:bookmarkStart w:id="8" w:name="_Toc441230972"/>
+      <w:bookmarkStart w:id="6" w:name="_Toc439994665"/>
+      <w:bookmarkStart w:id="7" w:name="_Toc441230972"/>
       <w:r>
         <w:lastRenderedPageBreak/>
         <w:t>Introduction</w:t>
       </w:r>
+      <w:bookmarkEnd w:id="6"/>
       <w:bookmarkEnd w:id="7"/>
-      <w:bookmarkEnd w:id="8"/>
     </w:p>
     <w:p>
       <w:pPr>
         <w:pStyle w:val="Heading2"/>
         <w:spacing w:line="276" w:lineRule="auto"/>
       </w:pPr>
-      <w:bookmarkStart w:id="9" w:name="_Toc439994667"/>
-      <w:bookmarkStart w:id="10" w:name="_Toc441230973"/>
+      <w:bookmarkStart w:id="8" w:name="_Toc439994667"/>
+      <w:bookmarkStart w:id="9" w:name="_Toc441230973"/>
       <w:r>
         <w:t>Purpose</w:t>
       </w:r>
+      <w:bookmarkEnd w:id="8"/>
       <w:bookmarkEnd w:id="9"/>
-      <w:bookmarkEnd w:id="10"/>
       <w:r>
         <w:t xml:space="preserve"> </w:t>
       </w:r>
@@ -1801,7 +1763,37 @@
           <w:sz w:val="24"/>
           <w:szCs w:val="24"/>
         </w:rPr>
-        <w:t>This Software Requirements Specification (SRS) describes the functional and nonfunctional requirements for the Money Mirror mobile application. It serves as a contract between the development team and stakeholders to ensure the system meets user needs and project objectives.</w:t>
+        <w:t xml:space="preserve">The Software Requirements Specification (SRS) will provide a detailed description of the requirements for the Money Mirror system. This SRS will allow for a complete understanding of what is to be expected from the </w:t>
+      </w:r>
+      <w:r>
+        <w:rPr>
+          <w:rFonts w:ascii="Times New Roman" w:hAnsi="Times New Roman"/>
+          <w:i w:val="0"/>
+          <w:iCs/>
+          <w:sz w:val="24"/>
+          <w:szCs w:val="24"/>
+        </w:rPr>
+        <w:t>Money Mirror</w:t>
+      </w:r>
+      <w:r>
+        <w:rPr>
+          <w:rFonts w:ascii="Times New Roman" w:hAnsi="Times New Roman"/>
+          <w:i w:val="0"/>
+          <w:iCs/>
+          <w:sz w:val="24"/>
+          <w:szCs w:val="24"/>
+        </w:rPr>
+        <w:t xml:space="preserve"> mobile application, designed to assist parents in monitoring their children's spending habits and understanding their personality types through AI-driven insights, while fostering financial literacy in children in an en</w:t>
+      </w:r>
+      <w:r>
+        <w:rPr>
+          <w:rFonts w:ascii="Times New Roman" w:hAnsi="Times New Roman"/>
+          <w:i w:val="0"/>
+          <w:iCs/>
+          <w:sz w:val="24"/>
+          <w:szCs w:val="24"/>
+        </w:rPr>
+        <w:t>gaging, age-appropriate manner.</w:t>
       </w:r>
     </w:p>
     <w:p>
@@ -1809,13 +1801,13 @@
         <w:pStyle w:val="Heading2"/>
         <w:spacing w:line="276" w:lineRule="auto"/>
       </w:pPr>
-      <w:bookmarkStart w:id="11" w:name="_Toc439994669"/>
-      <w:bookmarkStart w:id="12" w:name="_Toc441230975"/>
+      <w:bookmarkStart w:id="10" w:name="_Toc439994669"/>
+      <w:bookmarkStart w:id="11" w:name="_Toc441230975"/>
       <w:r>
         <w:t>Intended Audience and Reading Suggestions</w:t>
       </w:r>
+      <w:bookmarkEnd w:id="10"/>
       <w:bookmarkEnd w:id="11"/>
-      <w:bookmarkEnd w:id="12"/>
     </w:p>
     <w:p>
       <w:pPr>
@@ -2026,13 +2018,13 @@
         <w:pStyle w:val="Heading2"/>
         <w:spacing w:line="276" w:lineRule="auto"/>
       </w:pPr>
-      <w:bookmarkStart w:id="13" w:name="_Toc439994670"/>
-      <w:bookmarkStart w:id="14" w:name="_Toc441230976"/>
+      <w:bookmarkStart w:id="12" w:name="_Toc439994670"/>
+      <w:bookmarkStart w:id="13" w:name="_Toc441230976"/>
       <w:r>
         <w:t>Product Scope</w:t>
       </w:r>
+      <w:bookmarkEnd w:id="12"/>
       <w:bookmarkEnd w:id="13"/>
-      <w:bookmarkEnd w:id="14"/>
     </w:p>
     <w:p>
       <w:pPr>
@@ -2054,8 +2046,9 @@
           <w:sz w:val="24"/>
           <w:szCs w:val="24"/>
         </w:rPr>
-        <w:t>Money Mirror is a cross-platform mobile application that enables parents to monitor their children’s (aged 6–14) spending habits and promote financial literacy through AI-driven personality insights and interactive, gamified features.</w:t>
-      </w:r>
+        <w:t xml:space="preserve">The Money Mirror application is a mobile solution designed to automate and enhance the monitoring of children's spending habits and promote financial literacy. It addresses the lack of visibility parents have into their children's financial behaviors and the need for engaging tools to teach money management to children aged 6–14. The application enables parents to track expenses, analyze spending patterns and moods using AI to identify personality traits, and provide tailored guidance. Children benefit from interactive features like savings </w:t>
+      </w:r>
+      <w:proofErr w:type="spellStart"/>
       <w:r>
         <w:rPr>
           <w:rFonts w:ascii="Times New Roman" w:hAnsi="Times New Roman"/>
@@ -2064,13 +2057,10 @@
           <w:sz w:val="24"/>
           <w:szCs w:val="24"/>
         </w:rPr>
-        <w:br/>
-      </w:r>
-    </w:p>
-    <w:p>
-      <w:pPr>
-        <w:pStyle w:val="template"/>
-        <w:spacing w:line="276" w:lineRule="auto"/>
+        <w:t>goals</w:t>
+      </w:r>
+      <w:proofErr w:type="gramStart"/>
+      <w:r>
         <w:rPr>
           <w:rFonts w:ascii="Times New Roman" w:hAnsi="Times New Roman"/>
           <w:i w:val="0"/>
@@ -2078,18 +2068,7 @@
           <w:sz w:val="24"/>
           <w:szCs w:val="24"/>
         </w:rPr>
-      </w:pPr>
-      <w:r>
-        <w:rPr>
-          <w:rFonts w:ascii="Times New Roman" w:hAnsi="Times New Roman"/>
-          <w:b/>
-          <w:bCs/>
-          <w:i w:val="0"/>
-          <w:iCs/>
-          <w:sz w:val="24"/>
-          <w:szCs w:val="24"/>
-        </w:rPr>
-        <w:t>The system provides</w:t>
+        <w:t>,</w:t>
       </w:r>
       <w:r>
         <w:rPr>
@@ -2099,17 +2078,11 @@
           <w:sz w:val="24"/>
           <w:szCs w:val="24"/>
         </w:rPr>
-        <w:t>:</w:t>
-      </w:r>
-    </w:p>
-    <w:p>
-      <w:pPr>
-        <w:pStyle w:val="template"/>
-        <w:numPr>
-          <w:ilvl w:val="0"/>
-          <w:numId w:val="43"/>
-        </w:numPr>
-        <w:spacing w:line="276" w:lineRule="auto"/>
+        <w:t>and</w:t>
+      </w:r>
+      <w:proofErr w:type="spellEnd"/>
+      <w:proofErr w:type="gramEnd"/>
+      <w:r>
         <w:rPr>
           <w:rFonts w:ascii="Times New Roman" w:hAnsi="Times New Roman"/>
           <w:i w:val="0"/>
@@ -2117,20 +2090,13 @@
           <w:sz w:val="24"/>
           <w:szCs w:val="24"/>
         </w:rPr>
-      </w:pPr>
-      <w:r>
-        <w:rPr>
-          <w:rFonts w:ascii="Times New Roman" w:hAnsi="Times New Roman"/>
-          <w:b/>
-          <w:bCs/>
-          <w:i w:val="0"/>
-          <w:iCs/>
-          <w:sz w:val="24"/>
-          <w:szCs w:val="24"/>
-        </w:rPr>
-        <w:t>Parents</w:t>
-      </w:r>
-      <w:r>
+        <w:t xml:space="preserve"> quizzes. Key users include parents (with full access to monitoring and management features) and children (with access to logging and learning tools via secure parent-provided login codes). The system aims to simplify financial oversight, deliver actionable insights, and create an engaging learning environment.</w:t>
+      </w:r>
+    </w:p>
+    <w:p>
+      <w:pPr>
+        <w:pStyle w:val="template"/>
+        <w:spacing w:line="276" w:lineRule="auto"/>
         <w:rPr>
           <w:rFonts w:ascii="Times New Roman" w:hAnsi="Times New Roman"/>
           <w:i w:val="0"/>
@@ -2138,16 +2104,11 @@
           <w:sz w:val="24"/>
           <w:szCs w:val="24"/>
         </w:rPr>
-        <w:t>: real-time expense tracking, allowance management, AI-generated behavioral profiles (e.g., “Impulsive Spender”), detailed reports, and multi-child dashboards.</w:t>
-      </w:r>
+      </w:pPr>
     </w:p>
     <w:p>
       <w:pPr>
         <w:pStyle w:val="template"/>
-        <w:numPr>
-          <w:ilvl w:val="0"/>
-          <w:numId w:val="43"/>
-        </w:numPr>
         <w:spacing w:line="276" w:lineRule="auto"/>
         <w:rPr>
           <w:rFonts w:ascii="Times New Roman" w:hAnsi="Times New Roman"/>
@@ -2157,19 +2118,38 @@
           <w:szCs w:val="24"/>
         </w:rPr>
       </w:pPr>
-      <w:r>
-        <w:rPr>
-          <w:rFonts w:ascii="Times New Roman" w:hAnsi="Times New Roman"/>
-          <w:b/>
-          <w:bCs/>
-          <w:i w:val="0"/>
-          <w:iCs/>
-          <w:sz w:val="24"/>
-          <w:szCs w:val="24"/>
-        </w:rPr>
-        <w:t>Children</w:t>
-      </w:r>
-      <w:r>
+    </w:p>
+    <w:p>
+      <w:pPr>
+        <w:pStyle w:val="Heading1"/>
+        <w:spacing w:line="276" w:lineRule="auto"/>
+      </w:pPr>
+      <w:bookmarkStart w:id="14" w:name="_Toc439994673"/>
+      <w:bookmarkStart w:id="15" w:name="_Toc441230978"/>
+      <w:r>
+        <w:lastRenderedPageBreak/>
+        <w:t>Overall Description</w:t>
+      </w:r>
+      <w:bookmarkEnd w:id="14"/>
+      <w:bookmarkEnd w:id="15"/>
+    </w:p>
+    <w:p>
+      <w:pPr>
+        <w:pStyle w:val="Heading2"/>
+        <w:spacing w:line="276" w:lineRule="auto"/>
+      </w:pPr>
+      <w:bookmarkStart w:id="16" w:name="_Toc439994674"/>
+      <w:bookmarkStart w:id="17" w:name="_Toc441230979"/>
+      <w:r>
+        <w:t>Product Perspective</w:t>
+      </w:r>
+      <w:bookmarkEnd w:id="16"/>
+      <w:bookmarkEnd w:id="17"/>
+    </w:p>
+    <w:p>
+      <w:pPr>
+        <w:pStyle w:val="template"/>
+        <w:spacing w:line="276" w:lineRule="auto"/>
         <w:rPr>
           <w:rFonts w:ascii="Times New Roman" w:hAnsi="Times New Roman"/>
           <w:i w:val="0"/>
@@ -2177,9 +2157,7 @@
           <w:sz w:val="24"/>
           <w:szCs w:val="24"/>
         </w:rPr>
-        <w:t xml:space="preserve">: simple expense logging with mood </w:t>
-      </w:r>
-      <w:proofErr w:type="spellStart"/>
+      </w:pPr>
       <w:r>
         <w:rPr>
           <w:rFonts w:ascii="Times New Roman" w:hAnsi="Times New Roman"/>
@@ -2188,9 +2166,9 @@
           <w:sz w:val="24"/>
           <w:szCs w:val="24"/>
         </w:rPr>
-        <w:t>emojis</w:t>
-      </w:r>
-      <w:proofErr w:type="spellEnd"/>
+        <w:t xml:space="preserve">Money Mirror is a standalone mobile application that differentiates itself from traditional financial education tools by integrating AI-driven behavioral analysis with user-friendly expense tracking and interactive learning features. It operates independently but can interface with external APIs for </w:t>
+      </w:r>
+      <w:proofErr w:type="gramStart"/>
       <w:r>
         <w:rPr>
           <w:rFonts w:ascii="Times New Roman" w:hAnsi="Times New Roman"/>
@@ -2199,8 +2177,9 @@
           <w:sz w:val="24"/>
           <w:szCs w:val="24"/>
         </w:rPr>
-        <w:t>, visual savings goals, story-based financial quizzes, achievement badges, and a friendly animated character guide.</w:t>
-      </w:r>
+        <w:t>notifications ,</w:t>
+      </w:r>
+      <w:proofErr w:type="gramEnd"/>
       <w:r>
         <w:rPr>
           <w:rFonts w:ascii="Times New Roman" w:hAnsi="Times New Roman"/>
@@ -2209,13 +2188,9 @@
           <w:sz w:val="24"/>
           <w:szCs w:val="24"/>
         </w:rPr>
-        <w:cr/>
-      </w:r>
-    </w:p>
-    <w:p>
-      <w:pPr>
-        <w:pStyle w:val="template"/>
-        <w:spacing w:line="276" w:lineRule="auto"/>
+        <w:t xml:space="preserve"> and</w:t>
+      </w:r>
+      <w:r>
         <w:rPr>
           <w:rFonts w:ascii="Times New Roman" w:hAnsi="Times New Roman"/>
           <w:i w:val="0"/>
@@ -2223,20 +2198,13 @@
           <w:sz w:val="24"/>
           <w:szCs w:val="24"/>
         </w:rPr>
-      </w:pPr>
-      <w:r>
-        <w:rPr>
-          <w:rFonts w:ascii="Times New Roman" w:hAnsi="Times New Roman"/>
-          <w:b/>
-          <w:bCs/>
-          <w:i w:val="0"/>
-          <w:iCs/>
-          <w:sz w:val="24"/>
-          <w:szCs w:val="24"/>
-        </w:rPr>
-        <w:t>Out of scope</w:t>
-      </w:r>
-      <w:r>
+        <w:t xml:space="preserve"> positioning it as a modern solution for family financial management.</w:t>
+      </w:r>
+    </w:p>
+    <w:p>
+      <w:pPr>
+        <w:pStyle w:val="template"/>
+        <w:spacing w:line="276" w:lineRule="auto"/>
         <w:rPr>
           <w:rFonts w:ascii="Times New Roman" w:hAnsi="Times New Roman"/>
           <w:i w:val="0"/>
@@ -2244,237 +2212,20 @@
           <w:sz w:val="24"/>
           <w:szCs w:val="24"/>
         </w:rPr>
-        <w:t>: real financial transactions, banking integration, or a web version.</w:t>
-      </w:r>
-    </w:p>
-    <w:p>
-      <w:pPr>
-        <w:pStyle w:val="template"/>
-        <w:spacing w:line="276" w:lineRule="auto"/>
-        <w:rPr>
-          <w:rFonts w:ascii="Times New Roman" w:hAnsi="Times New Roman"/>
-          <w:i w:val="0"/>
-          <w:iCs/>
-          <w:sz w:val="24"/>
-          <w:szCs w:val="24"/>
-        </w:rPr>
-      </w:pPr>
-      <w:r>
-        <w:rPr>
-          <w:rFonts w:ascii="Times New Roman" w:hAnsi="Times New Roman"/>
-          <w:i w:val="0"/>
-          <w:iCs/>
-          <w:sz w:val="24"/>
-          <w:szCs w:val="24"/>
-        </w:rPr>
-        <w:br/>
-      </w:r>
-      <w:r>
-        <w:rPr>
-          <w:rFonts w:ascii="Times New Roman" w:hAnsi="Times New Roman"/>
-          <w:i w:val="0"/>
-          <w:iCs/>
-          <w:sz w:val="24"/>
-          <w:szCs w:val="24"/>
-        </w:rPr>
-        <w:t xml:space="preserve">The application operates as </w:t>
-      </w:r>
-      <w:proofErr w:type="gramStart"/>
-      <w:r>
-        <w:rPr>
-          <w:rFonts w:ascii="Times New Roman" w:hAnsi="Times New Roman"/>
-          <w:i w:val="0"/>
-          <w:iCs/>
-          <w:sz w:val="24"/>
-          <w:szCs w:val="24"/>
-        </w:rPr>
-        <w:t>a</w:t>
-      </w:r>
-      <w:proofErr w:type="gramEnd"/>
-      <w:r>
-        <w:rPr>
-          <w:rFonts w:ascii="Times New Roman" w:hAnsi="Times New Roman"/>
-          <w:i w:val="0"/>
-          <w:iCs/>
-          <w:sz w:val="24"/>
-          <w:szCs w:val="24"/>
-        </w:rPr>
-        <w:t xml:space="preserve"> educational tool, using cloud APIs for sync and notifications, with a focus on privacy, engagement, and actionable fami</w:t>
-      </w:r>
-      <w:r>
-        <w:rPr>
-          <w:rFonts w:ascii="Times New Roman" w:hAnsi="Times New Roman"/>
-          <w:i w:val="0"/>
-          <w:iCs/>
-          <w:sz w:val="24"/>
-          <w:szCs w:val="24"/>
-        </w:rPr>
-        <w:t>ly insights</w:t>
-      </w:r>
-      <w:r>
-        <w:rPr>
-          <w:rFonts w:ascii="Times New Roman" w:hAnsi="Times New Roman"/>
-          <w:i w:val="0"/>
-          <w:iCs/>
-          <w:sz w:val="24"/>
-          <w:szCs w:val="24"/>
-        </w:rPr>
-        <w:t>.</w:t>
-      </w:r>
-      <w:r>
-        <w:rPr>
-          <w:rFonts w:ascii="Times New Roman" w:hAnsi="Times New Roman"/>
-          <w:i w:val="0"/>
-          <w:iCs/>
-          <w:sz w:val="24"/>
-          <w:szCs w:val="24"/>
-        </w:rPr>
-        <w:t xml:space="preserve">   </w:t>
-      </w:r>
-    </w:p>
-    <w:p>
-      <w:pPr>
-        <w:pStyle w:val="template"/>
-        <w:spacing w:line="276" w:lineRule="auto"/>
-        <w:rPr>
-          <w:rFonts w:ascii="Times New Roman" w:hAnsi="Times New Roman"/>
-          <w:i w:val="0"/>
-          <w:iCs/>
-          <w:sz w:val="24"/>
-          <w:szCs w:val="24"/>
-        </w:rPr>
-      </w:pPr>
-    </w:p>
-    <w:p>
-      <w:pPr>
-        <w:pStyle w:val="template"/>
-        <w:spacing w:line="276" w:lineRule="auto"/>
-        <w:rPr>
-          <w:rFonts w:ascii="Times New Roman" w:hAnsi="Times New Roman"/>
-          <w:i w:val="0"/>
-          <w:iCs/>
-          <w:sz w:val="24"/>
-          <w:szCs w:val="24"/>
-        </w:rPr>
-      </w:pPr>
-    </w:p>
-    <w:p>
-      <w:pPr>
-        <w:pStyle w:val="Heading1"/>
-        <w:spacing w:line="276" w:lineRule="auto"/>
-      </w:pPr>
-      <w:bookmarkStart w:id="15" w:name="_Toc439994673"/>
-      <w:bookmarkStart w:id="16" w:name="_Toc441230978"/>
-      <w:r>
-        <w:lastRenderedPageBreak/>
-        <w:t>Overall Description</w:t>
-      </w:r>
-      <w:bookmarkEnd w:id="15"/>
-      <w:bookmarkEnd w:id="16"/>
+      </w:pPr>
     </w:p>
     <w:p>
       <w:pPr>
         <w:pStyle w:val="Heading2"/>
         <w:spacing w:line="276" w:lineRule="auto"/>
       </w:pPr>
-      <w:bookmarkStart w:id="17" w:name="_Toc439994674"/>
-      <w:bookmarkStart w:id="18" w:name="_Toc441230979"/>
-      <w:r>
-        <w:t>Product Perspective</w:t>
-      </w:r>
-      <w:bookmarkEnd w:id="17"/>
+      <w:bookmarkStart w:id="18" w:name="_Toc439994675"/>
+      <w:bookmarkStart w:id="19" w:name="_Toc441230980"/>
+      <w:r>
+        <w:t>Product Functions</w:t>
+      </w:r>
       <w:bookmarkEnd w:id="18"/>
-    </w:p>
-    <w:p>
-      <w:pPr>
-        <w:pStyle w:val="template"/>
-        <w:spacing w:line="276" w:lineRule="auto"/>
-        <w:rPr>
-          <w:rFonts w:ascii="Times New Roman" w:hAnsi="Times New Roman"/>
-          <w:i w:val="0"/>
-          <w:iCs/>
-          <w:sz w:val="24"/>
-          <w:szCs w:val="24"/>
-        </w:rPr>
-      </w:pPr>
-      <w:r>
-        <w:rPr>
-          <w:rFonts w:ascii="Times New Roman" w:hAnsi="Times New Roman"/>
-          <w:i w:val="0"/>
-          <w:iCs/>
-          <w:sz w:val="24"/>
-          <w:szCs w:val="24"/>
-        </w:rPr>
-        <w:t>Money Mirror is a new, mobile application addressing a gap in existing financial literacy tools. Unlike transaction-focused apps (e.g., Greenl</w:t>
-      </w:r>
-      <w:r>
-        <w:rPr>
-          <w:rFonts w:ascii="Times New Roman" w:hAnsi="Times New Roman"/>
-          <w:i w:val="0"/>
-          <w:iCs/>
-          <w:sz w:val="24"/>
-          <w:szCs w:val="24"/>
-        </w:rPr>
-        <w:t xml:space="preserve">ight, </w:t>
-      </w:r>
-      <w:proofErr w:type="spellStart"/>
-      <w:r>
-        <w:rPr>
-          <w:rFonts w:ascii="Times New Roman" w:hAnsi="Times New Roman"/>
-          <w:i w:val="0"/>
-          <w:iCs/>
-          <w:sz w:val="24"/>
-          <w:szCs w:val="24"/>
-        </w:rPr>
-        <w:t>GoHenry</w:t>
-      </w:r>
-      <w:proofErr w:type="spellEnd"/>
-      <w:r>
-        <w:rPr>
-          <w:rFonts w:ascii="Times New Roman" w:hAnsi="Times New Roman"/>
-          <w:i w:val="0"/>
-          <w:iCs/>
-          <w:sz w:val="24"/>
-          <w:szCs w:val="24"/>
-        </w:rPr>
-        <w:t>), it emphasizes behavioral analysis and gamified education</w:t>
-      </w:r>
-      <w:r>
-        <w:rPr>
-          <w:rFonts w:ascii="Times New Roman" w:hAnsi="Times New Roman"/>
-          <w:i w:val="0"/>
-          <w:iCs/>
-          <w:sz w:val="24"/>
-          <w:szCs w:val="24"/>
-        </w:rPr>
-        <w:t xml:space="preserve"> without requiring real banking integration. It operates independently but uses cloud APIs for notifications and asset storage.</w:t>
-      </w:r>
-    </w:p>
-    <w:p>
-      <w:pPr>
-        <w:pStyle w:val="template"/>
-        <w:spacing w:line="276" w:lineRule="auto"/>
-        <w:rPr>
-          <w:rFonts w:ascii="Times New Roman" w:hAnsi="Times New Roman"/>
-          <w:i w:val="0"/>
-          <w:iCs/>
-          <w:sz w:val="24"/>
-          <w:szCs w:val="24"/>
-        </w:rPr>
-      </w:pPr>
-    </w:p>
-    <w:p>
-      <w:pPr>
-        <w:pStyle w:val="Heading2"/>
-        <w:spacing w:line="276" w:lineRule="auto"/>
-      </w:pPr>
-      <w:bookmarkStart w:id="19" w:name="_Toc439994675"/>
-      <w:bookmarkStart w:id="20" w:name="_Toc441230980"/>
-      <w:r>
-        <w:t>Product Functions</w:t>
-      </w:r>
       <w:bookmarkEnd w:id="19"/>
-      <w:bookmarkEnd w:id="20"/>
       <w:r>
         <w:br/>
       </w:r>
@@ -3200,19 +2951,6 @@
         </w:rPr>
       </w:pPr>
     </w:p>
-    <w:p>
-      <w:pPr>
-        <w:pStyle w:val="template"/>
-        <w:spacing w:line="276" w:lineRule="auto"/>
-        <w:rPr>
-          <w:rFonts w:ascii="Times New Roman" w:hAnsi="Times New Roman"/>
-          <w:i w:val="0"/>
-          <w:iCs/>
-          <w:sz w:val="24"/>
-          <w:szCs w:val="24"/>
-        </w:rPr>
-      </w:pPr>
-    </w:p>
     <w:tbl>
       <w:tblPr>
         <w:tblW w:w="0" w:type="auto"/>
@@ -3259,6 +2997,7 @@
                 <w:sz w:val="24"/>
                 <w:szCs w:val="24"/>
               </w:rPr>
+              <w:lastRenderedPageBreak/>
               <w:t>Function 3</w:t>
             </w:r>
           </w:p>
@@ -4277,6 +4016,7 @@
                 <w:sz w:val="24"/>
                 <w:szCs w:val="24"/>
               </w:rPr>
+              <w:lastRenderedPageBreak/>
               <w:t>Function 6</w:t>
             </w:r>
           </w:p>
@@ -5471,7 +5211,59 @@
                 <w:sz w:val="24"/>
                 <w:szCs w:val="24"/>
               </w:rPr>
-              <w:t xml:space="preserve"> pre-defined or AI-generated story templates from database, evaluate responses against financial rules, trigger animations/character reactions</w:t>
+              <w:t xml:space="preserve"> pre-defined or AI-generated story templates from database</w:t>
+            </w:r>
+            <w:proofErr w:type="gramStart"/>
+            <w:r>
+              <w:rPr>
+                <w:rFonts w:ascii="Times New Roman" w:hAnsi="Times New Roman"/>
+                <w:i w:val="0"/>
+                <w:iCs/>
+                <w:sz w:val="24"/>
+                <w:szCs w:val="24"/>
+              </w:rPr>
+              <w:t xml:space="preserve">, </w:t>
+            </w:r>
+            <w:r>
+              <w:rPr>
+                <w:rFonts w:ascii="Times New Roman" w:hAnsi="Times New Roman"/>
+                <w:i w:val="0"/>
+                <w:iCs/>
+                <w:sz w:val="24"/>
+                <w:szCs w:val="24"/>
+              </w:rPr>
+              <w:t xml:space="preserve"> and</w:t>
+            </w:r>
+            <w:proofErr w:type="gramEnd"/>
+            <w:r>
+              <w:rPr>
+                <w:rFonts w:ascii="Times New Roman" w:hAnsi="Times New Roman"/>
+                <w:i w:val="0"/>
+                <w:iCs/>
+                <w:sz w:val="24"/>
+                <w:szCs w:val="24"/>
+              </w:rPr>
+              <w:t xml:space="preserve"> </w:t>
+            </w:r>
+            <w:r>
+              <w:rPr>
+                <w:rFonts w:ascii="Times New Roman" w:hAnsi="Times New Roman"/>
+                <w:i w:val="0"/>
+                <w:iCs/>
+                <w:sz w:val="24"/>
+                <w:szCs w:val="24"/>
+              </w:rPr>
+              <w:t>evaluate responses against financial rul</w:t>
+            </w:r>
+            <w:r>
+              <w:rPr>
+                <w:rFonts w:ascii="Times New Roman" w:hAnsi="Times New Roman"/>
+                <w:i w:val="0"/>
+                <w:iCs/>
+                <w:sz w:val="24"/>
+                <w:szCs w:val="24"/>
+              </w:rPr>
+              <w:t>es</w:t>
             </w:r>
             <w:r>
               <w:rPr>
@@ -5582,6 +5374,7 @@
                 <w:sz w:val="24"/>
                 <w:szCs w:val="24"/>
               </w:rPr>
+              <w:lastRenderedPageBreak/>
               <w:t xml:space="preserve">Function </w:t>
             </w:r>
             <w:r>
@@ -6108,7 +5901,27 @@
                 <w:sz w:val="24"/>
                 <w:szCs w:val="24"/>
               </w:rPr>
-              <w:t>Unlocked badge/trophy icons, celebration animation/message from character guide, updated trophy case display</w:t>
+              <w:t>Unlocked badge/trophy icons,</w:t>
+            </w:r>
+            <w:r>
+              <w:rPr>
+                <w:rFonts w:ascii="Times New Roman" w:hAnsi="Times New Roman"/>
+                <w:i w:val="0"/>
+                <w:iCs/>
+                <w:sz w:val="24"/>
+                <w:szCs w:val="24"/>
+              </w:rPr>
+              <w:t xml:space="preserve"> and</w:t>
+            </w:r>
+            <w:r>
+              <w:rPr>
+                <w:rFonts w:ascii="Times New Roman" w:hAnsi="Times New Roman"/>
+                <w:i w:val="0"/>
+                <w:iCs/>
+                <w:sz w:val="24"/>
+                <w:szCs w:val="24"/>
+              </w:rPr>
+              <w:t xml:space="preserve"> updated trophy case display</w:t>
             </w:r>
           </w:p>
         </w:tc>
@@ -6193,8 +6006,8 @@
           <w:lang w:bidi="ar-EG"/>
         </w:rPr>
       </w:pPr>
-      <w:bookmarkStart w:id="21" w:name="_Toc439994676"/>
-      <w:bookmarkStart w:id="22" w:name="_Toc441230981"/>
+      <w:bookmarkStart w:id="20" w:name="_Toc439994676"/>
+      <w:bookmarkStart w:id="21" w:name="_Toc441230981"/>
     </w:p>
     <w:p>
       <w:pPr>
@@ -6211,8 +6024,8 @@
       <w:r>
         <w:t>User Classes and Characteristics</w:t>
       </w:r>
+      <w:bookmarkEnd w:id="20"/>
       <w:bookmarkEnd w:id="21"/>
-      <w:bookmarkEnd w:id="22"/>
     </w:p>
     <w:p>
       <w:pPr>
@@ -6368,13 +6181,13 @@
         <w:pStyle w:val="Heading2"/>
         <w:spacing w:line="276" w:lineRule="auto"/>
       </w:pPr>
-      <w:bookmarkStart w:id="23" w:name="_Toc439994680"/>
-      <w:bookmarkStart w:id="24" w:name="_Toc441230985"/>
+      <w:bookmarkStart w:id="22" w:name="_Toc439994680"/>
+      <w:bookmarkStart w:id="23" w:name="_Toc441230985"/>
       <w:r>
         <w:t>Assumptions and Dependencies</w:t>
       </w:r>
+      <w:bookmarkEnd w:id="22"/>
       <w:bookmarkEnd w:id="23"/>
-      <w:bookmarkEnd w:id="24"/>
     </w:p>
     <w:p>
       <w:pPr>
@@ -6461,14 +6274,14 @@
         <w:pStyle w:val="Heading2"/>
         <w:spacing w:line="276" w:lineRule="auto"/>
       </w:pPr>
-      <w:bookmarkStart w:id="25" w:name="_Toc439994678"/>
-      <w:bookmarkStart w:id="26" w:name="_Toc441230983"/>
+      <w:bookmarkStart w:id="24" w:name="_Toc439994678"/>
+      <w:bookmarkStart w:id="25" w:name="_Toc441230983"/>
       <w:r>
         <w:lastRenderedPageBreak/>
         <w:t>Design and Implementation Constraints</w:t>
       </w:r>
+      <w:bookmarkEnd w:id="24"/>
       <w:bookmarkEnd w:id="25"/>
-      <w:bookmarkEnd w:id="26"/>
     </w:p>
     <w:p>
       <w:pPr>
@@ -6676,13 +6489,13 @@
         <w:pStyle w:val="Heading2"/>
         <w:spacing w:line="276" w:lineRule="auto"/>
       </w:pPr>
-      <w:bookmarkStart w:id="27" w:name="_Toc439994679"/>
-      <w:bookmarkStart w:id="28" w:name="_Toc441230984"/>
+      <w:bookmarkStart w:id="26" w:name="_Toc439994679"/>
+      <w:bookmarkStart w:id="27" w:name="_Toc441230984"/>
       <w:r>
         <w:t>User Documentation</w:t>
       </w:r>
+      <w:bookmarkEnd w:id="26"/>
       <w:bookmarkEnd w:id="27"/>
-      <w:bookmarkEnd w:id="28"/>
     </w:p>
     <w:p>
       <w:pPr>
@@ -6797,25 +6610,23 @@
         <w:pStyle w:val="Heading1"/>
         <w:spacing w:line="276" w:lineRule="auto"/>
       </w:pPr>
-      <w:bookmarkStart w:id="29" w:name="_Toc439994682"/>
-      <w:bookmarkStart w:id="30" w:name="_Toc441230986"/>
+      <w:bookmarkStart w:id="28" w:name="_Toc439994682"/>
+      <w:bookmarkStart w:id="29" w:name="_Toc441230986"/>
       <w:r>
         <w:lastRenderedPageBreak/>
         <w:t>External Interface Requirements</w:t>
       </w:r>
+      <w:bookmarkEnd w:id="28"/>
       <w:bookmarkEnd w:id="29"/>
-      <w:bookmarkEnd w:id="30"/>
     </w:p>
     <w:p>
       <w:pPr>
         <w:pStyle w:val="Heading2"/>
         <w:spacing w:line="276" w:lineRule="auto"/>
       </w:pPr>
-      <w:bookmarkStart w:id="31" w:name="_Toc441230987"/>
-      <w:r>
-        <w:t>User Interfaces</w:t>
-      </w:r>
-      <w:bookmarkEnd w:id="31"/>
+      <w:r>
+        <w:t>Initial Prototype</w:t>
+      </w:r>
     </w:p>
     <w:p>
       <w:pPr>
@@ -7945,13 +7756,13 @@
         <w:pStyle w:val="Heading2"/>
         <w:spacing w:line="276" w:lineRule="auto"/>
       </w:pPr>
-      <w:bookmarkStart w:id="32" w:name="_Toc439994684"/>
-      <w:bookmarkStart w:id="33" w:name="_Toc441230988"/>
+      <w:bookmarkStart w:id="30" w:name="_Toc439994684"/>
+      <w:bookmarkStart w:id="31" w:name="_Toc441230988"/>
       <w:r>
         <w:t>Hardware Interfaces</w:t>
       </w:r>
-      <w:bookmarkEnd w:id="32"/>
-      <w:bookmarkEnd w:id="33"/>
+      <w:bookmarkEnd w:id="30"/>
+      <w:bookmarkEnd w:id="31"/>
     </w:p>
     <w:p>
       <w:pPr>
@@ -8119,13 +7930,13 @@
         <w:pStyle w:val="Heading2"/>
         <w:spacing w:line="276" w:lineRule="auto"/>
       </w:pPr>
-      <w:bookmarkStart w:id="34" w:name="_Toc439994685"/>
-      <w:bookmarkStart w:id="35" w:name="_Toc441230989"/>
+      <w:bookmarkStart w:id="32" w:name="_Toc439994685"/>
+      <w:bookmarkStart w:id="33" w:name="_Toc441230989"/>
       <w:r>
         <w:t>Software Interfaces</w:t>
       </w:r>
-      <w:bookmarkEnd w:id="34"/>
-      <w:bookmarkEnd w:id="35"/>
+      <w:bookmarkEnd w:id="32"/>
+      <w:bookmarkEnd w:id="33"/>
     </w:p>
     <w:p>
       <w:pPr>
@@ -8362,11 +8173,8 @@
     <w:p>
       <w:pPr>
         <w:pStyle w:val="template"/>
-        <w:numPr>
-          <w:ilvl w:val="0"/>
-          <w:numId w:val="33"/>
-        </w:numPr>
         <w:spacing w:line="276" w:lineRule="auto"/>
+        <w:ind w:left="720"/>
         <w:rPr>
           <w:rFonts w:ascii="Times New Roman" w:hAnsi="Times New Roman"/>
           <w:i w:val="0"/>
@@ -8383,48 +8191,6 @@
           <w:sz w:val="24"/>
           <w:szCs w:val="24"/>
         </w:rPr>
-        <w:t xml:space="preserve">Asset Hosting: </w:t>
-      </w:r>
-      <w:proofErr w:type="spellStart"/>
-      <w:r>
-        <w:rPr>
-          <w:rFonts w:ascii="Times New Roman" w:hAnsi="Times New Roman"/>
-          <w:i w:val="0"/>
-          <w:iCs/>
-          <w:sz w:val="24"/>
-          <w:szCs w:val="24"/>
-        </w:rPr>
-        <w:t>Cloudinary</w:t>
-      </w:r>
-      <w:proofErr w:type="spellEnd"/>
-      <w:r>
-        <w:rPr>
-          <w:rFonts w:ascii="Times New Roman" w:hAnsi="Times New Roman"/>
-          <w:i w:val="0"/>
-          <w:iCs/>
-          <w:sz w:val="24"/>
-          <w:szCs w:val="24"/>
-        </w:rPr>
-        <w:t>.</w:t>
-      </w:r>
-      <w:r>
-        <w:rPr>
-          <w:rFonts w:ascii="Times New Roman" w:hAnsi="Times New Roman"/>
-          <w:i w:val="0"/>
-          <w:iCs/>
-          <w:sz w:val="24"/>
-          <w:szCs w:val="24"/>
-        </w:rPr>
-        <w:t xml:space="preserve"> </w:t>
-      </w:r>
-      <w:r>
-        <w:rPr>
-          <w:rFonts w:ascii="Times New Roman" w:hAnsi="Times New Roman"/>
-          <w:i w:val="0"/>
-          <w:iCs/>
-          <w:sz w:val="24"/>
-          <w:szCs w:val="24"/>
-        </w:rPr>
         <w:br/>
       </w:r>
     </w:p>
@@ -8433,14 +8199,14 @@
         <w:pStyle w:val="Heading2"/>
         <w:spacing w:line="276" w:lineRule="auto"/>
       </w:pPr>
-      <w:bookmarkStart w:id="36" w:name="_Toc439994686"/>
-      <w:bookmarkStart w:id="37" w:name="_Toc441230990"/>
+      <w:bookmarkStart w:id="34" w:name="_Toc439994686"/>
+      <w:bookmarkStart w:id="35" w:name="_Toc441230990"/>
       <w:r>
         <w:lastRenderedPageBreak/>
         <w:t>Communications Interfaces</w:t>
       </w:r>
-      <w:bookmarkEnd w:id="36"/>
-      <w:bookmarkEnd w:id="37"/>
+      <w:bookmarkEnd w:id="34"/>
+      <w:bookmarkEnd w:id="35"/>
     </w:p>
     <w:p>
       <w:pPr>
@@ -8942,17 +8708,43 @@
     </w:p>
     <w:p>
       <w:pPr>
+        <w:pStyle w:val="template"/>
+        <w:spacing w:line="276" w:lineRule="auto"/>
+        <w:rPr>
+          <w:rFonts w:ascii="Times New Roman" w:hAnsi="Times New Roman"/>
+          <w:i w:val="0"/>
+          <w:iCs/>
+          <w:sz w:val="24"/>
+          <w:szCs w:val="24"/>
+        </w:rPr>
+      </w:pPr>
+    </w:p>
+    <w:p>
+      <w:pPr>
+        <w:pStyle w:val="template"/>
+        <w:spacing w:line="276" w:lineRule="auto"/>
+        <w:rPr>
+          <w:rFonts w:ascii="Times New Roman" w:hAnsi="Times New Roman"/>
+          <w:i w:val="0"/>
+          <w:iCs/>
+          <w:sz w:val="24"/>
+          <w:szCs w:val="24"/>
+        </w:rPr>
+      </w:pPr>
+    </w:p>
+    <w:p>
+      <w:pPr>
         <w:pStyle w:val="Heading1"/>
         <w:spacing w:line="276" w:lineRule="auto"/>
       </w:pPr>
-      <w:bookmarkStart w:id="38" w:name="_Toc439994687"/>
-      <w:bookmarkStart w:id="39" w:name="_Toc441230991"/>
+      <w:bookmarkStart w:id="36" w:name="_Toc439994687"/>
+      <w:bookmarkStart w:id="37" w:name="_Toc441230991"/>
       <w:r>
         <w:lastRenderedPageBreak/>
         <w:t>S</w:t>
       </w:r>
-      <w:bookmarkEnd w:id="38"/>
-      <w:bookmarkEnd w:id="39"/>
+      <w:bookmarkEnd w:id="36"/>
+      <w:bookmarkEnd w:id="37"/>
       <w:r>
         <w:t>pecific Requirements</w:t>
       </w:r>
@@ -8979,27 +8771,17 @@
           <w:iCs/>
         </w:rPr>
       </w:pPr>
-      <w:r>
+    </w:p>
+    <w:p>
+      <w:pPr>
+        <w:pStyle w:val="template"/>
+        <w:spacing w:line="276" w:lineRule="auto"/>
+        <w:ind w:left="-630"/>
         <w:rPr>
           <w:i w:val="0"/>
           <w:iCs/>
         </w:rPr>
-        <w:br/>
-      </w:r>
-      <w:r>
-        <w:rPr>
-          <w:i w:val="0"/>
-          <w:iCs/>
-        </w:rPr>
-        <w:br/>
-      </w:r>
-      <w:r>
-        <w:rPr>
-          <w:i w:val="0"/>
-          <w:iCs/>
-        </w:rPr>
-        <w:br/>
-      </w:r>
+      </w:pPr>
       <w:r>
         <w:rPr>
           <w:i w:val="0"/>
@@ -9007,10 +8789,10 @@
           <w:noProof/>
         </w:rPr>
         <w:drawing>
-          <wp:inline distT="0" distB="0" distL="0" distR="0" wp14:anchorId="69A12257" wp14:editId="25CA789B">
-            <wp:extent cx="6896100" cy="3970100"/>
-            <wp:effectExtent l="0" t="0" r="0" b="0"/>
-            <wp:docPr id="30" name="Picture 30" descr="F:\Downloads\erdplus (2).png"/>
+          <wp:inline distT="0" distB="0" distL="0" distR="0" wp14:anchorId="3CB7B97C" wp14:editId="53CBB827">
+            <wp:extent cx="7010400" cy="4432605"/>
+            <wp:effectExtent l="0" t="0" r="0" b="6350"/>
+            <wp:docPr id="32" name="Picture 32"/>
             <wp:cNvGraphicFramePr>
               <a:graphicFrameLocks xmlns:a="http://schemas.openxmlformats.org/drawingml/2006/main" noChangeAspect="1"/>
             </wp:cNvGraphicFramePr>
@@ -9018,10 +8800,8 @@
               <a:graphicData uri="http://schemas.openxmlformats.org/drawingml/2006/picture">
                 <pic:pic xmlns:pic="http://schemas.openxmlformats.org/drawingml/2006/picture">
                   <pic:nvPicPr>
-                    <pic:cNvPr id="0" name="Picture 1" descr="F:\Downloads\erdplus (2).png"/>
-                    <pic:cNvPicPr>
-                      <a:picLocks noChangeAspect="1" noChangeArrowheads="1"/>
-                    </pic:cNvPicPr>
+                    <pic:cNvPr id="32" name="erdplus.png"/>
+                    <pic:cNvPicPr/>
                   </pic:nvPicPr>
                   <pic:blipFill rotWithShape="1">
                     <a:blip r:embed="rId24" cstate="print">
@@ -9031,18 +8811,17 @@
                         </a:ext>
                       </a:extLst>
                     </a:blip>
-                    <a:srcRect l="15282" t="2741" r="15419" b="2597"/>
+                    <a:srcRect l="18553" r="18532"/>
                     <a:stretch/>
                   </pic:blipFill>
                   <pic:spPr bwMode="auto">
                     <a:xfrm>
                       <a:off x="0" y="0"/>
-                      <a:ext cx="6907690" cy="3976772"/>
+                      <a:ext cx="7021872" cy="4439858"/>
                     </a:xfrm>
                     <a:prstGeom prst="rect">
                       <a:avLst/>
                     </a:prstGeom>
-                    <a:noFill/>
                     <a:ln>
                       <a:noFill/>
                     </a:ln>
@@ -9058,6 +8837,29 @@
           </wp:inline>
         </w:drawing>
       </w:r>
+      <w:bookmarkStart w:id="38" w:name="_GoBack"/>
+      <w:bookmarkEnd w:id="38"/>
+      <w:r>
+        <w:rPr>
+          <w:i w:val="0"/>
+          <w:iCs/>
+        </w:rPr>
+        <w:br/>
+      </w:r>
+      <w:r>
+        <w:rPr>
+          <w:i w:val="0"/>
+          <w:iCs/>
+        </w:rPr>
+        <w:br/>
+      </w:r>
+      <w:r>
+        <w:rPr>
+          <w:i w:val="0"/>
+          <w:iCs/>
+        </w:rPr>
+        <w:br/>
+      </w:r>
       <w:r>
         <w:rPr>
           <w:i w:val="0"/>
@@ -9095,10 +8897,10 @@
           <w:noProof/>
         </w:rPr>
         <w:drawing>
-          <wp:inline distT="0" distB="0" distL="0" distR="0" wp14:anchorId="018472A4" wp14:editId="18E25C2E">
+          <wp:inline distT="0" distB="0" distL="0" distR="0" wp14:anchorId="7EE0D08D" wp14:editId="6EDDA949">
             <wp:extent cx="5806440" cy="6347460"/>
-            <wp:effectExtent l="0" t="0" r="0" b="0"/>
-            <wp:docPr id="12" name="Picture 17"/>
+            <wp:effectExtent l="0" t="0" r="3810" b="0"/>
+            <wp:docPr id="30" name="Picture 30" descr="F:\Downloads\ss.png"/>
             <wp:cNvGraphicFramePr>
               <a:graphicFrameLocks xmlns:a="http://schemas.openxmlformats.org/drawingml/2006/main" noChangeAspect="1"/>
             </wp:cNvGraphicFramePr>
@@ -9106,7 +8908,7 @@
               <a:graphicData uri="http://schemas.openxmlformats.org/drawingml/2006/picture">
                 <pic:pic xmlns:pic="http://schemas.openxmlformats.org/drawingml/2006/picture">
                   <pic:nvPicPr>
-                    <pic:cNvPr id="0" name="Picture 12"/>
+                    <pic:cNvPr id="0" name="Picture 1" descr="F:\Downloads\ss.png"/>
                     <pic:cNvPicPr>
                       <a:picLocks noChangeAspect="1" noChangeArrowheads="1"/>
                     </pic:cNvPicPr>
@@ -9229,7 +9031,7 @@
                 <w:szCs w:val="24"/>
               </w:rPr>
             </w:pPr>
-            <w:bookmarkStart w:id="40" w:name="_Hlk164783543"/>
+            <w:bookmarkStart w:id="39" w:name="_Hlk164783543"/>
             <w:r>
               <w:rPr>
                 <w:rFonts w:ascii="Times New Roman" w:eastAsia="DengXian" w:hAnsi="Times New Roman" w:cs="Arial"/>
@@ -9240,7 +9042,7 @@
               </w:rPr>
               <w:t>Use Case Name: Parent Signup and Child Code Generation</w:t>
             </w:r>
-            <w:bookmarkEnd w:id="40"/>
+            <w:bookmarkEnd w:id="39"/>
           </w:p>
         </w:tc>
         <w:tc>
@@ -12982,7 +12784,27 @@
                 <w:sz w:val="22"/>
                 <w:szCs w:val="24"/>
               </w:rPr>
-              <w:t>Description: Allows a child to create their own savings goals for specific categories, track progress with colorful progress bars, and receive encouraging messages from the character guide.</w:t>
+              <w:t xml:space="preserve">Description: Allows a child to create their own savings goals for specific categories, </w:t>
+            </w:r>
+            <w:r>
+              <w:rPr>
+                <w:rFonts w:ascii="Times New Roman" w:eastAsia="DengXian" w:hAnsi="Times New Roman" w:cs="Arial"/>
+                <w:b/>
+                <w:bCs/>
+                <w:sz w:val="22"/>
+                <w:szCs w:val="24"/>
+              </w:rPr>
+              <w:t xml:space="preserve">and </w:t>
+            </w:r>
+            <w:r>
+              <w:rPr>
+                <w:rFonts w:ascii="Times New Roman" w:eastAsia="DengXian" w:hAnsi="Times New Roman" w:cs="Arial"/>
+                <w:b/>
+                <w:bCs/>
+                <w:sz w:val="22"/>
+                <w:szCs w:val="24"/>
+              </w:rPr>
+              <w:t>track progress with colorful progress bars.</w:t>
             </w:r>
             <w:r>
               <w:rPr>
@@ -13392,7 +13214,27 @@
                 <w:sz w:val="22"/>
                 <w:szCs w:val="24"/>
               </w:rPr>
-              <w:t>- Visual feedback and character guide messages are updated in real time.</w:t>
+              <w:t>- Visual feedbac</w:t>
+            </w:r>
+            <w:r>
+              <w:rPr>
+                <w:rFonts w:ascii="Times New Roman" w:eastAsia="DengXian" w:hAnsi="Times New Roman" w:cs="Arial"/>
+                <w:b/>
+                <w:bCs/>
+                <w:sz w:val="22"/>
+                <w:szCs w:val="24"/>
+              </w:rPr>
+              <w:t xml:space="preserve">k is </w:t>
+            </w:r>
+            <w:r>
+              <w:rPr>
+                <w:rFonts w:ascii="Times New Roman" w:eastAsia="DengXian" w:hAnsi="Times New Roman" w:cs="Arial"/>
+                <w:b/>
+                <w:bCs/>
+                <w:sz w:val="22"/>
+                <w:szCs w:val="24"/>
+              </w:rPr>
+              <w:t>updated in real time.</w:t>
             </w:r>
           </w:p>
           <w:p>
@@ -15377,7 +15219,17 @@
                 <w:sz w:val="22"/>
                 <w:szCs w:val="24"/>
               </w:rPr>
-              <w:t>2- The app displays a visual character to guide the child.</w:t>
+              <w:t>2</w:t>
+            </w:r>
+            <w:r>
+              <w:rPr>
+                <w:rFonts w:ascii="Times New Roman" w:eastAsia="DengXian" w:hAnsi="Times New Roman" w:cs="Arial"/>
+                <w:b/>
+                <w:bCs/>
+                <w:sz w:val="22"/>
+                <w:szCs w:val="24"/>
+              </w:rPr>
+              <w:t>- The child can filter purchases by category or time.</w:t>
             </w:r>
           </w:p>
           <w:p>
@@ -15399,7 +15251,17 @@
                 <w:sz w:val="22"/>
                 <w:szCs w:val="24"/>
               </w:rPr>
-              <w:t>3- The child can filter purchases by category or time.</w:t>
+              <w:t>3</w:t>
+            </w:r>
+            <w:r>
+              <w:rPr>
+                <w:rFonts w:ascii="Times New Roman" w:eastAsia="DengXian" w:hAnsi="Times New Roman" w:cs="Arial"/>
+                <w:b/>
+                <w:bCs/>
+                <w:sz w:val="22"/>
+                <w:szCs w:val="24"/>
+              </w:rPr>
+              <w:t>- The app generates a dashboard showing the total number of purchases, the cost and the child’s moods.</w:t>
             </w:r>
           </w:p>
           <w:p>
@@ -15421,29 +15283,17 @@
                 <w:sz w:val="22"/>
                 <w:szCs w:val="24"/>
               </w:rPr>
-              <w:t>4- The app generates a dashboard showing the total number of purchases, the cost and the child’s moods.</w:t>
-            </w:r>
-          </w:p>
-          <w:p>
-            <w:pPr>
-              <w:spacing w:line="273" w:lineRule="auto"/>
-              <w:rPr>
-                <w:rFonts w:ascii="Times New Roman" w:eastAsia="DengXian" w:hAnsi="Times New Roman" w:cs="Arial"/>
-                <w:b/>
-                <w:bCs/>
-                <w:sz w:val="22"/>
-                <w:szCs w:val="24"/>
-              </w:rPr>
-            </w:pPr>
-            <w:r>
-              <w:rPr>
-                <w:rFonts w:ascii="Times New Roman" w:eastAsia="DengXian" w:hAnsi="Times New Roman" w:cs="Arial"/>
-                <w:b/>
-                <w:bCs/>
-                <w:sz w:val="22"/>
-                <w:szCs w:val="24"/>
-              </w:rPr>
-              <w:t>5- The app displays a list of purchases with the item name, date, and mood for each entry.</w:t>
+              <w:t>4</w:t>
+            </w:r>
+            <w:r>
+              <w:rPr>
+                <w:rFonts w:ascii="Times New Roman" w:eastAsia="DengXian" w:hAnsi="Times New Roman" w:cs="Arial"/>
+                <w:b/>
+                <w:bCs/>
+                <w:sz w:val="22"/>
+                <w:szCs w:val="24"/>
+              </w:rPr>
+              <w:t>- The app displays a list of purchases with the item name, date, and mood for each entry.</w:t>
             </w:r>
           </w:p>
           <w:p>
@@ -17843,8 +17693,40 @@
                 <w:sz w:val="22"/>
                 <w:szCs w:val="24"/>
               </w:rPr>
-              <w:t>6- The child views simple, encouraging tips with visuals like animated characters.</w:t>
-            </w:r>
+              <w:t>6- The child views simple,</w:t>
+            </w:r>
+            <w:r>
+              <w:rPr>
+                <w:rFonts w:ascii="Times New Roman" w:eastAsia="DengXian" w:hAnsi="Times New Roman" w:cs="Arial"/>
+                <w:b/>
+                <w:bCs/>
+                <w:sz w:val="22"/>
+                <w:szCs w:val="24"/>
+              </w:rPr>
+              <w:t xml:space="preserve"> and</w:t>
+            </w:r>
+            <w:r>
+              <w:rPr>
+                <w:rFonts w:ascii="Times New Roman" w:eastAsia="DengXian" w:hAnsi="Times New Roman" w:cs="Arial"/>
+                <w:b/>
+                <w:bCs/>
+                <w:sz w:val="22"/>
+                <w:szCs w:val="24"/>
+              </w:rPr>
+              <w:t xml:space="preserve"> encouraging </w:t>
+            </w:r>
+            <w:proofErr w:type="gramStart"/>
+            <w:r>
+              <w:rPr>
+                <w:rFonts w:ascii="Times New Roman" w:eastAsia="DengXian" w:hAnsi="Times New Roman" w:cs="Arial"/>
+                <w:b/>
+                <w:bCs/>
+                <w:sz w:val="22"/>
+                <w:szCs w:val="24"/>
+              </w:rPr>
+              <w:t>tips .</w:t>
+            </w:r>
+            <w:proofErr w:type="gramEnd"/>
           </w:p>
         </w:tc>
       </w:tr>
@@ -19188,20 +19070,8 @@
                 <w:sz w:val="22"/>
                 <w:szCs w:val="24"/>
               </w:rPr>
-              <w:t>- The child is logged into the app</w:t>
-            </w:r>
-            <w:proofErr w:type="gramStart"/>
-            <w:r>
-              <w:rPr>
-                <w:rFonts w:ascii="Times New Roman" w:eastAsia="DengXian" w:hAnsi="Times New Roman" w:cs="Arial"/>
-                <w:b/>
-                <w:bCs/>
-                <w:sz w:val="22"/>
-                <w:szCs w:val="24"/>
-              </w:rPr>
-              <w:t>.</w:t>
-            </w:r>
-            <w:proofErr w:type="gramEnd"/>
+              <w:t>- The child is logged into the app.</w:t>
+            </w:r>
             <w:r>
               <w:rPr>
                 <w:rFonts w:ascii="Times New Roman" w:eastAsia="DengXian" w:hAnsi="Times New Roman" w:cs="Arial"/>
@@ -19310,7 +19180,27 @@
                 <w:szCs w:val="24"/>
               </w:rPr>
               <w:br/>
-              <w:t xml:space="preserve">   - If correct → A happy ending is shown with animated character celebration.</w:t>
+              <w:t xml:space="preserve">   - If correct → A happy ending is show</w:t>
+            </w:r>
+            <w:r>
+              <w:rPr>
+                <w:rFonts w:ascii="Times New Roman" w:eastAsia="DengXian" w:hAnsi="Times New Roman" w:cs="Arial"/>
+                <w:b/>
+                <w:bCs/>
+                <w:sz w:val="22"/>
+                <w:szCs w:val="24"/>
+              </w:rPr>
+              <w:t>n</w:t>
+            </w:r>
+            <w:r>
+              <w:rPr>
+                <w:rFonts w:ascii="Times New Roman" w:eastAsia="DengXian" w:hAnsi="Times New Roman" w:cs="Arial"/>
+                <w:b/>
+                <w:bCs/>
+                <w:sz w:val="22"/>
+                <w:szCs w:val="24"/>
+              </w:rPr>
+              <w:t>.</w:t>
             </w:r>
             <w:r>
               <w:rPr>
@@ -19321,7 +19211,7 @@
                 <w:szCs w:val="24"/>
               </w:rPr>
               <w:br/>
-              <w:t xml:space="preserve">   - If incorrect → The app explains why the choice was wrong with a sad reaction .</w:t>
+              <w:t xml:space="preserve">   - If incorrect → The app explains why the choice was wrong  .</w:t>
             </w:r>
             <w:r>
               <w:rPr>
@@ -21112,7 +21002,26 @@
                 <w:szCs w:val="24"/>
               </w:rPr>
               <w:br/>
-              <w:t>4- The animated character guide celebrates the achievement.</w:t>
+            </w:r>
+            <w:r>
+              <w:rPr>
+                <w:rFonts w:ascii="Times New Roman" w:eastAsia="DengXian" w:hAnsi="Times New Roman" w:cs="Arial"/>
+                <w:b/>
+                <w:bCs/>
+                <w:sz w:val="22"/>
+                <w:szCs w:val="24"/>
+              </w:rPr>
+              <w:t>4</w:t>
+            </w:r>
+            <w:r>
+              <w:rPr>
+                <w:rFonts w:ascii="Times New Roman" w:eastAsia="DengXian" w:hAnsi="Times New Roman" w:cs="Arial"/>
+                <w:b/>
+                <w:bCs/>
+                <w:sz w:val="22"/>
+                <w:szCs w:val="24"/>
+              </w:rPr>
+              <w:t>- The new badge appears in the child’s “Trophy Case.”</w:t>
             </w:r>
             <w:r>
               <w:rPr>
@@ -21123,18 +21032,26 @@
                 <w:szCs w:val="24"/>
               </w:rPr>
               <w:br/>
-              <w:t>5- The new badge appears in the child’s “Trophy Case.”</w:t>
-            </w:r>
-            <w:r>
-              <w:rPr>
-                <w:rFonts w:ascii="Times New Roman" w:eastAsia="DengXian" w:hAnsi="Times New Roman" w:cs="Arial"/>
-                <w:b/>
-                <w:bCs/>
-                <w:sz w:val="22"/>
-                <w:szCs w:val="24"/>
-              </w:rPr>
-              <w:br/>
-              <w:t>6- The app stores achievement details in the database.</w:t>
+            </w:r>
+            <w:r>
+              <w:rPr>
+                <w:rFonts w:ascii="Times New Roman" w:eastAsia="DengXian" w:hAnsi="Times New Roman" w:cs="Arial"/>
+                <w:b/>
+                <w:bCs/>
+                <w:sz w:val="22"/>
+                <w:szCs w:val="24"/>
+              </w:rPr>
+              <w:t>5</w:t>
+            </w:r>
+            <w:r>
+              <w:rPr>
+                <w:rFonts w:ascii="Times New Roman" w:eastAsia="DengXian" w:hAnsi="Times New Roman" w:cs="Arial"/>
+                <w:b/>
+                <w:bCs/>
+                <w:sz w:val="22"/>
+                <w:szCs w:val="24"/>
+              </w:rPr>
+              <w:t>- The app stores achievement details in the database.</w:t>
             </w:r>
           </w:p>
         </w:tc>
@@ -21429,600 +21346,6 @@
           <w:rFonts w:ascii="Times New Roman" w:eastAsia="DengXian" w:hAnsi="Times New Roman"/>
           <w:szCs w:val="24"/>
           <w:rtl/>
-          <w:lang w:bidi="ar-EG"/>
-        </w:rPr>
-      </w:pPr>
-    </w:p>
-    <w:tbl>
-      <w:tblPr>
-        <w:tblW w:w="9212" w:type="dxa"/>
-        <w:tblBorders>
-          <w:top w:val="single" w:sz="4" w:space="0" w:color="BDD6EE"/>
-          <w:left w:val="single" w:sz="4" w:space="0" w:color="BDD6EE"/>
-          <w:bottom w:val="single" w:sz="4" w:space="0" w:color="BDD6EE"/>
-          <w:right w:val="single" w:sz="4" w:space="0" w:color="BDD6EE"/>
-          <w:insideH w:val="single" w:sz="4" w:space="0" w:color="BDD6EE"/>
-          <w:insideV w:val="single" w:sz="4" w:space="0" w:color="BDD6EE"/>
-        </w:tblBorders>
-        <w:tblLook w:val="04A0" w:firstRow="1" w:lastRow="0" w:firstColumn="1" w:lastColumn="0" w:noHBand="0" w:noVBand="1"/>
-      </w:tblPr>
-      <w:tblGrid>
-        <w:gridCol w:w="5935"/>
-        <w:gridCol w:w="1530"/>
-        <w:gridCol w:w="1747"/>
-      </w:tblGrid>
-      <w:tr>
-        <w:trPr>
-          <w:trHeight w:val="349"/>
-        </w:trPr>
-        <w:tc>
-          <w:tcPr>
-            <w:tcW w:w="5935" w:type="dxa"/>
-            <w:tcBorders>
-              <w:bottom w:val="single" w:sz="12" w:space="0" w:color="9CC2E5"/>
-            </w:tcBorders>
-            <w:hideMark/>
-          </w:tcPr>
-          <w:p>
-            <w:pPr>
-              <w:spacing w:line="273" w:lineRule="auto"/>
-              <w:rPr>
-                <w:rFonts w:ascii="Times New Roman" w:eastAsia="DengXian" w:hAnsi="Times New Roman" w:cs="Arial"/>
-                <w:b/>
-                <w:bCs/>
-                <w:sz w:val="22"/>
-                <w:szCs w:val="24"/>
-              </w:rPr>
-            </w:pPr>
-            <w:r>
-              <w:rPr>
-                <w:rFonts w:ascii="Times New Roman" w:eastAsia="DengXian" w:hAnsi="Times New Roman" w:cs="Arial"/>
-                <w:b/>
-                <w:bCs/>
-                <w:sz w:val="22"/>
-                <w:szCs w:val="24"/>
-              </w:rPr>
-              <w:t>Use Case Name: Interactive Character Guide (Children)</w:t>
-            </w:r>
-          </w:p>
-        </w:tc>
-        <w:tc>
-          <w:tcPr>
-            <w:tcW w:w="1530" w:type="dxa"/>
-            <w:tcBorders>
-              <w:bottom w:val="single" w:sz="12" w:space="0" w:color="9CC2E5"/>
-            </w:tcBorders>
-            <w:hideMark/>
-          </w:tcPr>
-          <w:p>
-            <w:pPr>
-              <w:spacing w:line="273" w:lineRule="auto"/>
-              <w:rPr>
-                <w:rFonts w:ascii="Times New Roman" w:eastAsia="DengXian" w:hAnsi="Times New Roman" w:cs="Arial"/>
-                <w:b/>
-                <w:bCs/>
-                <w:sz w:val="22"/>
-                <w:szCs w:val="24"/>
-              </w:rPr>
-            </w:pPr>
-            <w:r>
-              <w:rPr>
-                <w:rFonts w:ascii="Times New Roman" w:eastAsia="DengXian" w:hAnsi="Times New Roman" w:cs="Arial"/>
-                <w:b/>
-                <w:bCs/>
-                <w:sz w:val="22"/>
-                <w:szCs w:val="24"/>
-              </w:rPr>
-              <w:t>ID: UC-1</w:t>
-            </w:r>
-            <w:r>
-              <w:rPr>
-                <w:rFonts w:ascii="Times New Roman" w:eastAsia="DengXian" w:hAnsi="Times New Roman" w:cs="Arial"/>
-                <w:b/>
-                <w:bCs/>
-                <w:sz w:val="22"/>
-                <w:szCs w:val="22"/>
-                <w:rtl/>
-              </w:rPr>
-              <w:t>4</w:t>
-            </w:r>
-          </w:p>
-        </w:tc>
-        <w:tc>
-          <w:tcPr>
-            <w:tcW w:w="1747" w:type="dxa"/>
-            <w:tcBorders>
-              <w:bottom w:val="single" w:sz="12" w:space="0" w:color="9CC2E5"/>
-            </w:tcBorders>
-            <w:hideMark/>
-          </w:tcPr>
-          <w:p>
-            <w:pPr>
-              <w:spacing w:line="273" w:lineRule="auto"/>
-              <w:rPr>
-                <w:rFonts w:ascii="Times New Roman" w:eastAsia="DengXian" w:hAnsi="Times New Roman" w:cs="Arial"/>
-                <w:b/>
-                <w:bCs/>
-                <w:sz w:val="22"/>
-                <w:szCs w:val="24"/>
-              </w:rPr>
-            </w:pPr>
-            <w:r>
-              <w:rPr>
-                <w:rFonts w:ascii="Times New Roman" w:eastAsia="DengXian" w:hAnsi="Times New Roman" w:cs="Arial"/>
-                <w:b/>
-                <w:bCs/>
-                <w:sz w:val="22"/>
-                <w:szCs w:val="24"/>
-              </w:rPr>
-              <w:t>Priority: High</w:t>
-            </w:r>
-          </w:p>
-        </w:tc>
-      </w:tr>
-      <w:tr>
-        <w:trPr>
-          <w:trHeight w:val="353"/>
-        </w:trPr>
-        <w:tc>
-          <w:tcPr>
-            <w:tcW w:w="9212" w:type="dxa"/>
-            <w:gridSpan w:val="3"/>
-            <w:hideMark/>
-          </w:tcPr>
-          <w:p>
-            <w:pPr>
-              <w:spacing w:before="100" w:beforeAutospacing="1" w:line="273" w:lineRule="auto"/>
-              <w:rPr>
-                <w:rFonts w:ascii="Times New Roman" w:eastAsia="DengXian" w:hAnsi="Times New Roman" w:cs="Arial"/>
-                <w:b/>
-                <w:bCs/>
-                <w:sz w:val="22"/>
-                <w:szCs w:val="24"/>
-              </w:rPr>
-            </w:pPr>
-            <w:r>
-              <w:rPr>
-                <w:rFonts w:ascii="Times New Roman" w:eastAsia="DengXian" w:hAnsi="Times New Roman" w:cs="Arial"/>
-                <w:b/>
-                <w:bCs/>
-                <w:sz w:val="22"/>
-                <w:szCs w:val="24"/>
-              </w:rPr>
-              <w:t>Actor: Children</w:t>
-            </w:r>
-          </w:p>
-        </w:tc>
-      </w:tr>
-      <w:tr>
-        <w:trPr>
-          <w:trHeight w:val="418"/>
-        </w:trPr>
-        <w:tc>
-          <w:tcPr>
-            <w:tcW w:w="9212" w:type="dxa"/>
-            <w:gridSpan w:val="3"/>
-            <w:hideMark/>
-          </w:tcPr>
-          <w:p>
-            <w:pPr>
-              <w:spacing w:before="100" w:beforeAutospacing="1" w:line="273" w:lineRule="auto"/>
-              <w:rPr>
-                <w:rFonts w:ascii="Times New Roman" w:eastAsia="DengXian" w:hAnsi="Times New Roman" w:cs="Arial"/>
-                <w:b/>
-                <w:bCs/>
-                <w:sz w:val="22"/>
-                <w:szCs w:val="24"/>
-              </w:rPr>
-            </w:pPr>
-            <w:r>
-              <w:rPr>
-                <w:rFonts w:ascii="Times New Roman" w:eastAsia="DengXian" w:hAnsi="Times New Roman" w:cs="Arial"/>
-                <w:b/>
-                <w:bCs/>
-                <w:sz w:val="22"/>
-                <w:szCs w:val="24"/>
-              </w:rPr>
-              <w:t>Description: Allow children to interact with a friendly animated character that guides them through the app, reacts to their actions, and provides advice in a playful manner.</w:t>
-            </w:r>
-          </w:p>
-        </w:tc>
-      </w:tr>
-      <w:tr>
-        <w:trPr>
-          <w:trHeight w:val="773"/>
-        </w:trPr>
-        <w:tc>
-          <w:tcPr>
-            <w:tcW w:w="9212" w:type="dxa"/>
-            <w:gridSpan w:val="3"/>
-            <w:hideMark/>
-          </w:tcPr>
-          <w:p>
-            <w:pPr>
-              <w:spacing w:before="100" w:beforeAutospacing="1" w:line="273" w:lineRule="auto"/>
-              <w:rPr>
-                <w:rFonts w:ascii="Times New Roman" w:eastAsia="DengXian" w:hAnsi="Times New Roman" w:cs="Arial"/>
-                <w:b/>
-                <w:bCs/>
-                <w:sz w:val="22"/>
-                <w:szCs w:val="24"/>
-              </w:rPr>
-            </w:pPr>
-            <w:r>
-              <w:rPr>
-                <w:rFonts w:ascii="Times New Roman" w:eastAsia="DengXian" w:hAnsi="Times New Roman" w:cs="Arial"/>
-                <w:b/>
-                <w:bCs/>
-                <w:sz w:val="22"/>
-                <w:szCs w:val="24"/>
-              </w:rPr>
-              <w:t>Trigger: The child performs an in-app action (e.g., logging expenses, overspending, or reaching a savings goal).</w:t>
-            </w:r>
-          </w:p>
-        </w:tc>
-      </w:tr>
-      <w:tr>
-        <w:trPr>
-          <w:trHeight w:val="413"/>
-        </w:trPr>
-        <w:tc>
-          <w:tcPr>
-            <w:tcW w:w="9212" w:type="dxa"/>
-            <w:gridSpan w:val="3"/>
-            <w:hideMark/>
-          </w:tcPr>
-          <w:p>
-            <w:pPr>
-              <w:spacing w:before="100" w:beforeAutospacing="1" w:line="273" w:lineRule="auto"/>
-              <w:rPr>
-                <w:rFonts w:ascii="Times New Roman" w:eastAsia="DengXian" w:hAnsi="Times New Roman" w:cs="Arial"/>
-                <w:b/>
-                <w:bCs/>
-                <w:sz w:val="22"/>
-                <w:szCs w:val="24"/>
-              </w:rPr>
-            </w:pPr>
-            <w:r>
-              <w:rPr>
-                <w:rFonts w:ascii="Times New Roman" w:eastAsia="DengXian" w:hAnsi="Times New Roman" w:cs="Arial"/>
-                <w:b/>
-                <w:bCs/>
-                <w:sz w:val="22"/>
-                <w:szCs w:val="24"/>
-              </w:rPr>
-              <w:t>Type: External</w:t>
-            </w:r>
-          </w:p>
-        </w:tc>
-      </w:tr>
-      <w:tr>
-        <w:trPr>
-          <w:trHeight w:val="1061"/>
-        </w:trPr>
-        <w:tc>
-          <w:tcPr>
-            <w:tcW w:w="9212" w:type="dxa"/>
-            <w:gridSpan w:val="3"/>
-            <w:hideMark/>
-          </w:tcPr>
-          <w:p>
-            <w:pPr>
-              <w:spacing w:line="273" w:lineRule="auto"/>
-              <w:rPr>
-                <w:rFonts w:ascii="Times New Roman" w:eastAsia="DengXian" w:hAnsi="Times New Roman" w:cs="Arial"/>
-                <w:b/>
-                <w:bCs/>
-                <w:sz w:val="22"/>
-                <w:szCs w:val="24"/>
-              </w:rPr>
-            </w:pPr>
-            <w:r>
-              <w:rPr>
-                <w:rFonts w:ascii="Times New Roman" w:eastAsia="DengXian" w:hAnsi="Times New Roman" w:cs="Arial"/>
-                <w:b/>
-                <w:bCs/>
-                <w:sz w:val="22"/>
-                <w:szCs w:val="24"/>
-              </w:rPr>
-              <w:t>Precondition:</w:t>
-            </w:r>
-          </w:p>
-          <w:p>
-            <w:pPr>
-              <w:spacing w:line="273" w:lineRule="auto"/>
-              <w:rPr>
-                <w:rFonts w:ascii="Times New Roman" w:eastAsia="DengXian" w:hAnsi="Times New Roman" w:cs="Arial"/>
-                <w:b/>
-                <w:bCs/>
-                <w:sz w:val="22"/>
-                <w:szCs w:val="24"/>
-              </w:rPr>
-            </w:pPr>
-            <w:r>
-              <w:rPr>
-                <w:rFonts w:ascii="Times New Roman" w:eastAsia="DengXian" w:hAnsi="Times New Roman" w:cs="Arial"/>
-                <w:b/>
-                <w:bCs/>
-                <w:sz w:val="22"/>
-                <w:szCs w:val="24"/>
-              </w:rPr>
-              <w:t>- The child is logged into the app.</w:t>
-            </w:r>
-            <w:r>
-              <w:rPr>
-                <w:rFonts w:ascii="Times New Roman" w:eastAsia="DengXian" w:hAnsi="Times New Roman" w:cs="Arial"/>
-                <w:b/>
-                <w:bCs/>
-                <w:sz w:val="22"/>
-                <w:szCs w:val="24"/>
-              </w:rPr>
-              <w:br/>
-              <w:t>- Character animations and reactions are configured in the system.</w:t>
-            </w:r>
-          </w:p>
-        </w:tc>
-      </w:tr>
-      <w:tr>
-        <w:trPr>
-          <w:trHeight w:val="2951"/>
-        </w:trPr>
-        <w:tc>
-          <w:tcPr>
-            <w:tcW w:w="9212" w:type="dxa"/>
-            <w:gridSpan w:val="3"/>
-            <w:hideMark/>
-          </w:tcPr>
-          <w:p>
-            <w:pPr>
-              <w:spacing w:line="273" w:lineRule="auto"/>
-              <w:rPr>
-                <w:rFonts w:ascii="Times New Roman" w:eastAsia="DengXian" w:hAnsi="Times New Roman" w:cs="Arial"/>
-                <w:b/>
-                <w:bCs/>
-                <w:sz w:val="22"/>
-                <w:szCs w:val="24"/>
-              </w:rPr>
-            </w:pPr>
-            <w:r>
-              <w:rPr>
-                <w:rFonts w:ascii="Times New Roman" w:eastAsia="DengXian" w:hAnsi="Times New Roman" w:cs="Arial"/>
-                <w:b/>
-                <w:bCs/>
-                <w:sz w:val="22"/>
-                <w:szCs w:val="24"/>
-              </w:rPr>
-              <w:t>Normal Course:</w:t>
-            </w:r>
-          </w:p>
-          <w:p>
-            <w:pPr>
-              <w:spacing w:line="273" w:lineRule="auto"/>
-              <w:rPr>
-                <w:rFonts w:ascii="Times New Roman" w:eastAsia="DengXian" w:hAnsi="Times New Roman" w:cs="Arial"/>
-                <w:b/>
-                <w:bCs/>
-                <w:sz w:val="22"/>
-                <w:szCs w:val="24"/>
-              </w:rPr>
-            </w:pPr>
-            <w:r>
-              <w:rPr>
-                <w:rFonts w:ascii="Times New Roman" w:eastAsia="DengXian" w:hAnsi="Times New Roman" w:cs="Arial"/>
-                <w:b/>
-                <w:bCs/>
-                <w:sz w:val="22"/>
-                <w:szCs w:val="24"/>
-              </w:rPr>
-              <w:t>1- The child logs into the app and sees the animated character.</w:t>
-            </w:r>
-            <w:r>
-              <w:rPr>
-                <w:rFonts w:ascii="Times New Roman" w:eastAsia="DengXian" w:hAnsi="Times New Roman" w:cs="Arial"/>
-                <w:b/>
-                <w:bCs/>
-                <w:sz w:val="22"/>
-                <w:szCs w:val="24"/>
-              </w:rPr>
-              <w:br/>
-              <w:t>2- The child performs an action (e.g., logs expense, updates savings goal).</w:t>
-            </w:r>
-            <w:r>
-              <w:rPr>
-                <w:rFonts w:ascii="Times New Roman" w:eastAsia="DengXian" w:hAnsi="Times New Roman" w:cs="Arial"/>
-                <w:b/>
-                <w:bCs/>
-                <w:sz w:val="22"/>
-                <w:szCs w:val="24"/>
-              </w:rPr>
-              <w:br/>
-              <w:t>3- The system triggers the character’s response:</w:t>
-            </w:r>
-            <w:r>
-              <w:rPr>
-                <w:rFonts w:ascii="Times New Roman" w:eastAsia="DengXian" w:hAnsi="Times New Roman" w:cs="Arial"/>
-                <w:b/>
-                <w:bCs/>
-                <w:sz w:val="22"/>
-                <w:szCs w:val="24"/>
-              </w:rPr>
-              <w:br/>
-              <w:t xml:space="preserve">   - Happy reaction → Reaching a savings goal or consistent logging.</w:t>
-            </w:r>
-            <w:r>
-              <w:rPr>
-                <w:rFonts w:ascii="Times New Roman" w:eastAsia="DengXian" w:hAnsi="Times New Roman" w:cs="Arial"/>
-                <w:b/>
-                <w:bCs/>
-                <w:sz w:val="22"/>
-                <w:szCs w:val="24"/>
-              </w:rPr>
-              <w:br/>
-              <w:t xml:space="preserve">   - Sad reaction → Overspending or exceeding allowance.</w:t>
-            </w:r>
-            <w:r>
-              <w:rPr>
-                <w:rFonts w:ascii="Times New Roman" w:eastAsia="DengXian" w:hAnsi="Times New Roman" w:cs="Arial"/>
-                <w:b/>
-                <w:bCs/>
-                <w:sz w:val="22"/>
-                <w:szCs w:val="24"/>
-              </w:rPr>
-              <w:br/>
-              <w:t>4- The character provides playful advice or encouragement (e.g., “Oops! You spent a lot on toys, let’s save next time!”).</w:t>
-            </w:r>
-            <w:r>
-              <w:rPr>
-                <w:rFonts w:ascii="Times New Roman" w:eastAsia="DengXian" w:hAnsi="Times New Roman" w:cs="Arial"/>
-                <w:b/>
-                <w:bCs/>
-                <w:sz w:val="22"/>
-                <w:szCs w:val="24"/>
-              </w:rPr>
-              <w:br/>
-              <w:t>5- The app saves the character’s reaction in the database.</w:t>
-            </w:r>
-          </w:p>
-        </w:tc>
-      </w:tr>
-      <w:tr>
-        <w:trPr>
-          <w:trHeight w:val="742"/>
-        </w:trPr>
-        <w:tc>
-          <w:tcPr>
-            <w:tcW w:w="9212" w:type="dxa"/>
-            <w:gridSpan w:val="3"/>
-            <w:hideMark/>
-          </w:tcPr>
-          <w:p>
-            <w:pPr>
-              <w:spacing w:line="273" w:lineRule="auto"/>
-              <w:rPr>
-                <w:rFonts w:ascii="Times New Roman" w:eastAsia="DengXian" w:hAnsi="Times New Roman" w:cs="Arial"/>
-                <w:b/>
-                <w:bCs/>
-                <w:sz w:val="22"/>
-                <w:szCs w:val="24"/>
-              </w:rPr>
-            </w:pPr>
-            <w:r>
-              <w:rPr>
-                <w:rFonts w:ascii="Times New Roman" w:eastAsia="DengXian" w:hAnsi="Times New Roman" w:cs="Arial"/>
-                <w:b/>
-                <w:bCs/>
-                <w:sz w:val="22"/>
-                <w:szCs w:val="24"/>
-              </w:rPr>
-              <w:t>Post condition:</w:t>
-            </w:r>
-          </w:p>
-          <w:p>
-            <w:pPr>
-              <w:spacing w:line="273" w:lineRule="auto"/>
-              <w:rPr>
-                <w:rFonts w:ascii="Times New Roman" w:eastAsia="DengXian" w:hAnsi="Times New Roman" w:cs="Arial"/>
-                <w:b/>
-                <w:bCs/>
-                <w:sz w:val="22"/>
-                <w:szCs w:val="24"/>
-              </w:rPr>
-            </w:pPr>
-            <w:r>
-              <w:rPr>
-                <w:rFonts w:ascii="Times New Roman" w:eastAsia="DengXian" w:hAnsi="Times New Roman" w:cs="Arial"/>
-                <w:b/>
-                <w:bCs/>
-                <w:sz w:val="22"/>
-                <w:szCs w:val="24"/>
-              </w:rPr>
-              <w:t>- Child receives playful, visual feedback tied to financial behavior.</w:t>
-            </w:r>
-          </w:p>
-        </w:tc>
-      </w:tr>
-    </w:tbl>
-    <w:p>
-      <w:pPr>
-        <w:spacing w:before="100" w:beforeAutospacing="1" w:after="200" w:line="273" w:lineRule="auto"/>
-        <w:rPr>
-          <w:rFonts w:ascii="Times New Roman" w:eastAsia="DengXian" w:hAnsi="Times New Roman"/>
-          <w:szCs w:val="24"/>
-          <w:rtl/>
-          <w:lang w:bidi="ar-EG"/>
-        </w:rPr>
-      </w:pPr>
-    </w:p>
-    <w:p>
-      <w:pPr>
-        <w:spacing w:before="100" w:beforeAutospacing="1" w:after="200" w:line="273" w:lineRule="auto"/>
-        <w:rPr>
-          <w:rFonts w:ascii="Times New Roman" w:eastAsia="DengXian" w:hAnsi="Times New Roman"/>
-          <w:szCs w:val="24"/>
-          <w:rtl/>
-          <w:lang w:bidi="ar-EG"/>
-        </w:rPr>
-      </w:pPr>
-    </w:p>
-    <w:p>
-      <w:pPr>
-        <w:spacing w:before="100" w:beforeAutospacing="1" w:after="200" w:line="273" w:lineRule="auto"/>
-        <w:rPr>
-          <w:rFonts w:ascii="Times New Roman" w:eastAsia="DengXian" w:hAnsi="Times New Roman"/>
-          <w:szCs w:val="24"/>
-          <w:rtl/>
-          <w:lang w:bidi="ar-EG"/>
-        </w:rPr>
-      </w:pPr>
-    </w:p>
-    <w:p>
-      <w:pPr>
-        <w:spacing w:before="100" w:beforeAutospacing="1" w:after="200" w:line="273" w:lineRule="auto"/>
-        <w:rPr>
-          <w:rFonts w:ascii="Times New Roman" w:eastAsia="DengXian" w:hAnsi="Times New Roman"/>
-          <w:szCs w:val="24"/>
-          <w:rtl/>
-          <w:lang w:bidi="ar-EG"/>
-        </w:rPr>
-      </w:pPr>
-    </w:p>
-    <w:p>
-      <w:pPr>
-        <w:spacing w:before="100" w:beforeAutospacing="1" w:after="200" w:line="273" w:lineRule="auto"/>
-        <w:rPr>
-          <w:rFonts w:ascii="Times New Roman" w:eastAsia="DengXian" w:hAnsi="Times New Roman"/>
-          <w:szCs w:val="24"/>
-          <w:lang w:bidi="ar-EG"/>
-        </w:rPr>
-      </w:pPr>
-    </w:p>
-    <w:p>
-      <w:pPr>
-        <w:spacing w:before="100" w:beforeAutospacing="1" w:after="200" w:line="273" w:lineRule="auto"/>
-        <w:rPr>
-          <w:rFonts w:ascii="Times New Roman" w:eastAsia="DengXian" w:hAnsi="Times New Roman"/>
-          <w:szCs w:val="24"/>
-          <w:lang w:bidi="ar-EG"/>
-        </w:rPr>
-      </w:pPr>
-    </w:p>
-    <w:p>
-      <w:pPr>
-        <w:spacing w:before="100" w:beforeAutospacing="1" w:after="200" w:line="273" w:lineRule="auto"/>
-        <w:rPr>
-          <w:rFonts w:ascii="Times New Roman" w:eastAsia="DengXian" w:hAnsi="Times New Roman"/>
-          <w:szCs w:val="24"/>
-          <w:rtl/>
-          <w:lang w:bidi="ar-EG"/>
-        </w:rPr>
-      </w:pPr>
-    </w:p>
-    <w:p>
-      <w:pPr>
-        <w:spacing w:before="100" w:beforeAutospacing="1" w:after="200" w:line="273" w:lineRule="auto"/>
-        <w:rPr>
-          <w:rFonts w:ascii="Times New Roman" w:eastAsia="DengXian" w:hAnsi="Times New Roman"/>
-          <w:szCs w:val="24"/>
           <w:lang w:bidi="ar-EG"/>
         </w:rPr>
       </w:pPr>
@@ -23731,10 +23054,10 @@
         </w:rPr>
         <w:lastRenderedPageBreak/>
         <w:drawing>
-          <wp:inline distT="0" distB="0" distL="0" distR="0" wp14:anchorId="3EFD17D5" wp14:editId="15DEF57F">
-            <wp:extent cx="6484620" cy="8534400"/>
-            <wp:effectExtent l="0" t="0" r="0" b="0"/>
-            <wp:docPr id="27" name="Picture 3"/>
+          <wp:inline distT="0" distB="0" distL="0" distR="0" wp14:anchorId="1D00AA9E" wp14:editId="09F2DB4A">
+            <wp:extent cx="6126480" cy="8069300"/>
+            <wp:effectExtent l="0" t="0" r="7620" b="8255"/>
+            <wp:docPr id="31" name="Picture 31" descr="F:\Downloads\ss2.png"/>
             <wp:cNvGraphicFramePr>
               <a:graphicFrameLocks xmlns:a="http://schemas.openxmlformats.org/drawingml/2006/main" noChangeAspect="1"/>
             </wp:cNvGraphicFramePr>
@@ -23742,7 +23065,7 @@
               <a:graphicData uri="http://schemas.openxmlformats.org/drawingml/2006/picture">
                 <pic:pic xmlns:pic="http://schemas.openxmlformats.org/drawingml/2006/picture">
                   <pic:nvPicPr>
-                    <pic:cNvPr id="0" name="Picture 27"/>
+                    <pic:cNvPr id="0" name="Picture 2" descr="F:\Downloads\ss2.png"/>
                     <pic:cNvPicPr>
                       <a:picLocks noChangeAspect="1" noChangeArrowheads="1"/>
                     </pic:cNvPicPr>
@@ -23763,61 +23086,7 @@
                   <pic:spPr bwMode="auto">
                     <a:xfrm>
                       <a:off x="0" y="0"/>
-                      <a:ext cx="6484620" cy="8534400"/>
-                    </a:xfrm>
-                    <a:prstGeom prst="rect">
-                      <a:avLst/>
-                    </a:prstGeom>
-                    <a:noFill/>
-                    <a:ln>
-                      <a:noFill/>
-                    </a:ln>
-                  </pic:spPr>
-                </pic:pic>
-              </a:graphicData>
-            </a:graphic>
-          </wp:inline>
-        </w:drawing>
-      </w:r>
-      <w:r>
-        <w:rPr>
-          <w:noProof/>
-        </w:rPr>
-        <w:lastRenderedPageBreak/>
-        <w:drawing>
-          <wp:inline distT="0" distB="0" distL="0" distR="0" wp14:anchorId="0E88119C" wp14:editId="2F0A66AE">
-            <wp:extent cx="5166360" cy="8519160"/>
-            <wp:effectExtent l="0" t="0" r="0" b="0"/>
-            <wp:docPr id="28" name="Picture 2"/>
-            <wp:cNvGraphicFramePr>
-              <a:graphicFrameLocks xmlns:a="http://schemas.openxmlformats.org/drawingml/2006/main" noChangeAspect="1"/>
-            </wp:cNvGraphicFramePr>
-            <a:graphic xmlns:a="http://schemas.openxmlformats.org/drawingml/2006/main">
-              <a:graphicData uri="http://schemas.openxmlformats.org/drawingml/2006/picture">
-                <pic:pic xmlns:pic="http://schemas.openxmlformats.org/drawingml/2006/picture">
-                  <pic:nvPicPr>
-                    <pic:cNvPr id="0" name="Picture 28"/>
-                    <pic:cNvPicPr>
-                      <a:picLocks noChangeAspect="1" noChangeArrowheads="1"/>
-                    </pic:cNvPicPr>
-                  </pic:nvPicPr>
-                  <pic:blipFill>
-                    <a:blip r:embed="rId41">
-                      <a:extLst>
-                        <a:ext uri="{28A0092B-C50C-407E-A947-70E740481C1C}">
-                          <a14:useLocalDpi xmlns:a14="http://schemas.microsoft.com/office/drawing/2010/main" val="0"/>
-                        </a:ext>
-                      </a:extLst>
-                    </a:blip>
-                    <a:srcRect/>
-                    <a:stretch>
-                      <a:fillRect/>
-                    </a:stretch>
-                  </pic:blipFill>
-                  <pic:spPr bwMode="auto">
-                    <a:xfrm>
-                      <a:off x="0" y="0"/>
-                      <a:ext cx="5166360" cy="8519160"/>
+                      <a:ext cx="6126480" cy="8069300"/>
                     </a:xfrm>
                     <a:prstGeom prst="rect">
                       <a:avLst/>
@@ -23863,7 +23132,7 @@
                     </pic:cNvPicPr>
                   </pic:nvPicPr>
                   <pic:blipFill>
-                    <a:blip r:embed="rId42">
+                    <a:blip r:embed="rId41">
                       <a:extLst>
                         <a:ext uri="{28A0092B-C50C-407E-A947-70E740481C1C}">
                           <a14:useLocalDpi xmlns:a14="http://schemas.microsoft.com/office/drawing/2010/main" val="0"/>
@@ -23937,13 +23206,7 @@
       </w:r>
       <w:proofErr w:type="spellEnd"/>
       <w:r>
-        <w:t>-learn). No financial outlay is required from the project team; all tools are open-source. The target marke</w:t>
-      </w:r>
-      <w:r>
-        <w:t xml:space="preserve">t </w:t>
-      </w:r>
-      <w:r>
-        <w:t>shows strong demand and limited AI-driven competition. Risks are identified and mitigated through phased development. Overall, the project is highly feasible within the academic timeline.</w:t>
+        <w:t>-learn). No financial outlay is required from the project team; all tools are open-source. The target market—parents of children aged 6–14 seeking financial-literacy tools—shows strong demand and limited AI-driven competition. Risks are identified and mitigated through phased development, offline fallbacks, and robust security practices. Overall, the project is highly feasible within the academic timeline.</w:t>
       </w:r>
     </w:p>
     <w:p>
@@ -24034,7 +23297,7 @@
       </w:tr>
       <w:tr>
         <w:trPr>
-          <w:trHeight w:val="1484"/>
+          <w:trHeight w:val="1277"/>
         </w:trPr>
         <w:tc>
           <w:tcPr>
@@ -24110,7 +23373,7 @@
                 <w:rFonts w:ascii="Times New Roman" w:hAnsi="Times New Roman"/>
                 <w:szCs w:val="24"/>
               </w:rPr>
-              <w:t>Cloudinary</w:t>
+              <w:t>SignalR</w:t>
             </w:r>
             <w:proofErr w:type="spellEnd"/>
             <w:r>
@@ -24118,7 +23381,7 @@
                 <w:rFonts w:ascii="Times New Roman" w:hAnsi="Times New Roman"/>
                 <w:szCs w:val="24"/>
               </w:rPr>
-              <w:t xml:space="preserve"> (asset hosting), </w:t>
+              <w:t xml:space="preserve"> (real-time), </w:t>
             </w:r>
             <w:proofErr w:type="spellStart"/>
             <w:r>
@@ -24126,7 +23389,7 @@
                 <w:rFonts w:ascii="Times New Roman" w:hAnsi="Times New Roman"/>
                 <w:szCs w:val="24"/>
               </w:rPr>
-              <w:t>SignalR</w:t>
+              <w:t>SendGrid</w:t>
             </w:r>
             <w:proofErr w:type="spellEnd"/>
             <w:r>
@@ -24134,7 +23397,7 @@
                 <w:rFonts w:ascii="Times New Roman" w:hAnsi="Times New Roman"/>
                 <w:szCs w:val="24"/>
               </w:rPr>
-              <w:t xml:space="preserve"> (real-time), SendGrid (email).</w:t>
+              <w:t xml:space="preserve"> (email).</w:t>
             </w:r>
           </w:p>
         </w:tc>
@@ -24177,14 +23440,14 @@
                 <w:rFonts w:ascii="Times New Roman" w:hAnsi="Times New Roman"/>
                 <w:szCs w:val="24"/>
               </w:rPr>
-              <w:t>Mobile: ≥4 GB RAM, ≥1.5 GHz CPU, Android 8.0+ / iOS 11+</w:t>
+              <w:t>Mobile: ≥4 GB RAM, ≥1.5 GHz CPU, Android 8.0+ / iOS 11+. Backend: standard university server (≥8 GB RAM, ≥4 vCPU).</w:t>
             </w:r>
           </w:p>
         </w:tc>
       </w:tr>
       <w:tr>
         <w:trPr>
-          <w:trHeight w:val="881"/>
+          <w:trHeight w:val="980"/>
         </w:trPr>
         <w:tc>
           <w:tcPr>
@@ -24289,12 +23552,6 @@
     </w:p>
     <w:p>
       <w:pPr>
-        <w:spacing w:after="160" w:line="259" w:lineRule="auto"/>
-        <w:ind w:left="360"/>
-      </w:pPr>
-    </w:p>
-    <w:p>
-      <w:pPr>
         <w:pStyle w:val="Heading2"/>
         <w:spacing w:line="276" w:lineRule="auto"/>
       </w:pPr>
@@ -24323,10 +23580,10 @@
         <w:t xml:space="preserve">Primary Segment: </w:t>
       </w:r>
       <w:r>
-        <w:t>Parents/g</w:t>
-      </w:r>
-      <w:r>
-        <w:t>uardians of children aged 6–14</w:t>
+        <w:t>Parents/guardians of children aged 6–14 (global estimate: ~300 M households with children in th</w:t>
+      </w:r>
+      <w:r>
+        <w:t>is range; ~15 M in MENA region)</w:t>
       </w:r>
       <w:r>
         <w:t>.</w:t>
@@ -24507,6 +23764,60 @@
       </w:tr>
       <w:tr>
         <w:trPr>
+          <w:trHeight w:val="530"/>
+        </w:trPr>
+        <w:tc>
+          <w:tcPr>
+            <w:tcW w:w="3288" w:type="dxa"/>
+            <w:vAlign w:val="center"/>
+          </w:tcPr>
+          <w:p>
+            <w:proofErr w:type="spellStart"/>
+            <w:r>
+              <w:rPr>
+                <w:rFonts w:ascii="Times New Roman" w:hAnsi="Times New Roman"/>
+                <w:b/>
+                <w:bCs/>
+                <w:szCs w:val="24"/>
+              </w:rPr>
+              <w:t>FamZoo</w:t>
+            </w:r>
+            <w:proofErr w:type="spellEnd"/>
+          </w:p>
+        </w:tc>
+        <w:tc>
+          <w:tcPr>
+            <w:tcW w:w="3288" w:type="dxa"/>
+            <w:vAlign w:val="center"/>
+          </w:tcPr>
+          <w:p>
+            <w:r>
+              <w:rPr>
+                <w:rFonts w:ascii="Times New Roman" w:hAnsi="Times New Roman"/>
+                <w:szCs w:val="24"/>
+              </w:rPr>
+              <w:t>Family banking, IOUs</w:t>
+            </w:r>
+          </w:p>
+        </w:tc>
+        <w:tc>
+          <w:tcPr>
+            <w:tcW w:w="3288" w:type="dxa"/>
+            <w:vAlign w:val="center"/>
+          </w:tcPr>
+          <w:p>
+            <w:r>
+              <w:rPr>
+                <w:rFonts w:ascii="Times New Roman" w:hAnsi="Times New Roman"/>
+                <w:szCs w:val="24"/>
+              </w:rPr>
+              <w:t>Rule-based only, no mood correlation</w:t>
+            </w:r>
+          </w:p>
+        </w:tc>
+      </w:tr>
+      <w:tr>
+        <w:trPr>
           <w:trHeight w:val="683"/>
         </w:trPr>
         <w:tc>
@@ -24667,7 +23978,7 @@
           <w:rFonts w:ascii="Times New Roman" w:hAnsi="Times New Roman"/>
           <w:szCs w:val="24"/>
         </w:rPr>
-        <w:t>Gamified learning (story quizzes, animated character guide).</w:t>
+        <w:t>Gamified learning (story quizzes).</w:t>
       </w:r>
     </w:p>
     <w:p>
@@ -25205,6 +24516,121 @@
       </w:tr>
       <w:tr>
         <w:trPr>
+          <w:trHeight w:val="719"/>
+        </w:trPr>
+        <w:tc>
+          <w:tcPr>
+            <w:tcW w:w="1170" w:type="dxa"/>
+            <w:vAlign w:val="center"/>
+          </w:tcPr>
+          <w:p>
+            <w:pPr>
+              <w:jc w:val="center"/>
+              <w:rPr>
+                <w:rFonts w:ascii="Times New Roman" w:hAnsi="Times New Roman"/>
+                <w:bCs/>
+                <w:rtl/>
+              </w:rPr>
+            </w:pPr>
+            <w:r>
+              <w:rPr>
+                <w:rFonts w:ascii="Times New Roman" w:hAnsi="Times New Roman"/>
+              </w:rPr>
+              <w:t>Medium</w:t>
+            </w:r>
+          </w:p>
+        </w:tc>
+        <w:tc>
+          <w:tcPr>
+            <w:tcW w:w="1440" w:type="dxa"/>
+            <w:vAlign w:val="center"/>
+          </w:tcPr>
+          <w:p>
+            <w:pPr>
+              <w:jc w:val="center"/>
+              <w:rPr>
+                <w:rFonts w:ascii="Times New Roman" w:hAnsi="Times New Roman"/>
+                <w:bCs/>
+                <w:rtl/>
+              </w:rPr>
+            </w:pPr>
+            <w:r>
+              <w:rPr>
+                <w:rFonts w:ascii="Times New Roman" w:hAnsi="Times New Roman"/>
+              </w:rPr>
+              <w:t>Medium</w:t>
+            </w:r>
+          </w:p>
+        </w:tc>
+        <w:tc>
+          <w:tcPr>
+            <w:tcW w:w="1077" w:type="dxa"/>
+            <w:vAlign w:val="center"/>
+          </w:tcPr>
+          <w:p>
+            <w:pPr>
+              <w:jc w:val="center"/>
+              <w:rPr>
+                <w:rFonts w:ascii="Times New Roman" w:hAnsi="Times New Roman"/>
+                <w:bCs/>
+                <w:rtl/>
+              </w:rPr>
+            </w:pPr>
+            <w:r>
+              <w:rPr>
+                <w:rFonts w:ascii="Times New Roman" w:hAnsi="Times New Roman"/>
+              </w:rPr>
+              <w:t>Medium</w:t>
+            </w:r>
+          </w:p>
+        </w:tc>
+        <w:tc>
+          <w:tcPr>
+            <w:tcW w:w="4410" w:type="dxa"/>
+            <w:vAlign w:val="center"/>
+          </w:tcPr>
+          <w:p>
+            <w:pPr>
+              <w:rPr>
+                <w:rFonts w:ascii="Times New Roman" w:hAnsi="Times New Roman"/>
+                <w:bCs/>
+                <w:rtl/>
+              </w:rPr>
+            </w:pPr>
+            <w:r>
+              <w:rPr>
+                <w:rFonts w:ascii="Times New Roman" w:hAnsi="Times New Roman"/>
+              </w:rPr>
+              <w:t>Difficulties in managing operations such as updates, user support, or maintenance.</w:t>
+            </w:r>
+          </w:p>
+        </w:tc>
+        <w:tc>
+          <w:tcPr>
+            <w:tcW w:w="1713" w:type="dxa"/>
+            <w:vAlign w:val="center"/>
+          </w:tcPr>
+          <w:p>
+            <w:pPr>
+              <w:rPr>
+                <w:rFonts w:ascii="Times New Roman" w:hAnsi="Times New Roman"/>
+                <w:bCs/>
+                <w:rtl/>
+              </w:rPr>
+            </w:pPr>
+            <w:r>
+              <w:rPr>
+                <w:rFonts w:ascii="Times New Roman" w:hAnsi="Times New Roman"/>
+                <w:b/>
+                <w:bCs/>
+              </w:rPr>
+              <w:t>Operational Risk</w:t>
+            </w:r>
+          </w:p>
+        </w:tc>
+      </w:tr>
+      <w:tr>
+        <w:trPr>
           <w:trHeight w:val="800"/>
         </w:trPr>
         <w:tc>
@@ -25434,12 +24860,6 @@
         </w:tc>
       </w:tr>
     </w:tbl>
-    <w:p>
-      <w:pPr>
-        <w:pStyle w:val="template"/>
-        <w:spacing w:line="276" w:lineRule="auto"/>
-      </w:pPr>
-    </w:p>
     <w:p>
       <w:pPr>
         <w:pStyle w:val="template"/>
@@ -25520,7 +24940,7 @@
       </w:tr>
       <w:tr>
         <w:trPr>
-          <w:trHeight w:val="827"/>
+          <w:trHeight w:val="611"/>
         </w:trPr>
         <w:tc>
           <w:tcPr>
@@ -25569,7 +24989,7 @@
       </w:tr>
       <w:tr>
         <w:trPr>
-          <w:trHeight w:val="620"/>
+          <w:trHeight w:val="710"/>
         </w:trPr>
         <w:tc>
           <w:tcPr>
@@ -25588,19 +25008,7 @@
               <w:rPr>
                 <w:rFonts w:ascii="Times New Roman" w:hAnsi="Times New Roman"/>
               </w:rPr>
-              <w:t>Implement end-to-end encryption</w:t>
-            </w:r>
-            <w:r>
-              <w:rPr>
-                <w:rFonts w:ascii="Times New Roman" w:hAnsi="Times New Roman"/>
-              </w:rPr>
-              <w:t xml:space="preserve"> and</w:t>
-            </w:r>
-            <w:r>
-              <w:rPr>
-                <w:rFonts w:ascii="Times New Roman" w:hAnsi="Times New Roman"/>
-              </w:rPr>
-              <w:t xml:space="preserve"> use secure databases.</w:t>
+              <w:t>Implement end-to-end encryption, use secure databases (e.g., Firebase, AWS), and comply with COPPA and GDPR regulations.</w:t>
             </w:r>
           </w:p>
         </w:tc>
@@ -25630,7 +25038,7 @@
       </w:tr>
       <w:tr>
         <w:trPr>
-          <w:trHeight w:val="575"/>
+          <w:trHeight w:val="710"/>
         </w:trPr>
         <w:tc>
           <w:tcPr>
@@ -25649,7 +25057,7 @@
               <w:rPr>
                 <w:rFonts w:ascii="Times New Roman" w:hAnsi="Times New Roman"/>
               </w:rPr>
-              <w:t>Conduct regular performance testing.</w:t>
+              <w:t>Conduct regular performance and stress testing; host the app on scalable cloud infrastructure.</w:t>
             </w:r>
           </w:p>
         </w:tc>
@@ -25679,7 +25087,7 @@
       </w:tr>
       <w:tr>
         <w:trPr>
-          <w:trHeight w:val="782"/>
+          <w:trHeight w:val="710"/>
         </w:trPr>
         <w:tc>
           <w:tcPr>
@@ -25698,7 +25106,7 @@
               <w:rPr>
                 <w:rFonts w:ascii="Times New Roman" w:hAnsi="Times New Roman"/>
               </w:rPr>
-              <w:t>Launch pilot programs with selected schools or parent groups; gather feedback to refine features before a full-scale release.</w:t>
+              <w:t>Train the technical support team; establish a monthly maintenance plan and monitoring system for performance tracking.</w:t>
             </w:r>
           </w:p>
         </w:tc>
@@ -25721,14 +25129,14 @@
                 <w:b/>
                 <w:bCs/>
               </w:rPr>
-              <w:t>Market Adoption Risk</w:t>
+              <w:t>Operational Risk</w:t>
             </w:r>
           </w:p>
         </w:tc>
       </w:tr>
       <w:tr>
         <w:trPr>
-          <w:trHeight w:val="863"/>
+          <w:trHeight w:val="710"/>
         </w:trPr>
         <w:tc>
           <w:tcPr>
@@ -25747,7 +25155,7 @@
               <w:rPr>
                 <w:rFonts w:ascii="Times New Roman" w:hAnsi="Times New Roman"/>
               </w:rPr>
-              <w:t>Regularly update the app to remain compatible with new Android and iOS versions.</w:t>
+              <w:t>Launch pilot programs with selected schools or parent groups; gather feedback to refine features before a full-scale release.</w:t>
             </w:r>
           </w:p>
         </w:tc>
@@ -25770,14 +25178,14 @@
                 <w:b/>
                 <w:bCs/>
               </w:rPr>
-              <w:t>Technology Obsolescence Risk</w:t>
+              <w:t>Market Adoption Risk</w:t>
             </w:r>
           </w:p>
         </w:tc>
       </w:tr>
       <w:tr>
         <w:trPr>
-          <w:trHeight w:val="890"/>
+          <w:trHeight w:val="638"/>
         </w:trPr>
         <w:tc>
           <w:tcPr>
@@ -25796,7 +25204,7 @@
               <w:rPr>
                 <w:rFonts w:ascii="Times New Roman" w:hAnsi="Times New Roman"/>
               </w:rPr>
-              <w:t>Conduct user testing sessions with children and parents; continually refine the UI/UX based on feedback.</w:t>
+              <w:t>Review all privacy and data-handling policies with legal advisors before launch; ensure full compliance with child protection laws.</w:t>
             </w:r>
           </w:p>
         </w:tc>
@@ -25819,6 +25227,104 @@
                 <w:b/>
                 <w:bCs/>
               </w:rPr>
+              <w:t>Legal &amp; Compliance Risk</w:t>
+            </w:r>
+          </w:p>
+        </w:tc>
+      </w:tr>
+      <w:tr>
+        <w:trPr>
+          <w:trHeight w:val="611"/>
+        </w:trPr>
+        <w:tc>
+          <w:tcPr>
+            <w:tcW w:w="6493" w:type="dxa"/>
+            <w:vAlign w:val="center"/>
+          </w:tcPr>
+          <w:p>
+            <w:pPr>
+              <w:rPr>
+                <w:rFonts w:ascii="Times New Roman" w:hAnsi="Times New Roman"/>
+                <w:bCs/>
+                <w:rtl/>
+              </w:rPr>
+            </w:pPr>
+            <w:r>
+              <w:rPr>
+                <w:rFonts w:ascii="Times New Roman" w:hAnsi="Times New Roman"/>
+              </w:rPr>
+              <w:t>Regularly update the app to remain compatible with new Android and iOS versions; stay informed about emerging technologies.</w:t>
+            </w:r>
+          </w:p>
+        </w:tc>
+        <w:tc>
+          <w:tcPr>
+            <w:tcW w:w="3419" w:type="dxa"/>
+            <w:vAlign w:val="center"/>
+          </w:tcPr>
+          <w:p>
+            <w:pPr>
+              <w:rPr>
+                <w:rFonts w:ascii="Times New Roman" w:hAnsi="Times New Roman"/>
+                <w:bCs/>
+                <w:rtl/>
+              </w:rPr>
+            </w:pPr>
+            <w:r>
+              <w:rPr>
+                <w:rFonts w:ascii="Times New Roman" w:hAnsi="Times New Roman"/>
+                <w:b/>
+                <w:bCs/>
+              </w:rPr>
+              <w:t>Technology Obsolescence Risk</w:t>
+            </w:r>
+          </w:p>
+        </w:tc>
+      </w:tr>
+      <w:tr>
+        <w:trPr>
+          <w:trHeight w:val="611"/>
+        </w:trPr>
+        <w:tc>
+          <w:tcPr>
+            <w:tcW w:w="6493" w:type="dxa"/>
+            <w:vAlign w:val="center"/>
+          </w:tcPr>
+          <w:p>
+            <w:pPr>
+              <w:rPr>
+                <w:rFonts w:ascii="Times New Roman" w:hAnsi="Times New Roman"/>
+                <w:bCs/>
+                <w:rtl/>
+              </w:rPr>
+            </w:pPr>
+            <w:r>
+              <w:rPr>
+                <w:rFonts w:ascii="Times New Roman" w:hAnsi="Times New Roman"/>
+              </w:rPr>
+              <w:t>Conduct user testing sessions with children and parents; continually refine the UI/UX based on feedback.</w:t>
+            </w:r>
+          </w:p>
+        </w:tc>
+        <w:tc>
+          <w:tcPr>
+            <w:tcW w:w="3419" w:type="dxa"/>
+            <w:vAlign w:val="center"/>
+          </w:tcPr>
+          <w:p>
+            <w:pPr>
+              <w:rPr>
+                <w:rFonts w:ascii="Times New Roman" w:hAnsi="Times New Roman"/>
+                <w:bCs/>
+                <w:rtl/>
+              </w:rPr>
+            </w:pPr>
+            <w:r>
+              <w:rPr>
+                <w:rFonts w:ascii="Times New Roman" w:hAnsi="Times New Roman"/>
+                <w:b/>
+                <w:bCs/>
+              </w:rPr>
               <w:t>User Experience Risk</w:t>
             </w:r>
           </w:p>
@@ -25829,25 +25335,25 @@
       <w:pPr>
         <w:pStyle w:val="Heading1"/>
       </w:pPr>
-      <w:bookmarkStart w:id="41" w:name="_Toc441230994"/>
-      <w:bookmarkStart w:id="42" w:name="_Toc439994690"/>
+      <w:bookmarkStart w:id="40" w:name="_Toc441230994"/>
+      <w:bookmarkStart w:id="41" w:name="_Toc439994690"/>
       <w:r>
         <w:lastRenderedPageBreak/>
         <w:t>Nonfunctional Requirements</w:t>
       </w:r>
-      <w:bookmarkEnd w:id="41"/>
+      <w:bookmarkEnd w:id="40"/>
     </w:p>
     <w:p>
       <w:pPr>
         <w:pStyle w:val="Heading2"/>
         <w:spacing w:line="276" w:lineRule="auto"/>
       </w:pPr>
-      <w:bookmarkStart w:id="43" w:name="_Toc441230995"/>
+      <w:bookmarkStart w:id="42" w:name="_Toc441230995"/>
       <w:r>
         <w:t>Performance Requirements</w:t>
       </w:r>
+      <w:bookmarkEnd w:id="41"/>
       <w:bookmarkEnd w:id="42"/>
-      <w:bookmarkEnd w:id="43"/>
     </w:p>
     <w:p>
       <w:pPr>
@@ -25956,13 +25462,13 @@
         <w:pStyle w:val="Heading2"/>
         <w:spacing w:line="276" w:lineRule="auto"/>
       </w:pPr>
-      <w:bookmarkStart w:id="44" w:name="_Toc439994691"/>
-      <w:bookmarkStart w:id="45" w:name="_Toc441230996"/>
+      <w:bookmarkStart w:id="43" w:name="_Toc439994691"/>
+      <w:bookmarkStart w:id="44" w:name="_Toc441230996"/>
       <w:r>
         <w:t>Safety Requirements</w:t>
       </w:r>
+      <w:bookmarkEnd w:id="43"/>
       <w:bookmarkEnd w:id="44"/>
-      <w:bookmarkEnd w:id="45"/>
     </w:p>
     <w:p>
       <w:pPr>
@@ -26015,13 +25521,13 @@
         <w:pStyle w:val="Heading2"/>
         <w:spacing w:line="276" w:lineRule="auto"/>
       </w:pPr>
-      <w:bookmarkStart w:id="46" w:name="_Toc439994692"/>
-      <w:bookmarkStart w:id="47" w:name="_Toc441230997"/>
+      <w:bookmarkStart w:id="45" w:name="_Toc439994692"/>
+      <w:bookmarkStart w:id="46" w:name="_Toc441230997"/>
       <w:r>
         <w:t>Security Requirements</w:t>
       </w:r>
+      <w:bookmarkEnd w:id="45"/>
       <w:bookmarkEnd w:id="46"/>
-      <w:bookmarkEnd w:id="47"/>
     </w:p>
     <w:p>
       <w:pPr>
@@ -26084,14 +25590,14 @@
         <w:pStyle w:val="Heading2"/>
         <w:spacing w:line="276" w:lineRule="auto"/>
       </w:pPr>
-      <w:bookmarkStart w:id="48" w:name="_Toc439994693"/>
-      <w:bookmarkStart w:id="49" w:name="_Toc441230998"/>
+      <w:bookmarkStart w:id="47" w:name="_Toc439994693"/>
+      <w:bookmarkStart w:id="48" w:name="_Toc441230998"/>
       <w:r>
         <w:lastRenderedPageBreak/>
         <w:t>Software Quality Attributes</w:t>
       </w:r>
+      <w:bookmarkEnd w:id="47"/>
       <w:bookmarkEnd w:id="48"/>
-      <w:bookmarkEnd w:id="49"/>
     </w:p>
     <w:p>
       <w:pPr>
@@ -26227,7 +25733,7 @@
       </w:r>
     </w:p>
     <w:sectPr>
-      <w:headerReference w:type="default" r:id="rId43"/>
+      <w:headerReference w:type="default" r:id="rId42"/>
       <w:pgSz w:w="12240" w:h="15840" w:code="1"/>
       <w:pgMar w:top="1440" w:right="1296" w:bottom="1440" w:left="1296" w:header="720" w:footer="720" w:gutter="0"/>
       <w:pgNumType w:start="1"/>
@@ -26389,7 +25895,7 @@
       <w:rPr>
         <w:noProof/>
       </w:rPr>
-      <w:t>23</w:t>
+      <w:t>53</w:t>
     </w:r>
     <w:r>
       <w:fldChar w:fldCharType="end"/>
@@ -29032,119 +28538,6 @@
     </w:lvl>
   </w:abstractNum>
   <w:abstractNum w:abstractNumId="22" w15:restartNumberingAfterBreak="0">
-    <w:nsid w:val="38B4093A"/>
-    <w:multiLevelType w:val="hybridMultilevel"/>
-    <w:tmpl w:val="2D92A98E"/>
-    <w:lvl w:ilvl="0" w:tplc="04090001">
-      <w:start w:val="1"/>
-      <w:numFmt w:val="bullet"/>
-      <w:lvlText w:val=""/>
-      <w:lvlJc w:val="left"/>
-      <w:pPr>
-        <w:ind w:left="720" w:hanging="360"/>
-      </w:pPr>
-      <w:rPr>
-        <w:rFonts w:ascii="Symbol" w:hAnsi="Symbol" w:hint="default"/>
-      </w:rPr>
-    </w:lvl>
-    <w:lvl w:ilvl="1" w:tplc="04090003" w:tentative="1">
-      <w:start w:val="1"/>
-      <w:numFmt w:val="bullet"/>
-      <w:lvlText w:val="o"/>
-      <w:lvlJc w:val="left"/>
-      <w:pPr>
-        <w:ind w:left="1440" w:hanging="360"/>
-      </w:pPr>
-      <w:rPr>
-        <w:rFonts w:ascii="Courier New" w:hAnsi="Courier New" w:cs="Courier New" w:hint="default"/>
-      </w:rPr>
-    </w:lvl>
-    <w:lvl w:ilvl="2" w:tplc="04090005" w:tentative="1">
-      <w:start w:val="1"/>
-      <w:numFmt w:val="bullet"/>
-      <w:lvlText w:val=""/>
-      <w:lvlJc w:val="left"/>
-      <w:pPr>
-        <w:ind w:left="2160" w:hanging="360"/>
-      </w:pPr>
-      <w:rPr>
-        <w:rFonts w:ascii="Wingdings" w:hAnsi="Wingdings" w:hint="default"/>
-      </w:rPr>
-    </w:lvl>
-    <w:lvl w:ilvl="3" w:tplc="04090001" w:tentative="1">
-      <w:start w:val="1"/>
-      <w:numFmt w:val="bullet"/>
-      <w:lvlText w:val=""/>
-      <w:lvlJc w:val="left"/>
-      <w:pPr>
-        <w:ind w:left="2880" w:hanging="360"/>
-      </w:pPr>
-      <w:rPr>
-        <w:rFonts w:ascii="Symbol" w:hAnsi="Symbol" w:hint="default"/>
-      </w:rPr>
-    </w:lvl>
-    <w:lvl w:ilvl="4" w:tplc="04090003" w:tentative="1">
-      <w:start w:val="1"/>
-      <w:numFmt w:val="bullet"/>
-      <w:lvlText w:val="o"/>
-      <w:lvlJc w:val="left"/>
-      <w:pPr>
-        <w:ind w:left="3600" w:hanging="360"/>
-      </w:pPr>
-      <w:rPr>
-        <w:rFonts w:ascii="Courier New" w:hAnsi="Courier New" w:cs="Courier New" w:hint="default"/>
-      </w:rPr>
-    </w:lvl>
-    <w:lvl w:ilvl="5" w:tplc="04090005" w:tentative="1">
-      <w:start w:val="1"/>
-      <w:numFmt w:val="bullet"/>
-      <w:lvlText w:val=""/>
-      <w:lvlJc w:val="left"/>
-      <w:pPr>
-        <w:ind w:left="4320" w:hanging="360"/>
-      </w:pPr>
-      <w:rPr>
-        <w:rFonts w:ascii="Wingdings" w:hAnsi="Wingdings" w:hint="default"/>
-      </w:rPr>
-    </w:lvl>
-    <w:lvl w:ilvl="6" w:tplc="04090001" w:tentative="1">
-      <w:start w:val="1"/>
-      <w:numFmt w:val="bullet"/>
-      <w:lvlText w:val=""/>
-      <w:lvlJc w:val="left"/>
-      <w:pPr>
-        <w:ind w:left="5040" w:hanging="360"/>
-      </w:pPr>
-      <w:rPr>
-        <w:rFonts w:ascii="Symbol" w:hAnsi="Symbol" w:hint="default"/>
-      </w:rPr>
-    </w:lvl>
-    <w:lvl w:ilvl="7" w:tplc="04090003" w:tentative="1">
-      <w:start w:val="1"/>
-      <w:numFmt w:val="bullet"/>
-      <w:lvlText w:val="o"/>
-      <w:lvlJc w:val="left"/>
-      <w:pPr>
-        <w:ind w:left="5760" w:hanging="360"/>
-      </w:pPr>
-      <w:rPr>
-        <w:rFonts w:ascii="Courier New" w:hAnsi="Courier New" w:cs="Courier New" w:hint="default"/>
-      </w:rPr>
-    </w:lvl>
-    <w:lvl w:ilvl="8" w:tplc="04090005" w:tentative="1">
-      <w:start w:val="1"/>
-      <w:numFmt w:val="bullet"/>
-      <w:lvlText w:val=""/>
-      <w:lvlJc w:val="left"/>
-      <w:pPr>
-        <w:ind w:left="6480" w:hanging="360"/>
-      </w:pPr>
-      <w:rPr>
-        <w:rFonts w:ascii="Wingdings" w:hAnsi="Wingdings" w:hint="default"/>
-      </w:rPr>
-    </w:lvl>
-  </w:abstractNum>
-  <w:abstractNum w:abstractNumId="23" w15:restartNumberingAfterBreak="0">
     <w:nsid w:val="3E6564B1"/>
     <w:multiLevelType w:val="hybridMultilevel"/>
     <w:tmpl w:val="48ECE9B2"/>
@@ -29257,7 +28650,7 @@
       </w:rPr>
     </w:lvl>
   </w:abstractNum>
-  <w:abstractNum w:abstractNumId="24" w15:restartNumberingAfterBreak="0">
+  <w:abstractNum w:abstractNumId="23" w15:restartNumberingAfterBreak="0">
     <w:nsid w:val="3FC36654"/>
     <w:multiLevelType w:val="hybridMultilevel"/>
     <w:tmpl w:val="F5AC771C"/>
@@ -29371,7 +28764,7 @@
       </w:rPr>
     </w:lvl>
   </w:abstractNum>
-  <w:abstractNum w:abstractNumId="25" w15:restartNumberingAfterBreak="0">
+  <w:abstractNum w:abstractNumId="24" w15:restartNumberingAfterBreak="0">
     <w:nsid w:val="42BF54E5"/>
     <w:multiLevelType w:val="multilevel"/>
     <w:tmpl w:val="5EFC73CE"/>
@@ -29520,7 +28913,7 @@
       </w:rPr>
     </w:lvl>
   </w:abstractNum>
-  <w:abstractNum w:abstractNumId="26" w15:restartNumberingAfterBreak="0">
+  <w:abstractNum w:abstractNumId="25" w15:restartNumberingAfterBreak="0">
     <w:nsid w:val="4C342DF4"/>
     <w:multiLevelType w:val="hybridMultilevel"/>
     <w:tmpl w:val="3C7A9AE8"/>
@@ -29633,7 +29026,7 @@
       </w:rPr>
     </w:lvl>
   </w:abstractNum>
-  <w:abstractNum w:abstractNumId="27" w15:restartNumberingAfterBreak="0">
+  <w:abstractNum w:abstractNumId="26" w15:restartNumberingAfterBreak="0">
     <w:nsid w:val="4D32311B"/>
     <w:multiLevelType w:val="multilevel"/>
     <w:tmpl w:val="202CAB38"/>
@@ -29782,7 +29175,7 @@
       </w:rPr>
     </w:lvl>
   </w:abstractNum>
-  <w:abstractNum w:abstractNumId="28" w15:restartNumberingAfterBreak="0">
+  <w:abstractNum w:abstractNumId="27" w15:restartNumberingAfterBreak="0">
     <w:nsid w:val="4E997BB7"/>
     <w:multiLevelType w:val="multilevel"/>
     <w:tmpl w:val="F3B4F6E6"/>
@@ -29895,7 +29288,7 @@
       </w:rPr>
     </w:lvl>
   </w:abstractNum>
-  <w:abstractNum w:abstractNumId="29" w15:restartNumberingAfterBreak="0">
+  <w:abstractNum w:abstractNumId="28" w15:restartNumberingAfterBreak="0">
     <w:nsid w:val="52181CC4"/>
     <w:multiLevelType w:val="hybridMultilevel"/>
     <w:tmpl w:val="9AE2514A"/>
@@ -30007,7 +29400,7 @@
       </w:rPr>
     </w:lvl>
   </w:abstractNum>
-  <w:abstractNum w:abstractNumId="30" w15:restartNumberingAfterBreak="0">
+  <w:abstractNum w:abstractNumId="29" w15:restartNumberingAfterBreak="0">
     <w:nsid w:val="52EC6C06"/>
     <w:multiLevelType w:val="hybridMultilevel"/>
     <w:tmpl w:val="D97624D8"/>
@@ -30120,7 +29513,7 @@
       </w:rPr>
     </w:lvl>
   </w:abstractNum>
-  <w:abstractNum w:abstractNumId="31" w15:restartNumberingAfterBreak="0">
+  <w:abstractNum w:abstractNumId="30" w15:restartNumberingAfterBreak="0">
     <w:nsid w:val="62714DF3"/>
     <w:multiLevelType w:val="hybridMultilevel"/>
     <w:tmpl w:val="E9B0A09C"/>
@@ -30209,7 +29602,7 @@
       </w:pPr>
     </w:lvl>
   </w:abstractNum>
-  <w:abstractNum w:abstractNumId="32" w15:restartNumberingAfterBreak="0">
+  <w:abstractNum w:abstractNumId="31" w15:restartNumberingAfterBreak="0">
     <w:nsid w:val="632E274C"/>
     <w:multiLevelType w:val="multilevel"/>
     <w:tmpl w:val="84CAE32E"/>
@@ -30322,7 +29715,7 @@
       </w:rPr>
     </w:lvl>
   </w:abstractNum>
-  <w:abstractNum w:abstractNumId="33" w15:restartNumberingAfterBreak="0">
+  <w:abstractNum w:abstractNumId="32" w15:restartNumberingAfterBreak="0">
     <w:nsid w:val="669A6772"/>
     <w:multiLevelType w:val="hybridMultilevel"/>
     <w:tmpl w:val="F9DAEDC4"/>
@@ -30411,7 +29804,7 @@
       </w:pPr>
     </w:lvl>
   </w:abstractNum>
-  <w:abstractNum w:abstractNumId="34" w15:restartNumberingAfterBreak="0">
+  <w:abstractNum w:abstractNumId="33" w15:restartNumberingAfterBreak="0">
     <w:nsid w:val="68DD3A38"/>
     <w:multiLevelType w:val="multilevel"/>
     <w:tmpl w:val="88BE80A6"/>
@@ -30524,7 +29917,7 @@
       </w:rPr>
     </w:lvl>
   </w:abstractNum>
-  <w:abstractNum w:abstractNumId="35" w15:restartNumberingAfterBreak="0">
+  <w:abstractNum w:abstractNumId="34" w15:restartNumberingAfterBreak="0">
     <w:nsid w:val="6BC52423"/>
     <w:multiLevelType w:val="hybridMultilevel"/>
     <w:tmpl w:val="2CC62752"/>
@@ -30637,7 +30030,7 @@
       </w:rPr>
     </w:lvl>
   </w:abstractNum>
-  <w:abstractNum w:abstractNumId="36" w15:restartNumberingAfterBreak="0">
+  <w:abstractNum w:abstractNumId="35" w15:restartNumberingAfterBreak="0">
     <w:nsid w:val="6D373687"/>
     <w:multiLevelType w:val="hybridMultilevel"/>
     <w:tmpl w:val="1076E53C"/>
@@ -30750,7 +30143,7 @@
       </w:rPr>
     </w:lvl>
   </w:abstractNum>
-  <w:abstractNum w:abstractNumId="37" w15:restartNumberingAfterBreak="0">
+  <w:abstractNum w:abstractNumId="36" w15:restartNumberingAfterBreak="0">
     <w:nsid w:val="6F31032F"/>
     <w:multiLevelType w:val="hybridMultilevel"/>
     <w:tmpl w:val="BF22F19C"/>
@@ -30863,7 +30256,7 @@
       </w:rPr>
     </w:lvl>
   </w:abstractNum>
-  <w:abstractNum w:abstractNumId="38" w15:restartNumberingAfterBreak="0">
+  <w:abstractNum w:abstractNumId="37" w15:restartNumberingAfterBreak="0">
     <w:nsid w:val="769056CA"/>
     <w:multiLevelType w:val="hybridMultilevel"/>
     <w:tmpl w:val="7AE2C108"/>
@@ -30976,7 +30369,7 @@
       </w:rPr>
     </w:lvl>
   </w:abstractNum>
-  <w:abstractNum w:abstractNumId="39" w15:restartNumberingAfterBreak="0">
+  <w:abstractNum w:abstractNumId="38" w15:restartNumberingAfterBreak="0">
     <w:nsid w:val="782857F4"/>
     <w:multiLevelType w:val="hybridMultilevel"/>
     <w:tmpl w:val="E93C2348"/>
@@ -31089,7 +30482,7 @@
       </w:rPr>
     </w:lvl>
   </w:abstractNum>
-  <w:abstractNum w:abstractNumId="40" w15:restartNumberingAfterBreak="0">
+  <w:abstractNum w:abstractNumId="39" w15:restartNumberingAfterBreak="0">
     <w:nsid w:val="7B2E7895"/>
     <w:multiLevelType w:val="hybridMultilevel"/>
     <w:tmpl w:val="5AF60158"/>
@@ -31202,7 +30595,7 @@
       </w:rPr>
     </w:lvl>
   </w:abstractNum>
-  <w:abstractNum w:abstractNumId="41" w15:restartNumberingAfterBreak="0">
+  <w:abstractNum w:abstractNumId="40" w15:restartNumberingAfterBreak="0">
     <w:nsid w:val="7D4065E1"/>
     <w:multiLevelType w:val="multilevel"/>
     <w:tmpl w:val="8F902EB4"/>
@@ -31319,28 +30712,28 @@
     <w:abstractNumId w:val="0"/>
   </w:num>
   <w:num w:numId="2">
-    <w:abstractNumId w:val="23"/>
+    <w:abstractNumId w:val="22"/>
   </w:num>
   <w:num w:numId="3">
-    <w:abstractNumId w:val="36"/>
+    <w:abstractNumId w:val="35"/>
   </w:num>
   <w:num w:numId="4">
     <w:abstractNumId w:val="4"/>
   </w:num>
   <w:num w:numId="5">
-    <w:abstractNumId w:val="29"/>
+    <w:abstractNumId w:val="28"/>
   </w:num>
   <w:num w:numId="6">
     <w:abstractNumId w:val="12"/>
   </w:num>
   <w:num w:numId="7">
-    <w:abstractNumId w:val="30"/>
+    <w:abstractNumId w:val="29"/>
   </w:num>
   <w:num w:numId="8">
-    <w:abstractNumId w:val="35"/>
+    <w:abstractNumId w:val="34"/>
   </w:num>
   <w:num w:numId="9">
-    <w:abstractNumId w:val="31"/>
+    <w:abstractNumId w:val="30"/>
   </w:num>
   <w:num w:numId="10">
     <w:abstractNumId w:val="2"/>
@@ -31352,16 +30745,16 @@
     <w:abstractNumId w:val="11"/>
   </w:num>
   <w:num w:numId="13">
-    <w:abstractNumId w:val="38"/>
+    <w:abstractNumId w:val="37"/>
   </w:num>
   <w:num w:numId="14">
     <w:abstractNumId w:val="1"/>
   </w:num>
   <w:num w:numId="15">
-    <w:abstractNumId w:val="40"/>
+    <w:abstractNumId w:val="39"/>
   </w:num>
   <w:num w:numId="16">
-    <w:abstractNumId w:val="33"/>
+    <w:abstractNumId w:val="32"/>
   </w:num>
   <w:num w:numId="17">
     <w:abstractNumId w:val="9"/>
@@ -31370,13 +30763,13 @@
     <w:abstractNumId w:val="8"/>
   </w:num>
   <w:num w:numId="19">
-    <w:abstractNumId w:val="27"/>
+    <w:abstractNumId w:val="26"/>
   </w:num>
   <w:num w:numId="20">
     <w:abstractNumId w:val="17"/>
   </w:num>
   <w:num w:numId="21">
-    <w:abstractNumId w:val="25"/>
+    <w:abstractNumId w:val="24"/>
   </w:num>
   <w:num w:numId="22">
     <w:abstractNumId w:val="15"/>
@@ -31385,13 +30778,13 @@
     <w:abstractNumId w:val="14"/>
   </w:num>
   <w:num w:numId="24">
-    <w:abstractNumId w:val="28"/>
+    <w:abstractNumId w:val="27"/>
   </w:num>
   <w:num w:numId="25">
-    <w:abstractNumId w:val="34"/>
+    <w:abstractNumId w:val="33"/>
   </w:num>
   <w:num w:numId="26">
-    <w:abstractNumId w:val="32"/>
+    <w:abstractNumId w:val="31"/>
   </w:num>
   <w:num w:numId="27">
     <w:abstractNumId w:val="21"/>
@@ -31415,34 +30808,31 @@
     <w:abstractNumId w:val="20"/>
   </w:num>
   <w:num w:numId="34">
-    <w:abstractNumId w:val="26"/>
+    <w:abstractNumId w:val="25"/>
   </w:num>
   <w:num w:numId="35">
-    <w:abstractNumId w:val="37"/>
+    <w:abstractNumId w:val="36"/>
   </w:num>
   <w:num w:numId="36">
     <w:abstractNumId w:val="18"/>
   </w:num>
   <w:num w:numId="37">
-    <w:abstractNumId w:val="24"/>
+    <w:abstractNumId w:val="23"/>
   </w:num>
   <w:num w:numId="38">
     <w:abstractNumId w:val="20"/>
   </w:num>
   <w:num w:numId="39">
-    <w:abstractNumId w:val="39"/>
+    <w:abstractNumId w:val="38"/>
   </w:num>
   <w:num w:numId="40">
     <w:abstractNumId w:val="19"/>
   </w:num>
   <w:num w:numId="41">
-    <w:abstractNumId w:val="41"/>
+    <w:abstractNumId w:val="40"/>
   </w:num>
   <w:num w:numId="42">
     <w:abstractNumId w:val="3"/>
-  </w:num>
-  <w:num w:numId="43">
-    <w:abstractNumId w:val="22"/>
   </w:num>
 </w:numbering>
 </file>
@@ -33066,7 +32456,7 @@
 </file>
 
 <file path=customXml/itemProps4.xml><?xml version="1.0" encoding="utf-8"?>
-<ds:datastoreItem xmlns:ds="http://schemas.openxmlformats.org/officeDocument/2006/customXml" ds:itemID="{0194054C-156B-4FE8-B999-E32D5BBED4EB}">
+<ds:datastoreItem xmlns:ds="http://schemas.openxmlformats.org/officeDocument/2006/customXml" ds:itemID="{92475BA8-0D03-4179-A15A-7E788B816243}">
   <ds:schemaRefs>
     <ds:schemaRef ds:uri="http://schemas.openxmlformats.org/officeDocument/2006/bibliography"/>
   </ds:schemaRefs>

--- a/docs/Money Mirror Documentation.docx
+++ b/docs/Money Mirror Documentation.docx
@@ -7999,7 +7999,17 @@
           <w:sz w:val="24"/>
           <w:szCs w:val="24"/>
         </w:rPr>
-        <w:t>6.0+ with Identity + JWT for secure authentication.</w:t>
+        <w:t>8.0</w:t>
+      </w:r>
+      <w:r>
+        <w:rPr>
+          <w:rFonts w:ascii="Times New Roman" w:hAnsi="Times New Roman"/>
+          <w:i w:val="0"/>
+          <w:iCs/>
+          <w:sz w:val="24"/>
+          <w:szCs w:val="24"/>
+        </w:rPr>
+        <w:t xml:space="preserve"> with JWT for secure authentication.</w:t>
       </w:r>
     </w:p>
     <w:p>
@@ -8046,8 +8056,9 @@
           <w:sz w:val="24"/>
           <w:szCs w:val="24"/>
         </w:rPr>
-        <w:t xml:space="preserve">QL Server </w:t>
-      </w:r>
+        <w:t xml:space="preserve">QL </w:t>
+      </w:r>
+      <w:proofErr w:type="gramStart"/>
       <w:r>
         <w:rPr>
           <w:rFonts w:ascii="Times New Roman" w:hAnsi="Times New Roman"/>
@@ -8056,7 +8067,28 @@
           <w:sz w:val="24"/>
           <w:szCs w:val="24"/>
         </w:rPr>
-        <w:t xml:space="preserve"> 2019+ for storing user credentials, expenses, moods, personality profiles, goals, and achievements.</w:t>
+        <w:t xml:space="preserve">Server </w:t>
+      </w:r>
+      <w:r>
+        <w:rPr>
+          <w:rFonts w:ascii="Times New Roman" w:hAnsi="Times New Roman"/>
+          <w:i w:val="0"/>
+          <w:iCs/>
+          <w:sz w:val="24"/>
+          <w:szCs w:val="24"/>
+        </w:rPr>
+        <w:t xml:space="preserve"> 2021</w:t>
+      </w:r>
+      <w:proofErr w:type="gramEnd"/>
+      <w:r>
+        <w:rPr>
+          <w:rFonts w:ascii="Times New Roman" w:hAnsi="Times New Roman"/>
+          <w:i w:val="0"/>
+          <w:iCs/>
+          <w:sz w:val="24"/>
+          <w:szCs w:val="24"/>
+        </w:rPr>
+        <w:t xml:space="preserve"> for storing user credentials, expenses, moods, personality profiles, goals, and achievements.</w:t>
       </w:r>
     </w:p>
     <w:p>
@@ -8837,8 +8869,6 @@
           </wp:inline>
         </w:drawing>
       </w:r>
-      <w:bookmarkStart w:id="38" w:name="_GoBack"/>
-      <w:bookmarkEnd w:id="38"/>
       <w:r>
         <w:rPr>
           <w:i w:val="0"/>
@@ -9031,7 +9061,7 @@
                 <w:szCs w:val="24"/>
               </w:rPr>
             </w:pPr>
-            <w:bookmarkStart w:id="39" w:name="_Hlk164783543"/>
+            <w:bookmarkStart w:id="38" w:name="_Hlk164783543"/>
             <w:r>
               <w:rPr>
                 <w:rFonts w:ascii="Times New Roman" w:eastAsia="DengXian" w:hAnsi="Times New Roman" w:cs="Arial"/>
@@ -9042,7 +9072,7 @@
               </w:rPr>
               <w:t>Use Case Name: Parent Signup and Child Code Generation</w:t>
             </w:r>
-            <w:bookmarkEnd w:id="39"/>
+            <w:bookmarkEnd w:id="38"/>
           </w:p>
         </w:tc>
         <w:tc>
@@ -21349,6 +21379,8 @@
           <w:lang w:bidi="ar-EG"/>
         </w:rPr>
       </w:pPr>
+      <w:bookmarkStart w:id="39" w:name="_GoBack"/>
+      <w:bookmarkEnd w:id="39"/>
     </w:p>
     <w:p>
       <w:pPr>
@@ -21451,9 +21483,8 @@
                 <w:bCs/>
                 <w:sz w:val="22"/>
                 <w:szCs w:val="22"/>
-                <w:rtl/>
-              </w:rPr>
-              <w:t>5</w:t>
+              </w:rPr>
+              <w:t>4</w:t>
             </w:r>
           </w:p>
         </w:tc>
@@ -23333,7 +23364,35 @@
                 <w:rFonts w:ascii="Times New Roman" w:hAnsi="Times New Roman"/>
                 <w:szCs w:val="24"/>
               </w:rPr>
-              <w:t>React Native (frontend), ASP.NET Core 6.0+ Web API (backend), SQL Server 2019+, Python (</w:t>
+              <w:t xml:space="preserve">React Native (frontend), ASP.NET Core </w:t>
+            </w:r>
+            <w:r>
+              <w:rPr>
+                <w:rFonts w:ascii="Times New Roman" w:hAnsi="Times New Roman"/>
+                <w:szCs w:val="24"/>
+              </w:rPr>
+              <w:t>8</w:t>
+            </w:r>
+            <w:r>
+              <w:rPr>
+                <w:rFonts w:ascii="Times New Roman" w:hAnsi="Times New Roman"/>
+                <w:szCs w:val="24"/>
+              </w:rPr>
+              <w:t>.0+ Web</w:t>
+            </w:r>
+            <w:r>
+              <w:rPr>
+                <w:rFonts w:ascii="Times New Roman" w:hAnsi="Times New Roman"/>
+                <w:szCs w:val="24"/>
+              </w:rPr>
+              <w:t xml:space="preserve"> API (backend), SQL Server 2021</w:t>
+            </w:r>
+            <w:r>
+              <w:rPr>
+                <w:rFonts w:ascii="Times New Roman" w:hAnsi="Times New Roman"/>
+                <w:szCs w:val="24"/>
+              </w:rPr>
+              <w:t>, Python (</w:t>
             </w:r>
             <w:proofErr w:type="spellStart"/>
             <w:r>
@@ -25895,7 +25954,7 @@
       <w:rPr>
         <w:noProof/>
       </w:rPr>
-      <w:t>53</w:t>
+      <w:t>40</w:t>
     </w:r>
     <w:r>
       <w:fldChar w:fldCharType="end"/>
@@ -32398,20 +32457,20 @@
 </file>
 
 <file path=customXml/item2.xml><?xml version="1.0" encoding="utf-8"?>
-<p:properties xmlns:p="http://schemas.microsoft.com/office/2006/metadata/properties" xmlns:xsi="http://www.w3.org/2001/XMLSchema-instance" xmlns:pc="http://schemas.microsoft.com/office/infopath/2007/PartnerControls">
-  <documentManagement>
-    <_activity xmlns="a0b9350d-f11b-4c2c-9411-1305d64a2cf9" xsi:nil="true"/>
-  </documentManagement>
-</p:properties>
-</file>
-
-<file path=customXml/item3.xml><?xml version="1.0" encoding="utf-8"?>
 <?mso-contentType ?>
 <FormTemplates xmlns="http://schemas.microsoft.com/sharepoint/v3/contenttype/forms">
   <Display>DocumentLibraryForm</Display>
   <Edit>DocumentLibraryForm</Edit>
   <New>DocumentLibraryForm</New>
 </FormTemplates>
+</file>
+
+<file path=customXml/item3.xml><?xml version="1.0" encoding="utf-8"?>
+<p:properties xmlns:p="http://schemas.microsoft.com/office/2006/metadata/properties" xmlns:xsi="http://www.w3.org/2001/XMLSchema-instance" xmlns:pc="http://schemas.microsoft.com/office/infopath/2007/PartnerControls">
+  <documentManagement>
+    <_activity xmlns="a0b9350d-f11b-4c2c-9411-1305d64a2cf9" xsi:nil="true"/>
+  </documentManagement>
+</p:properties>
 </file>
 
 <file path=customXml/item4.xml><?xml version="1.0" encoding="utf-8"?>
@@ -32438,6 +32497,14 @@
 </file>
 
 <file path=customXml/itemProps2.xml><?xml version="1.0" encoding="utf-8"?>
+<ds:datastoreItem xmlns:ds="http://schemas.openxmlformats.org/officeDocument/2006/customXml" ds:itemID="{CA1C910A-E087-4A41-BE29-FE60FF116498}">
+  <ds:schemaRefs>
+    <ds:schemaRef ds:uri="http://schemas.microsoft.com/sharepoint/v3/contenttype/forms"/>
+  </ds:schemaRefs>
+</ds:datastoreItem>
+</file>
+
+<file path=customXml/itemProps3.xml><?xml version="1.0" encoding="utf-8"?>
 <ds:datastoreItem xmlns:ds="http://schemas.openxmlformats.org/officeDocument/2006/customXml" ds:itemID="{F48E6873-909C-4AED-A304-42171A5F15F4}">
   <ds:schemaRefs>
     <ds:schemaRef ds:uri="http://schemas.microsoft.com/office/2006/metadata/properties"/>
@@ -32447,16 +32514,8 @@
 </ds:datastoreItem>
 </file>
 
-<file path=customXml/itemProps3.xml><?xml version="1.0" encoding="utf-8"?>
-<ds:datastoreItem xmlns:ds="http://schemas.openxmlformats.org/officeDocument/2006/customXml" ds:itemID="{CA1C910A-E087-4A41-BE29-FE60FF116498}">
-  <ds:schemaRefs>
-    <ds:schemaRef ds:uri="http://schemas.microsoft.com/sharepoint/v3/contenttype/forms"/>
-  </ds:schemaRefs>
-</ds:datastoreItem>
-</file>
-
 <file path=customXml/itemProps4.xml><?xml version="1.0" encoding="utf-8"?>
-<ds:datastoreItem xmlns:ds="http://schemas.openxmlformats.org/officeDocument/2006/customXml" ds:itemID="{92475BA8-0D03-4179-A15A-7E788B816243}">
+<ds:datastoreItem xmlns:ds="http://schemas.openxmlformats.org/officeDocument/2006/customXml" ds:itemID="{7D6DE3D6-237B-4F07-AAF8-D9D9A6B6251A}">
   <ds:schemaRefs>
     <ds:schemaRef ds:uri="http://schemas.openxmlformats.org/officeDocument/2006/bibliography"/>
   </ds:schemaRefs>

--- a/docs/Money Mirror Documentation.docx
+++ b/docs/Money Mirror Documentation.docx
@@ -8179,7 +8179,17 @@
           <w:sz w:val="24"/>
           <w:szCs w:val="24"/>
         </w:rPr>
-        <w:t>-learn, and Transformers</w:t>
+        <w:t xml:space="preserve">-learn, </w:t>
+      </w:r>
+      <w:r>
+        <w:rPr>
+          <w:rFonts w:ascii="Times New Roman" w:hAnsi="Times New Roman"/>
+          <w:i w:val="0"/>
+          <w:iCs/>
+          <w:sz w:val="24"/>
+          <w:szCs w:val="24"/>
+        </w:rPr>
+        <w:t>etc.</w:t>
       </w:r>
       <w:r>
         <w:rPr>
@@ -9070,7 +9080,7 @@
                 <w:sz w:val="22"/>
                 <w:szCs w:val="24"/>
               </w:rPr>
-              <w:t>Use Case Name: Parent Signup and Child Code Generation</w:t>
+              <w:t xml:space="preserve">Use Case Name: Parent Signup </w:t>
             </w:r>
             <w:bookmarkEnd w:id="38"/>
           </w:p>
@@ -9205,7 +9215,7 @@
                 <w:sz w:val="22"/>
                 <w:szCs w:val="24"/>
               </w:rPr>
-              <w:t>Description: Allows a parent to sign up using email and password to create an account and generate unique login codes for each child.</w:t>
+              <w:t>Description: Allows a parent to sign up using email and password to create an account.</w:t>
             </w:r>
           </w:p>
         </w:tc>
@@ -9334,6 +9344,8 @@
               </w:rPr>
               <w:t>-  The app is available and operational.</w:t>
             </w:r>
+            <w:bookmarkStart w:id="39" w:name="_GoBack"/>
+            <w:bookmarkEnd w:id="39"/>
           </w:p>
           <w:p>
             <w:pPr>
@@ -9373,7 +9385,7 @@
       </w:tr>
       <w:tr>
         <w:trPr>
-          <w:trHeight w:val="2423"/>
+          <w:trHeight w:val="1736"/>
         </w:trPr>
         <w:tc>
           <w:tcPr>
@@ -9489,72 +9501,6 @@
                 <w:szCs w:val="24"/>
               </w:rPr>
               <w:t>4- The system validate parent info</w:t>
-            </w:r>
-          </w:p>
-          <w:p>
-            <w:pPr>
-              <w:spacing w:line="273" w:lineRule="auto"/>
-              <w:rPr>
-                <w:rFonts w:ascii="Times New Roman" w:eastAsia="DengXian" w:hAnsi="Times New Roman" w:cs="Arial"/>
-                <w:b/>
-                <w:bCs/>
-                <w:sz w:val="22"/>
-                <w:szCs w:val="24"/>
-              </w:rPr>
-            </w:pPr>
-            <w:r>
-              <w:rPr>
-                <w:rFonts w:ascii="Times New Roman" w:eastAsia="DengXian" w:hAnsi="Times New Roman" w:cs="Arial"/>
-                <w:b/>
-                <w:bCs/>
-                <w:sz w:val="22"/>
-                <w:szCs w:val="24"/>
-              </w:rPr>
-              <w:t>4- The system prompts the parent to add children.</w:t>
-            </w:r>
-          </w:p>
-          <w:p>
-            <w:pPr>
-              <w:spacing w:line="273" w:lineRule="auto"/>
-              <w:rPr>
-                <w:rFonts w:ascii="Times New Roman" w:eastAsia="DengXian" w:hAnsi="Times New Roman" w:cs="Arial"/>
-                <w:b/>
-                <w:bCs/>
-                <w:sz w:val="22"/>
-                <w:szCs w:val="24"/>
-              </w:rPr>
-            </w:pPr>
-            <w:r>
-              <w:rPr>
-                <w:rFonts w:ascii="Times New Roman" w:eastAsia="DengXian" w:hAnsi="Times New Roman" w:cs="Arial"/>
-                <w:b/>
-                <w:bCs/>
-                <w:sz w:val="22"/>
-                <w:szCs w:val="24"/>
-              </w:rPr>
-              <w:t>5- For each child, the system generates a unique login code.</w:t>
-            </w:r>
-          </w:p>
-          <w:p>
-            <w:pPr>
-              <w:spacing w:line="273" w:lineRule="auto"/>
-              <w:rPr>
-                <w:rFonts w:ascii="Times New Roman" w:eastAsia="DengXian" w:hAnsi="Times New Roman" w:cs="Arial"/>
-                <w:b/>
-                <w:bCs/>
-                <w:sz w:val="22"/>
-                <w:szCs w:val="24"/>
-              </w:rPr>
-            </w:pPr>
-            <w:r>
-              <w:rPr>
-                <w:rFonts w:ascii="Times New Roman" w:eastAsia="DengXian" w:hAnsi="Times New Roman" w:cs="Arial"/>
-                <w:b/>
-                <w:bCs/>
-                <w:sz w:val="22"/>
-                <w:szCs w:val="24"/>
-              </w:rPr>
-              <w:t>6- The parent saves or shares the code for each child.</w:t>
             </w:r>
           </w:p>
         </w:tc>
@@ -9615,28 +9561,6 @@
                 <w:szCs w:val="24"/>
               </w:rPr>
               <w:t>-  The parent’s account and credentials are stored in the database.</w:t>
-            </w:r>
-          </w:p>
-          <w:p>
-            <w:pPr>
-              <w:spacing w:line="240" w:lineRule="auto"/>
-              <w:rPr>
-                <w:rFonts w:ascii="Times New Roman" w:eastAsia="Calibri" w:hAnsi="Times New Roman" w:cs="Arial"/>
-                <w:b/>
-                <w:bCs/>
-                <w:sz w:val="22"/>
-                <w:szCs w:val="24"/>
-              </w:rPr>
-            </w:pPr>
-            <w:r>
-              <w:rPr>
-                <w:rFonts w:ascii="Times New Roman" w:eastAsia="Calibri" w:hAnsi="Times New Roman" w:cs="Arial"/>
-                <w:b/>
-                <w:bCs/>
-                <w:sz w:val="22"/>
-                <w:szCs w:val="24"/>
-              </w:rPr>
-              <w:t>-  A unique login code is generated for each child.</w:t>
             </w:r>
           </w:p>
           <w:p>
@@ -9814,6 +9738,7 @@
                 <w:sz w:val="22"/>
                 <w:szCs w:val="24"/>
               </w:rPr>
+              <w:lastRenderedPageBreak/>
               <w:t>Use Case Name: Child Login Using Parent Code</w:t>
             </w:r>
           </w:p>
@@ -10516,6 +10441,7 @@
                 <w:sz w:val="22"/>
                 <w:szCs w:val="24"/>
               </w:rPr>
+              <w:lastRenderedPageBreak/>
               <w:t>Use Case Name: Multi-Child Support for Parents</w:t>
             </w:r>
           </w:p>
@@ -11229,7 +11155,38 @@
                 <w:sz w:val="22"/>
                 <w:szCs w:val="24"/>
               </w:rPr>
+              <w:lastRenderedPageBreak/>
               <w:t>Use Case Name: Initial Profiling for New Child</w:t>
+            </w:r>
+            <w:r>
+              <w:rPr>
+                <w:rFonts w:ascii="Times New Roman" w:eastAsia="DengXian" w:hAnsi="Times New Roman" w:cs="Arial"/>
+                <w:b/>
+                <w:bCs/>
+                <w:sz w:val="22"/>
+                <w:szCs w:val="24"/>
+              </w:rPr>
+              <w:t xml:space="preserve"> </w:t>
+            </w:r>
+            <w:r>
+              <w:rPr>
+                <w:rFonts w:ascii="Times New Roman" w:eastAsia="DengXian" w:hAnsi="Times New Roman" w:cs="Arial"/>
+                <w:b/>
+                <w:bCs/>
+                <w:sz w:val="22"/>
+                <w:szCs w:val="24"/>
+              </w:rPr>
+              <w:t xml:space="preserve"> </w:t>
+            </w:r>
+            <w:r>
+              <w:rPr>
+                <w:rFonts w:ascii="Times New Roman" w:eastAsia="DengXian" w:hAnsi="Times New Roman" w:cs="Arial"/>
+                <w:b/>
+                <w:bCs/>
+                <w:sz w:val="22"/>
+                <w:szCs w:val="24"/>
+              </w:rPr>
+              <w:t>and Child Code Generation</w:t>
             </w:r>
           </w:p>
         </w:tc>
@@ -11359,7 +11316,37 @@
                 <w:sz w:val="22"/>
                 <w:szCs w:val="24"/>
               </w:rPr>
-              <w:t>Description: Allows parents to complete a questionnaire when adding a new child to establish a preliminary financial personality profile. Provides immediate insights into the child’s potential financial behaviors.</w:t>
+              <w:t>Description: Allows parents to complete a questionnaire when adding a new child to establish a preliminary</w:t>
+            </w:r>
+            <w:r>
+              <w:rPr>
+                <w:rFonts w:ascii="Times New Roman" w:eastAsia="DengXian" w:hAnsi="Times New Roman" w:cs="Arial"/>
+                <w:b/>
+                <w:bCs/>
+                <w:sz w:val="22"/>
+                <w:szCs w:val="24"/>
+              </w:rPr>
+              <w:t xml:space="preserve"> financial personality profile </w:t>
+            </w:r>
+            <w:r>
+              <w:rPr>
+                <w:rFonts w:ascii="Times New Roman" w:eastAsia="DengXian" w:hAnsi="Times New Roman" w:cs="Arial"/>
+                <w:b/>
+                <w:bCs/>
+                <w:sz w:val="22"/>
+                <w:szCs w:val="24"/>
+              </w:rPr>
+              <w:t>and generate unique login codes for each child</w:t>
+            </w:r>
+            <w:r>
+              <w:rPr>
+                <w:rFonts w:ascii="Times New Roman" w:eastAsia="DengXian" w:hAnsi="Times New Roman" w:cs="Arial"/>
+                <w:b/>
+                <w:bCs/>
+                <w:sz w:val="22"/>
+                <w:szCs w:val="24"/>
+              </w:rPr>
+              <w:t>.</w:t>
             </w:r>
           </w:p>
         </w:tc>
@@ -11572,23 +11559,11 @@
               <w:t>The app and questionnaire module are operational.</w:t>
             </w:r>
           </w:p>
-          <w:p>
-            <w:pPr>
-              <w:spacing w:before="100" w:beforeAutospacing="1" w:line="273" w:lineRule="auto"/>
-              <w:rPr>
-                <w:rFonts w:ascii="Times New Roman" w:eastAsia="DengXian" w:hAnsi="Times New Roman" w:cs="Arial"/>
-                <w:b/>
-                <w:bCs/>
-                <w:sz w:val="22"/>
-                <w:szCs w:val="24"/>
-              </w:rPr>
-            </w:pPr>
-          </w:p>
         </w:tc>
       </w:tr>
       <w:tr>
         <w:trPr>
-          <w:trHeight w:val="2684"/>
+          <w:trHeight w:val="2351"/>
         </w:trPr>
         <w:tc>
           <w:tcPr>
@@ -11724,29 +11699,17 @@
                 <w:sz w:val="22"/>
                 <w:szCs w:val="24"/>
               </w:rPr>
-              <w:t>5- The app generates an initial financial personality profile for the child.</w:t>
-            </w:r>
-          </w:p>
-          <w:p>
-            <w:pPr>
-              <w:spacing w:line="273" w:lineRule="auto"/>
-              <w:rPr>
-                <w:rFonts w:ascii="Times New Roman" w:eastAsia="DengXian" w:hAnsi="Times New Roman" w:cs="Arial"/>
-                <w:b/>
-                <w:bCs/>
-                <w:sz w:val="22"/>
-                <w:szCs w:val="24"/>
-              </w:rPr>
-            </w:pPr>
-            <w:r>
-              <w:rPr>
-                <w:rFonts w:ascii="Times New Roman" w:eastAsia="DengXian" w:hAnsi="Times New Roman" w:cs="Arial"/>
-                <w:b/>
-                <w:bCs/>
-                <w:sz w:val="22"/>
-                <w:szCs w:val="24"/>
-              </w:rPr>
-              <w:t>6- The parent reviews the generated profile on the dashboard</w:t>
+              <w:t>5- The app generates a login code and</w:t>
+            </w:r>
+            <w:r>
+              <w:rPr>
+                <w:rFonts w:ascii="Times New Roman" w:eastAsia="DengXian" w:hAnsi="Times New Roman" w:cs="Arial"/>
+                <w:b/>
+                <w:bCs/>
+                <w:sz w:val="22"/>
+                <w:szCs w:val="24"/>
+              </w:rPr>
+              <w:t xml:space="preserve"> initial financial personality profile for the child.</w:t>
             </w:r>
           </w:p>
         </w:tc>
@@ -11802,7 +11765,27 @@
                 <w:sz w:val="22"/>
                 <w:szCs w:val="24"/>
               </w:rPr>
-              <w:t>- The child’s preliminary financial personality profile is stored in the database.</w:t>
+              <w:t xml:space="preserve">- The child’s preliminary financial personality profile </w:t>
+            </w:r>
+            <w:r>
+              <w:rPr>
+                <w:rFonts w:ascii="Times New Roman" w:eastAsia="DengXian" w:hAnsi="Times New Roman" w:cs="Arial"/>
+                <w:b/>
+                <w:bCs/>
+                <w:sz w:val="22"/>
+                <w:szCs w:val="24"/>
+              </w:rPr>
+              <w:t>and login code are</w:t>
+            </w:r>
+            <w:r>
+              <w:rPr>
+                <w:rFonts w:ascii="Times New Roman" w:eastAsia="DengXian" w:hAnsi="Times New Roman" w:cs="Arial"/>
+                <w:b/>
+                <w:bCs/>
+                <w:sz w:val="22"/>
+                <w:szCs w:val="24"/>
+              </w:rPr>
+              <w:t xml:space="preserve"> stored in the database.</w:t>
             </w:r>
           </w:p>
           <w:p>
@@ -21379,8 +21362,6 @@
           <w:lang w:bidi="ar-EG"/>
         </w:rPr>
       </w:pPr>
-      <w:bookmarkStart w:id="39" w:name="_GoBack"/>
-      <w:bookmarkEnd w:id="39"/>
     </w:p>
     <w:p>
       <w:pPr>
@@ -25954,7 +25935,7 @@
       <w:rPr>
         <w:noProof/>
       </w:rPr>
-      <w:t>40</w:t>
+      <w:t>24</w:t>
     </w:r>
     <w:r>
       <w:fldChar w:fldCharType="end"/>
@@ -32515,7 +32496,7 @@
 </file>
 
 <file path=customXml/itemProps4.xml><?xml version="1.0" encoding="utf-8"?>
-<ds:datastoreItem xmlns:ds="http://schemas.openxmlformats.org/officeDocument/2006/customXml" ds:itemID="{7D6DE3D6-237B-4F07-AAF8-D9D9A6B6251A}">
+<ds:datastoreItem xmlns:ds="http://schemas.openxmlformats.org/officeDocument/2006/customXml" ds:itemID="{2E0E3325-F60A-430F-8DC0-085AC7693D67}">
   <ds:schemaRefs>
     <ds:schemaRef ds:uri="http://schemas.openxmlformats.org/officeDocument/2006/bibliography"/>
   </ds:schemaRefs>

--- a/docs/Money Mirror Documentation.docx
+++ b/docs/Money Mirror Documentation.docx
@@ -5653,7 +5653,7 @@
                 <w:sz w:val="24"/>
                 <w:szCs w:val="24"/>
               </w:rPr>
-              <w:t>SendGrid</w:t>
+              <w:t>Brevo</w:t>
             </w:r>
             <w:proofErr w:type="spellEnd"/>
             <w:r>
@@ -8348,7 +8348,29 @@
           <w:sz w:val="24"/>
           <w:szCs w:val="24"/>
         </w:rPr>
-        <w:t>Email Notifications: For parents (e.g., profile updates, weekly reports), sent via SendGrid.</w:t>
+        <w:t xml:space="preserve">Email Notifications: For parents (e.g., profile updates, weekly reports), sent via </w:t>
+      </w:r>
+      <w:proofErr w:type="spellStart"/>
+      <w:r>
+        <w:rPr>
+          <w:rFonts w:ascii="Times New Roman" w:hAnsi="Times New Roman"/>
+          <w:i w:val="0"/>
+          <w:iCs/>
+          <w:sz w:val="24"/>
+          <w:szCs w:val="24"/>
+        </w:rPr>
+        <w:t>Brevo</w:t>
+      </w:r>
+      <w:proofErr w:type="spellEnd"/>
+      <w:r>
+        <w:rPr>
+          <w:rFonts w:ascii="Times New Roman" w:hAnsi="Times New Roman"/>
+          <w:i w:val="0"/>
+          <w:iCs/>
+          <w:sz w:val="24"/>
+          <w:szCs w:val="24"/>
+        </w:rPr>
+        <w:t>.</w:t>
       </w:r>
     </w:p>
     <w:p>
@@ -9344,8 +9366,6 @@
               </w:rPr>
               <w:t>-  The app is available and operational.</w:t>
             </w:r>
-            <w:bookmarkStart w:id="39" w:name="_GoBack"/>
-            <w:bookmarkEnd w:id="39"/>
           </w:p>
           <w:p>
             <w:pPr>
@@ -11176,17 +11196,7 @@
                 <w:sz w:val="22"/>
                 <w:szCs w:val="24"/>
               </w:rPr>
-              <w:t xml:space="preserve"> </w:t>
-            </w:r>
-            <w:r>
-              <w:rPr>
-                <w:rFonts w:ascii="Times New Roman" w:eastAsia="DengXian" w:hAnsi="Times New Roman" w:cs="Arial"/>
-                <w:b/>
-                <w:bCs/>
-                <w:sz w:val="22"/>
-                <w:szCs w:val="24"/>
-              </w:rPr>
-              <w:t>and Child Code Generation</w:t>
+              <w:t xml:space="preserve"> and Child Code Generation</w:t>
             </w:r>
           </w:p>
         </w:tc>
@@ -21788,7 +21798,29 @@
                 <w:szCs w:val="24"/>
               </w:rPr>
               <w:br/>
-              <w:t>3- The system sends the email via SendGrid to the parent’s registered address.</w:t>
+              <w:t xml:space="preserve">3- The system sends the email via </w:t>
+            </w:r>
+            <w:proofErr w:type="spellStart"/>
+            <w:r>
+              <w:rPr>
+                <w:rFonts w:ascii="Times New Roman" w:eastAsia="DengXian" w:hAnsi="Times New Roman" w:cs="Arial"/>
+                <w:b/>
+                <w:bCs/>
+                <w:sz w:val="22"/>
+                <w:szCs w:val="24"/>
+              </w:rPr>
+              <w:t>Brevo</w:t>
+            </w:r>
+            <w:proofErr w:type="spellEnd"/>
+            <w:r>
+              <w:rPr>
+                <w:rFonts w:ascii="Times New Roman" w:eastAsia="DengXian" w:hAnsi="Times New Roman" w:cs="Arial"/>
+                <w:b/>
+                <w:bCs/>
+                <w:sz w:val="22"/>
+                <w:szCs w:val="24"/>
+              </w:rPr>
+              <w:t xml:space="preserve"> to the parent’s registered address.</w:t>
             </w:r>
             <w:r>
               <w:rPr>
@@ -23429,8 +23461,10 @@
                 <w:rFonts w:ascii="Times New Roman" w:hAnsi="Times New Roman"/>
                 <w:szCs w:val="24"/>
               </w:rPr>
-              <w:t>SendGrid</w:t>
-            </w:r>
+              <w:t>Brevo</w:t>
+            </w:r>
+            <w:bookmarkStart w:id="39" w:name="_GoBack"/>
+            <w:bookmarkEnd w:id="39"/>
             <w:proofErr w:type="spellEnd"/>
             <w:r>
               <w:rPr>
@@ -25935,7 +25969,7 @@
       <w:rPr>
         <w:noProof/>
       </w:rPr>
-      <w:t>24</w:t>
+      <w:t>52</w:t>
     </w:r>
     <w:r>
       <w:fldChar w:fldCharType="end"/>
@@ -31892,6 +31926,17 @@
       <w:bCs/>
     </w:rPr>
   </w:style>
+  <w:style w:type="paragraph" w:styleId="ListParagraph">
+    <w:name w:val="List Paragraph"/>
+    <w:basedOn w:val="Normal"/>
+    <w:uiPriority w:val="34"/>
+    <w:qFormat/>
+    <w:rsid w:val="00885936"/>
+    <w:pPr>
+      <w:ind w:left="720"/>
+      <w:contextualSpacing/>
+    </w:pPr>
+  </w:style>
 </w:styles>
 </file>
 
@@ -32438,20 +32483,20 @@
 </file>
 
 <file path=customXml/item2.xml><?xml version="1.0" encoding="utf-8"?>
+<p:properties xmlns:p="http://schemas.microsoft.com/office/2006/metadata/properties" xmlns:xsi="http://www.w3.org/2001/XMLSchema-instance" xmlns:pc="http://schemas.microsoft.com/office/infopath/2007/PartnerControls">
+  <documentManagement>
+    <_activity xmlns="a0b9350d-f11b-4c2c-9411-1305d64a2cf9" xsi:nil="true"/>
+  </documentManagement>
+</p:properties>
+</file>
+
+<file path=customXml/item3.xml><?xml version="1.0" encoding="utf-8"?>
 <?mso-contentType ?>
 <FormTemplates xmlns="http://schemas.microsoft.com/sharepoint/v3/contenttype/forms">
   <Display>DocumentLibraryForm</Display>
   <Edit>DocumentLibraryForm</Edit>
   <New>DocumentLibraryForm</New>
 </FormTemplates>
-</file>
-
-<file path=customXml/item3.xml><?xml version="1.0" encoding="utf-8"?>
-<p:properties xmlns:p="http://schemas.microsoft.com/office/2006/metadata/properties" xmlns:xsi="http://www.w3.org/2001/XMLSchema-instance" xmlns:pc="http://schemas.microsoft.com/office/infopath/2007/PartnerControls">
-  <documentManagement>
-    <_activity xmlns="a0b9350d-f11b-4c2c-9411-1305d64a2cf9" xsi:nil="true"/>
-  </documentManagement>
-</p:properties>
 </file>
 
 <file path=customXml/item4.xml><?xml version="1.0" encoding="utf-8"?>
@@ -32478,14 +32523,6 @@
 </file>
 
 <file path=customXml/itemProps2.xml><?xml version="1.0" encoding="utf-8"?>
-<ds:datastoreItem xmlns:ds="http://schemas.openxmlformats.org/officeDocument/2006/customXml" ds:itemID="{CA1C910A-E087-4A41-BE29-FE60FF116498}">
-  <ds:schemaRefs>
-    <ds:schemaRef ds:uri="http://schemas.microsoft.com/sharepoint/v3/contenttype/forms"/>
-  </ds:schemaRefs>
-</ds:datastoreItem>
-</file>
-
-<file path=customXml/itemProps3.xml><?xml version="1.0" encoding="utf-8"?>
 <ds:datastoreItem xmlns:ds="http://schemas.openxmlformats.org/officeDocument/2006/customXml" ds:itemID="{F48E6873-909C-4AED-A304-42171A5F15F4}">
   <ds:schemaRefs>
     <ds:schemaRef ds:uri="http://schemas.microsoft.com/office/2006/metadata/properties"/>
@@ -32495,8 +32532,16 @@
 </ds:datastoreItem>
 </file>
 
+<file path=customXml/itemProps3.xml><?xml version="1.0" encoding="utf-8"?>
+<ds:datastoreItem xmlns:ds="http://schemas.openxmlformats.org/officeDocument/2006/customXml" ds:itemID="{CA1C910A-E087-4A41-BE29-FE60FF116498}">
+  <ds:schemaRefs>
+    <ds:schemaRef ds:uri="http://schemas.microsoft.com/sharepoint/v3/contenttype/forms"/>
+  </ds:schemaRefs>
+</ds:datastoreItem>
+</file>
+
 <file path=customXml/itemProps4.xml><?xml version="1.0" encoding="utf-8"?>
-<ds:datastoreItem xmlns:ds="http://schemas.openxmlformats.org/officeDocument/2006/customXml" ds:itemID="{2E0E3325-F60A-430F-8DC0-085AC7693D67}">
+<ds:datastoreItem xmlns:ds="http://schemas.openxmlformats.org/officeDocument/2006/customXml" ds:itemID="{AA278107-1E87-408E-BC55-64AD4C32AD91}">
   <ds:schemaRefs>
     <ds:schemaRef ds:uri="http://schemas.openxmlformats.org/officeDocument/2006/bibliography"/>
   </ds:schemaRefs>

--- a/docs/Money Mirror Documentation.docx
+++ b/docs/Money Mirror Documentation.docx
@@ -9,6 +9,10 @@
         <w:jc w:val="center"/>
         <w:rPr>
           <w:rFonts w:ascii="Times New Roman" w:hAnsi="Times New Roman"/>
+          <w:b w:val="0"/>
+          <w:bCs/>
+          <w:sz w:val="32"/>
+          <w:szCs w:val="32"/>
         </w:rPr>
       </w:pPr>
       <w:r>
@@ -17,9 +21,17 @@
           <w:noProof/>
         </w:rPr>
         <w:drawing>
-          <wp:inline distT="0" distB="0" distL="0" distR="0" wp14:anchorId="76F8AB64" wp14:editId="1692BF48">
+          <wp:anchor distT="0" distB="0" distL="114300" distR="114300" simplePos="0" relativeHeight="251658240" behindDoc="0" locked="0" layoutInCell="1" allowOverlap="1" wp14:anchorId="1D4E81AB" wp14:editId="45771520">
+            <wp:simplePos x="0" y="0"/>
+            <wp:positionH relativeFrom="column">
+              <wp:posOffset>4816475</wp:posOffset>
+            </wp:positionH>
+            <wp:positionV relativeFrom="paragraph">
+              <wp:posOffset>0</wp:posOffset>
+            </wp:positionV>
             <wp:extent cx="1424940" cy="1424940"/>
-            <wp:effectExtent l="0" t="0" r="0" b="0"/>
+            <wp:effectExtent l="0" t="0" r="3810" b="3810"/>
+            <wp:wrapSquare wrapText="bothSides"/>
             <wp:docPr id="1" name="Picture 27"/>
             <wp:cNvGraphicFramePr>
               <a:graphicFrameLocks xmlns:a="http://schemas.openxmlformats.org/drawingml/2006/main" noChangeAspect="1"/>
@@ -62,15 +74,107 @@
                 </pic:pic>
               </a:graphicData>
             </a:graphic>
-          </wp:inline>
+          </wp:anchor>
         </w:drawing>
       </w:r>
       <w:r>
         <w:rPr>
           <w:rFonts w:ascii="Times New Roman" w:hAnsi="Times New Roman"/>
+          <w:b w:val="0"/>
+          <w:bCs/>
+          <w:noProof/>
+          <w:sz w:val="32"/>
+          <w:szCs w:val="32"/>
+        </w:rPr>
+        <w:drawing>
+          <wp:anchor distT="0" distB="0" distL="114300" distR="114300" simplePos="0" relativeHeight="251659264" behindDoc="1" locked="0" layoutInCell="1" allowOverlap="1" wp14:anchorId="22AE1E13" wp14:editId="6956F2B8">
+            <wp:simplePos x="0" y="0"/>
+            <wp:positionH relativeFrom="column">
+              <wp:posOffset>-177588</wp:posOffset>
+            </wp:positionH>
+            <wp:positionV relativeFrom="paragraph">
+              <wp:posOffset>87419</wp:posOffset>
+            </wp:positionV>
+            <wp:extent cx="1177925" cy="1337310"/>
+            <wp:effectExtent l="0" t="0" r="3175" b="0"/>
+            <wp:wrapSquare wrapText="bothSides"/>
+            <wp:docPr id="2" name="Picture 2" descr="F:\1Non-Apps\Money Mirror\pics and docs\Logos\images (1).jpg"/>
+            <wp:cNvGraphicFramePr>
+              <a:graphicFrameLocks xmlns:a="http://schemas.openxmlformats.org/drawingml/2006/main" noChangeAspect="1"/>
+            </wp:cNvGraphicFramePr>
+            <a:graphic xmlns:a="http://schemas.openxmlformats.org/drawingml/2006/main">
+              <a:graphicData uri="http://schemas.openxmlformats.org/drawingml/2006/picture">
+                <pic:pic xmlns:pic="http://schemas.openxmlformats.org/drawingml/2006/picture">
+                  <pic:nvPicPr>
+                    <pic:cNvPr id="0" name="Picture 1" descr="F:\1Non-Apps\Money Mirror\pics and docs\Logos\images (1).jpg"/>
+                    <pic:cNvPicPr>
+                      <a:picLocks noChangeAspect="1" noChangeArrowheads="1"/>
+                    </pic:cNvPicPr>
+                  </pic:nvPicPr>
+                  <pic:blipFill>
+                    <a:blip r:embed="rId12" cstate="print">
+                      <a:extLst>
+                        <a:ext uri="{28A0092B-C50C-407E-A947-70E740481C1C}">
+                          <a14:useLocalDpi xmlns:a14="http://schemas.microsoft.com/office/drawing/2010/main" val="0"/>
+                        </a:ext>
+                      </a:extLst>
+                    </a:blip>
+                    <a:srcRect/>
+                    <a:stretch>
+                      <a:fillRect/>
+                    </a:stretch>
+                  </pic:blipFill>
+                  <pic:spPr bwMode="auto">
+                    <a:xfrm>
+                      <a:off x="0" y="0"/>
+                      <a:ext cx="1177925" cy="1337310"/>
+                    </a:xfrm>
+                    <a:prstGeom prst="rect">
+                      <a:avLst/>
+                    </a:prstGeom>
+                    <a:noFill/>
+                    <a:ln>
+                      <a:noFill/>
+                    </a:ln>
+                  </pic:spPr>
+                </pic:pic>
+              </a:graphicData>
+            </a:graphic>
+          </wp:anchor>
+        </w:drawing>
+      </w:r>
+      <w:r>
+        <w:rPr>
+          <w:rStyle w:val="Normal"/>
+          <w:rFonts w:ascii="Times New Roman" w:hAnsi="Times New Roman"/>
+          <w:snapToGrid w:val="0"/>
+          <w:color w:val="000000"/>
+          <w:w w:val="0"/>
+          <w:sz w:val="0"/>
+          <w:szCs w:val="0"/>
+          <w:u w:color="000000"/>
+          <w:bdr w:val="none" w:sz="0" w:space="0" w:color="000000"/>
+          <w:shd w:val="clear" w:color="000000" w:fill="000000"/>
+          <w:lang w:val="x-none" w:eastAsia="x-none" w:bidi="x-none"/>
+        </w:rPr>
+        <w:t xml:space="preserve"> </w:t>
+      </w:r>
+      <w:r>
+        <w:rPr>
+          <w:rFonts w:ascii="Times New Roman" w:hAnsi="Times New Roman"/>
         </w:rPr>
         <w:br/>
       </w:r>
+    </w:p>
+    <w:p>
+      <w:pPr>
+        <w:pStyle w:val="Title"/>
+        <w:spacing w:line="276" w:lineRule="auto"/>
+        <w:jc w:val="center"/>
+        <w:rPr>
+          <w:rFonts w:ascii="Times New Roman" w:hAnsi="Times New Roman"/>
+        </w:rPr>
+      </w:pPr>
       <w:r>
         <w:rPr>
           <w:rFonts w:ascii="Times New Roman" w:hAnsi="Times New Roman"/>
@@ -95,14 +199,16 @@
         <w:jc w:val="center"/>
         <w:rPr>
           <w:rFonts w:ascii="Times New Roman" w:hAnsi="Times New Roman"/>
+          <w:sz w:val="28"/>
+          <w:szCs w:val="28"/>
         </w:rPr>
       </w:pPr>
       <w:r>
         <w:rPr>
           <w:rFonts w:ascii="Times New Roman" w:hAnsi="Times New Roman"/>
           <w:color w:val="FF0000"/>
-          <w:sz w:val="44"/>
-          <w:szCs w:val="44"/>
+          <w:sz w:val="60"/>
+          <w:szCs w:val="60"/>
         </w:rPr>
         <w:t>Money Mirror</w:t>
       </w:r>
@@ -136,7 +242,19 @@
         <w:rPr>
           <w:rFonts w:ascii="Times New Roman" w:hAnsi="Times New Roman"/>
         </w:rPr>
-        <w:t>Submitted by</w:t>
+        <w:t xml:space="preserve">Under the supervision </w:t>
+      </w:r>
+      <w:r>
+        <w:rPr>
+          <w:rFonts w:ascii="Times New Roman" w:hAnsi="Times New Roman"/>
+        </w:rPr>
+        <w:t>o</w:t>
+      </w:r>
+      <w:r>
+        <w:rPr>
+          <w:rFonts w:ascii="Times New Roman" w:hAnsi="Times New Roman"/>
+        </w:rPr>
+        <w:t>f</w:t>
       </w:r>
       <w:proofErr w:type="gramStart"/>
       <w:r>
@@ -146,69 +264,82 @@
         <w:t>:</w:t>
       </w:r>
       <w:proofErr w:type="gramEnd"/>
-      <w:r>
-        <w:rPr>
-          <w:rFonts w:ascii="Times New Roman" w:hAnsi="Times New Roman"/>
-        </w:rPr>
-        <w:br/>
-      </w:r>
-      <w:r>
-        <w:rPr>
-          <w:rFonts w:ascii="Times New Roman" w:hAnsi="Times New Roman"/>
-        </w:rPr>
-        <w:br/>
-      </w:r>
       <w:r>
         <w:rPr>
           <w:rFonts w:ascii="Times New Roman" w:hAnsi="Times New Roman"/>
           <w:b w:val="0"/>
           <w:bCs/>
         </w:rPr>
-        <w:t xml:space="preserve">1. Jannah Ayman </w:t>
-      </w:r>
+        <w:br/>
+        <w:t xml:space="preserve">Dr. </w:t>
+      </w:r>
+      <w:proofErr w:type="spellStart"/>
       <w:r>
         <w:rPr>
           <w:rFonts w:ascii="Times New Roman" w:hAnsi="Times New Roman"/>
           <w:b w:val="0"/>
           <w:bCs/>
         </w:rPr>
-        <w:t>Abdelraouf (CS)</w:t>
-      </w:r>
+        <w:t>Marwa</w:t>
+      </w:r>
+      <w:proofErr w:type="spellEnd"/>
       <w:r>
         <w:rPr>
           <w:rFonts w:ascii="Times New Roman" w:hAnsi="Times New Roman"/>
           <w:b w:val="0"/>
           <w:bCs/>
         </w:rPr>
-        <w:br/>
-        <w:t xml:space="preserve">2. Nancy Saad Muhammad </w:t>
-      </w:r>
+        <w:t xml:space="preserve"> </w:t>
+      </w:r>
+      <w:proofErr w:type="spellStart"/>
       <w:r>
         <w:rPr>
           <w:rFonts w:ascii="Times New Roman" w:hAnsi="Times New Roman"/>
           <w:b w:val="0"/>
           <w:bCs/>
         </w:rPr>
-        <w:t>(CS</w:t>
-      </w:r>
-      <w:proofErr w:type="gramStart"/>
-      <w:r>
+        <w:t>Hussien</w:t>
+      </w:r>
+      <w:proofErr w:type="spellEnd"/>
+    </w:p>
+    <w:p>
+      <w:pPr>
+        <w:pStyle w:val="ByLine"/>
+        <w:spacing w:line="276" w:lineRule="auto"/>
+        <w:jc w:val="center"/>
         <w:rPr>
           <w:rFonts w:ascii="Times New Roman" w:hAnsi="Times New Roman"/>
           <w:b w:val="0"/>
           <w:bCs/>
         </w:rPr>
-        <w:t>)</w:t>
+      </w:pPr>
+      <w:r>
+        <w:rPr>
+          <w:rFonts w:ascii="Times New Roman" w:hAnsi="Times New Roman"/>
+        </w:rPr>
+        <w:t>Students</w:t>
+      </w:r>
+      <w:proofErr w:type="gramStart"/>
+      <w:r>
+        <w:rPr>
+          <w:rFonts w:ascii="Times New Roman" w:hAnsi="Times New Roman"/>
+        </w:rPr>
+        <w:t>:</w:t>
       </w:r>
       <w:proofErr w:type="gramEnd"/>
+      <w:r>
+        <w:rPr>
+          <w:rFonts w:ascii="Times New Roman" w:hAnsi="Times New Roman"/>
+        </w:rPr>
+        <w:br/>
+      </w:r>
       <w:r>
         <w:rPr>
           <w:rFonts w:ascii="Times New Roman" w:hAnsi="Times New Roman"/>
           <w:b w:val="0"/>
           <w:bCs/>
         </w:rPr>
-        <w:br/>
-        <w:t xml:space="preserve">3. Rawan Sotohy </w:t>
+        <w:t xml:space="preserve">1. Jannah Ayman </w:t>
       </w:r>
       <w:r>
         <w:rPr>
@@ -216,7 +347,7 @@
           <w:b w:val="0"/>
           <w:bCs/>
         </w:rPr>
-        <w:t>Mohamme</w:t>
+        <w:t>Abdelraouf (CS)</w:t>
       </w:r>
       <w:r>
         <w:rPr>
@@ -224,7 +355,8 @@
           <w:b w:val="0"/>
           <w:bCs/>
         </w:rPr>
-        <w:t xml:space="preserve">d </w:t>
+        <w:br/>
+        <w:t xml:space="preserve">2. Nancy Saad Muhammad </w:t>
       </w:r>
       <w:r>
         <w:rPr>
@@ -251,7 +383,7 @@
           <w:bCs/>
         </w:rPr>
         <w:br/>
-        <w:t xml:space="preserve">4. Arwa Hassan </w:t>
+        <w:t xml:space="preserve">3. Rawan Sotohy </w:t>
       </w:r>
       <w:r>
         <w:rPr>
@@ -275,7 +407,7 @@
           <w:b w:val="0"/>
           <w:bCs/>
         </w:rPr>
-        <w:t>(IS</w:t>
+        <w:t>(CS</w:t>
       </w:r>
       <w:proofErr w:type="gramStart"/>
       <w:r>
@@ -294,7 +426,7 @@
           <w:bCs/>
         </w:rPr>
         <w:br/>
-        <w:t xml:space="preserve">5. Rahma Tarek </w:t>
+        <w:t xml:space="preserve">4. Arwa Hassan </w:t>
       </w:r>
       <w:r>
         <w:rPr>
@@ -302,7 +434,7 @@
           <w:b w:val="0"/>
           <w:bCs/>
         </w:rPr>
-        <w:t>Moha</w:t>
+        <w:t>Mohamme</w:t>
       </w:r>
       <w:r>
         <w:rPr>
@@ -310,7 +442,7 @@
           <w:b w:val="0"/>
           <w:bCs/>
         </w:rPr>
-        <w:t>m</w:t>
+        <w:t xml:space="preserve">d </w:t>
       </w:r>
       <w:r>
         <w:rPr>
@@ -318,76 +450,58 @@
           <w:b w:val="0"/>
           <w:bCs/>
         </w:rPr>
-        <w:t>med</w:t>
-      </w:r>
+        <w:t>(IS</w:t>
+      </w:r>
+      <w:proofErr w:type="gramStart"/>
       <w:r>
         <w:rPr>
           <w:rFonts w:ascii="Times New Roman" w:hAnsi="Times New Roman"/>
           <w:b w:val="0"/>
           <w:bCs/>
         </w:rPr>
-        <w:t xml:space="preserve"> </w:t>
-      </w:r>
+        <w:t>)</w:t>
+      </w:r>
+      <w:proofErr w:type="gramEnd"/>
       <w:r>
         <w:rPr>
           <w:rFonts w:ascii="Times New Roman" w:hAnsi="Times New Roman"/>
           <w:b w:val="0"/>
           <w:bCs/>
         </w:rPr>
-        <w:t>(IS</w:t>
-      </w:r>
-      <w:proofErr w:type="gramStart"/>
+        <w:br/>
+        <w:t xml:space="preserve">5. Rahma Tarek </w:t>
+      </w:r>
       <w:r>
         <w:rPr>
           <w:rFonts w:ascii="Times New Roman" w:hAnsi="Times New Roman"/>
           <w:b w:val="0"/>
           <w:bCs/>
         </w:rPr>
-        <w:t>)</w:t>
-      </w:r>
-      <w:proofErr w:type="gramEnd"/>
+        <w:t>Moha</w:t>
+      </w:r>
       <w:r>
         <w:rPr>
           <w:rFonts w:ascii="Times New Roman" w:hAnsi="Times New Roman"/>
           <w:b w:val="0"/>
           <w:bCs/>
         </w:rPr>
-        <w:br/>
-        <w:t>6. Doha Emad Abdeltawab (IS)</w:t>
-      </w:r>
-    </w:p>
-    <w:p>
-      <w:pPr>
-        <w:pStyle w:val="ByLine"/>
-        <w:spacing w:line="276" w:lineRule="auto"/>
-        <w:jc w:val="center"/>
+        <w:t>m</w:t>
+      </w:r>
+      <w:r>
         <w:rPr>
           <w:rFonts w:ascii="Times New Roman" w:hAnsi="Times New Roman"/>
           <w:b w:val="0"/>
           <w:bCs/>
         </w:rPr>
-      </w:pPr>
-      <w:r>
-        <w:rPr>
-          <w:rFonts w:ascii="Times New Roman" w:hAnsi="Times New Roman"/>
-        </w:rPr>
-        <w:t>Submitted to</w:t>
-      </w:r>
-      <w:proofErr w:type="gramStart"/>
-      <w:r>
-        <w:rPr>
-          <w:rFonts w:ascii="Times New Roman" w:hAnsi="Times New Roman"/>
-        </w:rPr>
-        <w:t>:</w:t>
-      </w:r>
-      <w:proofErr w:type="gramEnd"/>
+        <w:t>med</w:t>
+      </w:r>
       <w:r>
         <w:rPr>
           <w:rFonts w:ascii="Times New Roman" w:hAnsi="Times New Roman"/>
           <w:b w:val="0"/>
           <w:bCs/>
         </w:rPr>
-        <w:br/>
+        <w:t xml:space="preserve"> </w:t>
       </w:r>
       <w:r>
         <w:rPr>
@@ -395,7 +509,26 @@
           <w:b w:val="0"/>
           <w:bCs/>
         </w:rPr>
-        <w:t>Dr. Marwa Hussien</w:t>
+        <w:t>(IS</w:t>
+      </w:r>
+      <w:proofErr w:type="gramStart"/>
+      <w:r>
+        <w:rPr>
+          <w:rFonts w:ascii="Times New Roman" w:hAnsi="Times New Roman"/>
+          <w:b w:val="0"/>
+          <w:bCs/>
+        </w:rPr>
+        <w:t>)</w:t>
+      </w:r>
+      <w:proofErr w:type="gramEnd"/>
+      <w:r>
+        <w:rPr>
+          <w:rFonts w:ascii="Times New Roman" w:hAnsi="Times New Roman"/>
+          <w:b w:val="0"/>
+          <w:bCs/>
+        </w:rPr>
+        <w:br/>
+        <w:t>6. Doha Emad Abdeltawab (IS)</w:t>
       </w:r>
     </w:p>
     <w:p>
@@ -424,9 +557,9 @@
           <w:sz w:val="32"/>
         </w:rPr>
         <w:sectPr>
-          <w:footerReference w:type="default" r:id="rId12"/>
+          <w:footerReference w:type="default" r:id="rId13"/>
           <w:pgSz w:w="12240" w:h="15840" w:code="1"/>
-          <w:pgMar w:top="1440" w:right="1440" w:bottom="1440" w:left="1440" w:header="720" w:footer="720" w:gutter="0"/>
+          <w:pgMar w:top="810" w:right="1440" w:bottom="1440" w:left="1440" w:header="720" w:footer="720" w:gutter="0"/>
           <w:pgNumType w:fmt="lowerRoman" w:start="1"/>
           <w:cols w:space="720"/>
         </w:sectPr>
@@ -1725,8 +1858,8 @@
       <w:pPr>
         <w:spacing w:line="276" w:lineRule="auto"/>
         <w:sectPr>
-          <w:headerReference w:type="default" r:id="rId13"/>
-          <w:footerReference w:type="default" r:id="rId14"/>
+          <w:headerReference w:type="default" r:id="rId14"/>
+          <w:footerReference w:type="default" r:id="rId15"/>
           <w:pgSz w:w="12240" w:h="15840" w:code="1"/>
           <w:pgMar w:top="1440" w:right="1440" w:bottom="1170" w:left="1440" w:header="720" w:footer="720" w:gutter="0"/>
           <w:pgNumType w:fmt="lowerRoman"/>
@@ -1743,7 +1876,12 @@
       <w:bookmarkStart w:id="7" w:name="_Toc441230972"/>
       <w:r>
         <w:lastRenderedPageBreak/>
-        <w:t>Introduction</w:t>
+        <w:t>Introducti</w:t>
+      </w:r>
+      <w:bookmarkStart w:id="8" w:name="_GoBack"/>
+      <w:bookmarkEnd w:id="8"/>
+      <w:r>
+        <w:t>on</w:t>
       </w:r>
       <w:bookmarkEnd w:id="6"/>
       <w:bookmarkEnd w:id="7"/>
@@ -1753,13 +1891,13 @@
         <w:pStyle w:val="Heading2"/>
         <w:spacing w:line="276" w:lineRule="auto"/>
       </w:pPr>
-      <w:bookmarkStart w:id="8" w:name="_Toc439994667"/>
-      <w:bookmarkStart w:id="9" w:name="_Toc441230973"/>
+      <w:bookmarkStart w:id="9" w:name="_Toc439994667"/>
+      <w:bookmarkStart w:id="10" w:name="_Toc441230973"/>
       <w:r>
         <w:t>Purpose</w:t>
       </w:r>
-      <w:bookmarkEnd w:id="8"/>
       <w:bookmarkEnd w:id="9"/>
+      <w:bookmarkEnd w:id="10"/>
       <w:r>
         <w:t xml:space="preserve"> </w:t>
       </w:r>
@@ -1808,13 +1946,13 @@
         <w:pStyle w:val="Heading2"/>
         <w:spacing w:line="276" w:lineRule="auto"/>
       </w:pPr>
-      <w:bookmarkStart w:id="10" w:name="_Toc439994669"/>
-      <w:bookmarkStart w:id="11" w:name="_Toc441230975"/>
+      <w:bookmarkStart w:id="11" w:name="_Toc439994669"/>
+      <w:bookmarkStart w:id="12" w:name="_Toc441230975"/>
       <w:r>
         <w:t>Intended Audience and Reading Suggestions</w:t>
       </w:r>
-      <w:bookmarkEnd w:id="10"/>
       <w:bookmarkEnd w:id="11"/>
+      <w:bookmarkEnd w:id="12"/>
     </w:p>
     <w:p>
       <w:pPr>
@@ -1881,8 +2019,8 @@
           <w:szCs w:val="24"/>
         </w:rPr>
       </w:pPr>
-      <w:bookmarkStart w:id="12" w:name="_Toc439994670"/>
-      <w:bookmarkStart w:id="13" w:name="_Toc441230976"/>
+      <w:bookmarkStart w:id="13" w:name="_Toc439994670"/>
+      <w:bookmarkStart w:id="14" w:name="_Toc441230976"/>
       <w:r>
         <w:rPr>
           <w:rFonts w:asciiTheme="majorBidi" w:eastAsia="Arial" w:hAnsiTheme="majorBidi" w:cstheme="majorBidi"/>
@@ -1965,8 +2103,8 @@
       <w:r>
         <w:t>Product Scope</w:t>
       </w:r>
-      <w:bookmarkEnd w:id="12"/>
       <w:bookmarkEnd w:id="13"/>
+      <w:bookmarkEnd w:id="14"/>
     </w:p>
     <w:p>
       <w:pPr>
@@ -2012,8 +2150,8 @@
           <w:szCs w:val="24"/>
         </w:rPr>
       </w:pPr>
-      <w:bookmarkStart w:id="14" w:name="_Toc439994673"/>
-      <w:bookmarkStart w:id="15" w:name="_Toc441230978"/>
+      <w:bookmarkStart w:id="15" w:name="_Toc439994673"/>
+      <w:bookmarkStart w:id="16" w:name="_Toc441230978"/>
       <w:r>
         <w:rPr>
           <w:rFonts w:asciiTheme="majorBidi" w:eastAsia="Arial" w:hAnsiTheme="majorBidi" w:cstheme="majorBidi"/>
@@ -2205,21 +2343,21 @@
         <w:lastRenderedPageBreak/>
         <w:t>Overall Description</w:t>
       </w:r>
-      <w:bookmarkEnd w:id="14"/>
       <w:bookmarkEnd w:id="15"/>
+      <w:bookmarkEnd w:id="16"/>
     </w:p>
     <w:p>
       <w:pPr>
         <w:pStyle w:val="Heading2"/>
         <w:spacing w:line="276" w:lineRule="auto"/>
       </w:pPr>
-      <w:bookmarkStart w:id="16" w:name="_Toc439994674"/>
-      <w:bookmarkStart w:id="17" w:name="_Toc441230979"/>
+      <w:bookmarkStart w:id="17" w:name="_Toc439994674"/>
+      <w:bookmarkStart w:id="18" w:name="_Toc441230979"/>
       <w:r>
         <w:t>Product Perspective</w:t>
       </w:r>
-      <w:bookmarkEnd w:id="16"/>
       <w:bookmarkEnd w:id="17"/>
+      <w:bookmarkEnd w:id="18"/>
     </w:p>
     <w:p>
       <w:pPr>
@@ -2482,13 +2620,13 @@
         <w:pStyle w:val="Heading2"/>
         <w:spacing w:line="276" w:lineRule="auto"/>
       </w:pPr>
-      <w:bookmarkStart w:id="18" w:name="_Toc439994675"/>
-      <w:bookmarkStart w:id="19" w:name="_Toc441230980"/>
+      <w:bookmarkStart w:id="19" w:name="_Toc439994675"/>
+      <w:bookmarkStart w:id="20" w:name="_Toc441230980"/>
       <w:r>
         <w:t>Product Functions</w:t>
       </w:r>
-      <w:bookmarkEnd w:id="18"/>
       <w:bookmarkEnd w:id="19"/>
+      <w:bookmarkEnd w:id="20"/>
       <w:r>
         <w:br/>
       </w:r>
@@ -7627,8 +7765,15 @@
           <w:lang w:bidi="ar-EG"/>
         </w:rPr>
       </w:pPr>
-      <w:bookmarkStart w:id="20" w:name="_Toc439994676"/>
-      <w:bookmarkStart w:id="21" w:name="_Toc441230981"/>
+      <w:bookmarkStart w:id="21" w:name="_Toc439994676"/>
+      <w:bookmarkStart w:id="22" w:name="_Toc441230981"/>
+    </w:p>
+    <w:p>
+      <w:pPr>
+        <w:rPr>
+          <w:lang w:bidi="ar-EG"/>
+        </w:rPr>
+      </w:pPr>
     </w:p>
     <w:tbl>
       <w:tblPr>
@@ -8007,8 +8152,8 @@
         <w:lastRenderedPageBreak/>
         <w:t>User Classes and Characteristics</w:t>
       </w:r>
-      <w:bookmarkEnd w:id="20"/>
       <w:bookmarkEnd w:id="21"/>
+      <w:bookmarkEnd w:id="22"/>
     </w:p>
     <w:p>
       <w:pPr>
@@ -8153,13 +8298,13 @@
         <w:pStyle w:val="Heading2"/>
         <w:spacing w:line="276" w:lineRule="auto"/>
       </w:pPr>
-      <w:bookmarkStart w:id="22" w:name="_Toc439994680"/>
-      <w:bookmarkStart w:id="23" w:name="_Toc441230985"/>
+      <w:bookmarkStart w:id="23" w:name="_Toc439994680"/>
+      <w:bookmarkStart w:id="24" w:name="_Toc441230985"/>
       <w:r>
         <w:t>Assumptions and Dependencies</w:t>
       </w:r>
-      <w:bookmarkEnd w:id="22"/>
       <w:bookmarkEnd w:id="23"/>
+      <w:bookmarkEnd w:id="24"/>
     </w:p>
     <w:p>
       <w:pPr>
@@ -8336,13 +8481,13 @@
         <w:pStyle w:val="Heading2"/>
         <w:spacing w:line="276" w:lineRule="auto"/>
       </w:pPr>
-      <w:bookmarkStart w:id="24" w:name="_Toc439994678"/>
-      <w:bookmarkStart w:id="25" w:name="_Toc441230983"/>
+      <w:bookmarkStart w:id="25" w:name="_Toc439994678"/>
+      <w:bookmarkStart w:id="26" w:name="_Toc441230983"/>
       <w:r>
         <w:t>Design and Implementation Constraints</w:t>
       </w:r>
-      <w:bookmarkEnd w:id="24"/>
       <w:bookmarkEnd w:id="25"/>
+      <w:bookmarkEnd w:id="26"/>
     </w:p>
     <w:p>
       <w:pPr>
@@ -8567,13 +8712,13 @@
         <w:pStyle w:val="Heading2"/>
         <w:spacing w:line="276" w:lineRule="auto"/>
       </w:pPr>
-      <w:bookmarkStart w:id="26" w:name="_Toc439994679"/>
-      <w:bookmarkStart w:id="27" w:name="_Toc441230984"/>
+      <w:bookmarkStart w:id="27" w:name="_Toc439994679"/>
+      <w:bookmarkStart w:id="28" w:name="_Toc441230984"/>
       <w:r>
         <w:t>User Documentation</w:t>
       </w:r>
-      <w:bookmarkEnd w:id="26"/>
       <w:bookmarkEnd w:id="27"/>
+      <w:bookmarkEnd w:id="28"/>
     </w:p>
     <w:p>
       <w:pPr>
@@ -8656,14 +8801,14 @@
         <w:pStyle w:val="Heading1"/>
         <w:spacing w:line="276" w:lineRule="auto"/>
       </w:pPr>
-      <w:bookmarkStart w:id="28" w:name="_Toc439994682"/>
-      <w:bookmarkStart w:id="29" w:name="_Toc441230986"/>
+      <w:bookmarkStart w:id="29" w:name="_Toc439994682"/>
+      <w:bookmarkStart w:id="30" w:name="_Toc441230986"/>
       <w:r>
         <w:lastRenderedPageBreak/>
         <w:t>External Interface Requirements</w:t>
       </w:r>
-      <w:bookmarkEnd w:id="28"/>
       <w:bookmarkEnd w:id="29"/>
+      <w:bookmarkEnd w:id="30"/>
     </w:p>
     <w:p>
       <w:pPr>
@@ -8682,8 +8827,8 @@
           <w:szCs w:val="24"/>
         </w:rPr>
       </w:pPr>
-      <w:bookmarkStart w:id="30" w:name="_Toc439994685"/>
-      <w:bookmarkStart w:id="31" w:name="_Toc441230989"/>
+      <w:bookmarkStart w:id="31" w:name="_Toc439994685"/>
+      <w:bookmarkStart w:id="32" w:name="_Toc441230989"/>
       <w:r>
         <w:rPr>
           <w:rFonts w:asciiTheme="majorBidi" w:hAnsiTheme="majorBidi" w:cstheme="majorBidi"/>
@@ -9323,8 +9468,8 @@
         <w:lastRenderedPageBreak/>
         <w:t>Software Interfaces</w:t>
       </w:r>
-      <w:bookmarkEnd w:id="30"/>
       <w:bookmarkEnd w:id="31"/>
+      <w:bookmarkEnd w:id="32"/>
     </w:p>
     <w:p>
       <w:pPr>
@@ -9972,13 +10117,13 @@
         <w:pStyle w:val="Heading2"/>
         <w:spacing w:line="276" w:lineRule="auto"/>
       </w:pPr>
-      <w:bookmarkStart w:id="32" w:name="_Toc439994686"/>
-      <w:bookmarkStart w:id="33" w:name="_Toc441230990"/>
+      <w:bookmarkStart w:id="33" w:name="_Toc439994686"/>
+      <w:bookmarkStart w:id="34" w:name="_Toc441230990"/>
       <w:r>
         <w:t>Communications Interfaces</w:t>
       </w:r>
-      <w:bookmarkEnd w:id="32"/>
       <w:bookmarkEnd w:id="33"/>
+      <w:bookmarkEnd w:id="34"/>
     </w:p>
     <w:p>
       <w:pPr>
@@ -10279,14 +10424,14 @@
         <w:pStyle w:val="Heading1"/>
         <w:spacing w:line="276" w:lineRule="auto"/>
       </w:pPr>
-      <w:bookmarkStart w:id="34" w:name="_Toc439994687"/>
-      <w:bookmarkStart w:id="35" w:name="_Toc441230991"/>
+      <w:bookmarkStart w:id="35" w:name="_Toc439994687"/>
+      <w:bookmarkStart w:id="36" w:name="_Toc441230991"/>
       <w:r>
         <w:lastRenderedPageBreak/>
         <w:t>S</w:t>
       </w:r>
-      <w:bookmarkEnd w:id="34"/>
       <w:bookmarkEnd w:id="35"/>
+      <w:bookmarkEnd w:id="36"/>
       <w:r>
         <w:t>pecific Requirements</w:t>
       </w:r>
@@ -10345,7 +10490,7 @@
                     </pic:cNvPicPr>
                   </pic:nvPicPr>
                   <pic:blipFill rotWithShape="1">
-                    <a:blip r:embed="rId15" cstate="print">
+                    <a:blip r:embed="rId16" cstate="print">
                       <a:extLst>
                         <a:ext uri="{28A0092B-C50C-407E-A947-70E740481C1C}">
                           <a14:useLocalDpi xmlns:a14="http://schemas.microsoft.com/office/drawing/2010/main" val="0"/>
@@ -10448,7 +10593,7 @@
                     </pic:cNvPicPr>
                   </pic:nvPicPr>
                   <pic:blipFill>
-                    <a:blip r:embed="rId16">
+                    <a:blip r:embed="rId17">
                       <a:extLst>
                         <a:ext uri="{28A0092B-C50C-407E-A947-70E740481C1C}">
                           <a14:useLocalDpi xmlns:a14="http://schemas.microsoft.com/office/drawing/2010/main" val="0"/>
@@ -10542,12 +10687,6 @@
         <w:gridCol w:w="7155"/>
       </w:tblGrid>
       <w:tr>
-        <w:tblPrEx>
-          <w:tblCellMar>
-            <w:top w:w="0" w:type="dxa"/>
-            <w:bottom w:w="0" w:type="dxa"/>
-          </w:tblCellMar>
-        </w:tblPrEx>
         <w:tc>
           <w:tcPr>
             <w:tcW w:w="2200" w:type="dxa"/>
@@ -10614,12 +10753,6 @@
         </w:tc>
       </w:tr>
       <w:tr>
-        <w:tblPrEx>
-          <w:tblCellMar>
-            <w:top w:w="0" w:type="dxa"/>
-            <w:bottom w:w="0" w:type="dxa"/>
-          </w:tblCellMar>
-        </w:tblPrEx>
         <w:tc>
           <w:tcPr>
             <w:tcW w:w="2200" w:type="dxa"/>
@@ -10678,12 +10811,6 @@
         </w:tc>
       </w:tr>
       <w:tr>
-        <w:tblPrEx>
-          <w:tblCellMar>
-            <w:top w:w="0" w:type="dxa"/>
-            <w:bottom w:w="0" w:type="dxa"/>
-          </w:tblCellMar>
-        </w:tblPrEx>
         <w:tc>
           <w:tcPr>
             <w:tcW w:w="2200" w:type="dxa"/>
@@ -10742,12 +10869,6 @@
         </w:tc>
       </w:tr>
       <w:tr>
-        <w:tblPrEx>
-          <w:tblCellMar>
-            <w:top w:w="0" w:type="dxa"/>
-            <w:bottom w:w="0" w:type="dxa"/>
-          </w:tblCellMar>
-        </w:tblPrEx>
         <w:tc>
           <w:tcPr>
             <w:tcW w:w="2200" w:type="dxa"/>
@@ -10806,12 +10927,6 @@
         </w:tc>
       </w:tr>
       <w:tr>
-        <w:tblPrEx>
-          <w:tblCellMar>
-            <w:top w:w="0" w:type="dxa"/>
-            <w:bottom w:w="0" w:type="dxa"/>
-          </w:tblCellMar>
-        </w:tblPrEx>
         <w:tc>
           <w:tcPr>
             <w:tcW w:w="2200" w:type="dxa"/>
@@ -10870,12 +10985,6 @@
         </w:tc>
       </w:tr>
       <w:tr>
-        <w:tblPrEx>
-          <w:tblCellMar>
-            <w:top w:w="0" w:type="dxa"/>
-            <w:bottom w:w="0" w:type="dxa"/>
-          </w:tblCellMar>
-        </w:tblPrEx>
         <w:tc>
           <w:tcPr>
             <w:tcW w:w="2200" w:type="dxa"/>
@@ -10928,7 +11037,49 @@
                 <w:rFonts w:asciiTheme="majorBidi" w:hAnsiTheme="majorBidi" w:cstheme="majorBidi"/>
                 <w:szCs w:val="24"/>
               </w:rPr>
-              <w:t xml:space="preserve">1. Parent selects Sign Up. 2. Enters email and password. 3. System validates and creates account. 4. System sends 6-digit email confirmation code via </w:t>
+              <w:t xml:space="preserve">1. Parent selects Sign Up. </w:t>
+            </w:r>
+            <w:r>
+              <w:rPr>
+                <w:rFonts w:asciiTheme="majorBidi" w:hAnsiTheme="majorBidi" w:cstheme="majorBidi"/>
+                <w:szCs w:val="24"/>
+              </w:rPr>
+              <w:br/>
+            </w:r>
+            <w:r>
+              <w:rPr>
+                <w:rFonts w:asciiTheme="majorBidi" w:hAnsiTheme="majorBidi" w:cstheme="majorBidi"/>
+                <w:szCs w:val="24"/>
+              </w:rPr>
+              <w:t xml:space="preserve">2. Enters email and password. </w:t>
+            </w:r>
+            <w:r>
+              <w:rPr>
+                <w:rFonts w:asciiTheme="majorBidi" w:hAnsiTheme="majorBidi" w:cstheme="majorBidi"/>
+                <w:szCs w:val="24"/>
+              </w:rPr>
+              <w:br/>
+            </w:r>
+            <w:r>
+              <w:rPr>
+                <w:rFonts w:asciiTheme="majorBidi" w:hAnsiTheme="majorBidi" w:cstheme="majorBidi"/>
+                <w:szCs w:val="24"/>
+              </w:rPr>
+              <w:t xml:space="preserve">3. System validates and creates account. </w:t>
+            </w:r>
+            <w:r>
+              <w:rPr>
+                <w:rFonts w:asciiTheme="majorBidi" w:hAnsiTheme="majorBidi" w:cstheme="majorBidi"/>
+                <w:szCs w:val="24"/>
+              </w:rPr>
+              <w:br/>
+            </w:r>
+            <w:r>
+              <w:rPr>
+                <w:rFonts w:asciiTheme="majorBidi" w:hAnsiTheme="majorBidi" w:cstheme="majorBidi"/>
+                <w:szCs w:val="24"/>
+              </w:rPr>
+              <w:t xml:space="preserve">4. System sends 6-digit email confirmation code via </w:t>
             </w:r>
             <w:proofErr w:type="spellStart"/>
             <w:r>
@@ -10944,18 +11095,40 @@
                 <w:rFonts w:asciiTheme="majorBidi" w:hAnsiTheme="majorBidi" w:cstheme="majorBidi"/>
                 <w:szCs w:val="24"/>
               </w:rPr>
-              <w:t>. 5. Parent enters code to confirm email. 6. Parent is automatically logged in.</w:t>
+              <w:t xml:space="preserve">. </w:t>
+            </w:r>
+            <w:r>
+              <w:rPr>
+                <w:rFonts w:asciiTheme="majorBidi" w:hAnsiTheme="majorBidi" w:cstheme="majorBidi"/>
+                <w:szCs w:val="24"/>
+              </w:rPr>
+              <w:br/>
+            </w:r>
+            <w:r>
+              <w:rPr>
+                <w:rFonts w:asciiTheme="majorBidi" w:hAnsiTheme="majorBidi" w:cstheme="majorBidi"/>
+                <w:szCs w:val="24"/>
+              </w:rPr>
+              <w:t xml:space="preserve">5. Parent enters code to confirm email. </w:t>
+            </w:r>
+            <w:r>
+              <w:rPr>
+                <w:rFonts w:asciiTheme="majorBidi" w:hAnsiTheme="majorBidi" w:cstheme="majorBidi"/>
+                <w:szCs w:val="24"/>
+              </w:rPr>
+              <w:br/>
+            </w:r>
+            <w:r>
+              <w:rPr>
+                <w:rFonts w:asciiTheme="majorBidi" w:hAnsiTheme="majorBidi" w:cstheme="majorBidi"/>
+                <w:szCs w:val="24"/>
+              </w:rPr>
+              <w:t>6. Parent is automatically logged in.</w:t>
             </w:r>
           </w:p>
         </w:tc>
       </w:tr>
       <w:tr>
-        <w:tblPrEx>
-          <w:tblCellMar>
-            <w:top w:w="0" w:type="dxa"/>
-            <w:bottom w:w="0" w:type="dxa"/>
-          </w:tblCellMar>
-        </w:tblPrEx>
         <w:tc>
           <w:tcPr>
             <w:tcW w:w="2200" w:type="dxa"/>
@@ -11063,12 +11236,6 @@
         <w:gridCol w:w="7155"/>
       </w:tblGrid>
       <w:tr>
-        <w:tblPrEx>
-          <w:tblCellMar>
-            <w:top w:w="0" w:type="dxa"/>
-            <w:bottom w:w="0" w:type="dxa"/>
-          </w:tblCellMar>
-        </w:tblPrEx>
         <w:trPr>
           <w:trHeight w:val="359"/>
         </w:trPr>
@@ -11140,12 +11307,6 @@
         </w:tc>
       </w:tr>
       <w:tr>
-        <w:tblPrEx>
-          <w:tblCellMar>
-            <w:top w:w="0" w:type="dxa"/>
-            <w:bottom w:w="0" w:type="dxa"/>
-          </w:tblCellMar>
-        </w:tblPrEx>
         <w:tc>
           <w:tcPr>
             <w:tcW w:w="2200" w:type="dxa"/>
@@ -11208,12 +11369,6 @@
         </w:tc>
       </w:tr>
       <w:tr>
-        <w:tblPrEx>
-          <w:tblCellMar>
-            <w:top w:w="0" w:type="dxa"/>
-            <w:bottom w:w="0" w:type="dxa"/>
-          </w:tblCellMar>
-        </w:tblPrEx>
         <w:tc>
           <w:tcPr>
             <w:tcW w:w="2200" w:type="dxa"/>
@@ -11276,12 +11431,6 @@
         </w:tc>
       </w:tr>
       <w:tr>
-        <w:tblPrEx>
-          <w:tblCellMar>
-            <w:top w:w="0" w:type="dxa"/>
-            <w:bottom w:w="0" w:type="dxa"/>
-          </w:tblCellMar>
-        </w:tblPrEx>
         <w:tc>
           <w:tcPr>
             <w:tcW w:w="2200" w:type="dxa"/>
@@ -11344,12 +11493,6 @@
         </w:tc>
       </w:tr>
       <w:tr>
-        <w:tblPrEx>
-          <w:tblCellMar>
-            <w:top w:w="0" w:type="dxa"/>
-            <w:bottom w:w="0" w:type="dxa"/>
-          </w:tblCellMar>
-        </w:tblPrEx>
         <w:tc>
           <w:tcPr>
             <w:tcW w:w="2200" w:type="dxa"/>
@@ -11412,12 +11555,6 @@
         </w:tc>
       </w:tr>
       <w:tr>
-        <w:tblPrEx>
-          <w:tblCellMar>
-            <w:top w:w="0" w:type="dxa"/>
-            <w:bottom w:w="0" w:type="dxa"/>
-          </w:tblCellMar>
-        </w:tblPrEx>
         <w:tc>
           <w:tcPr>
             <w:tcW w:w="2200" w:type="dxa"/>
@@ -11474,18 +11611,76 @@
                 <w:color w:val="000000" w:themeColor="text1"/>
                 <w:szCs w:val="24"/>
               </w:rPr>
-              <w:t>1. Child selects Child Login. 2. Enters the 6-character code. 3. System verifies code and loads child profile. 4. JWT tokens issued. 5. Child sees their dashboard.</w:t>
+              <w:t xml:space="preserve">1. Child selects Child Login. </w:t>
+            </w:r>
+            <w:r>
+              <w:rPr>
+                <w:rFonts w:asciiTheme="majorBidi" w:hAnsiTheme="majorBidi" w:cstheme="majorBidi"/>
+                <w:color w:val="000000" w:themeColor="text1"/>
+                <w:szCs w:val="24"/>
+              </w:rPr>
+              <w:br/>
+            </w:r>
+            <w:r>
+              <w:rPr>
+                <w:rFonts w:asciiTheme="majorBidi" w:hAnsiTheme="majorBidi" w:cstheme="majorBidi"/>
+                <w:color w:val="000000" w:themeColor="text1"/>
+                <w:szCs w:val="24"/>
+              </w:rPr>
+              <w:t xml:space="preserve">2. Enters the 6-character code. </w:t>
+            </w:r>
+            <w:r>
+              <w:rPr>
+                <w:rFonts w:asciiTheme="majorBidi" w:hAnsiTheme="majorBidi" w:cstheme="majorBidi"/>
+                <w:color w:val="000000" w:themeColor="text1"/>
+                <w:szCs w:val="24"/>
+              </w:rPr>
+              <w:br/>
+            </w:r>
+            <w:r>
+              <w:rPr>
+                <w:rFonts w:asciiTheme="majorBidi" w:hAnsiTheme="majorBidi" w:cstheme="majorBidi"/>
+                <w:color w:val="000000" w:themeColor="text1"/>
+                <w:szCs w:val="24"/>
+              </w:rPr>
+              <w:t xml:space="preserve">3. System verifies code and loads child profile. </w:t>
+            </w:r>
+            <w:r>
+              <w:rPr>
+                <w:rFonts w:asciiTheme="majorBidi" w:hAnsiTheme="majorBidi" w:cstheme="majorBidi"/>
+                <w:color w:val="000000" w:themeColor="text1"/>
+                <w:szCs w:val="24"/>
+              </w:rPr>
+              <w:br/>
+            </w:r>
+            <w:r>
+              <w:rPr>
+                <w:rFonts w:asciiTheme="majorBidi" w:hAnsiTheme="majorBidi" w:cstheme="majorBidi"/>
+                <w:color w:val="000000" w:themeColor="text1"/>
+                <w:szCs w:val="24"/>
+              </w:rPr>
+              <w:t xml:space="preserve">4. JWT tokens issued. </w:t>
+            </w:r>
+            <w:r>
+              <w:rPr>
+                <w:rFonts w:asciiTheme="majorBidi" w:hAnsiTheme="majorBidi" w:cstheme="majorBidi"/>
+                <w:color w:val="000000" w:themeColor="text1"/>
+                <w:szCs w:val="24"/>
+              </w:rPr>
+              <w:br/>
+            </w:r>
+            <w:r>
+              <w:rPr>
+                <w:rFonts w:asciiTheme="majorBidi" w:hAnsiTheme="majorBidi" w:cstheme="majorBidi"/>
+                <w:color w:val="000000" w:themeColor="text1"/>
+                <w:szCs w:val="24"/>
+              </w:rPr>
+              <w:t>5. Child sees their dashboard.</w:t>
             </w:r>
           </w:p>
         </w:tc>
       </w:tr>
       <w:tr>
-        <w:tblPrEx>
-          <w:tblCellMar>
-            <w:top w:w="0" w:type="dxa"/>
-            <w:bottom w:w="0" w:type="dxa"/>
-          </w:tblCellMar>
-        </w:tblPrEx>
         <w:tc>
           <w:tcPr>
             <w:tcW w:w="2200" w:type="dxa"/>
@@ -11548,46 +11743,6 @@
         </w:tc>
       </w:tr>
     </w:tbl>
-    <w:p>
-      <w:pPr>
-        <w:spacing w:after="80"/>
-        <w:rPr>
-          <w:rFonts w:asciiTheme="majorBidi" w:hAnsiTheme="majorBidi" w:cstheme="majorBidi"/>
-          <w:color w:val="000000" w:themeColor="text1"/>
-          <w:szCs w:val="24"/>
-        </w:rPr>
-      </w:pPr>
-    </w:p>
-    <w:p>
-      <w:pPr>
-        <w:spacing w:after="80"/>
-        <w:rPr>
-          <w:rFonts w:asciiTheme="majorBidi" w:hAnsiTheme="majorBidi" w:cstheme="majorBidi"/>
-          <w:color w:val="000000" w:themeColor="text1"/>
-          <w:szCs w:val="24"/>
-        </w:rPr>
-      </w:pPr>
-    </w:p>
-    <w:p>
-      <w:pPr>
-        <w:spacing w:after="80"/>
-        <w:rPr>
-          <w:rFonts w:asciiTheme="majorBidi" w:hAnsiTheme="majorBidi" w:cstheme="majorBidi"/>
-          <w:color w:val="000000" w:themeColor="text1"/>
-          <w:szCs w:val="24"/>
-        </w:rPr>
-      </w:pPr>
-    </w:p>
-    <w:p>
-      <w:pPr>
-        <w:spacing w:after="80"/>
-        <w:rPr>
-          <w:rFonts w:asciiTheme="majorBidi" w:hAnsiTheme="majorBidi" w:cstheme="majorBidi"/>
-          <w:color w:val="000000" w:themeColor="text1"/>
-          <w:szCs w:val="24"/>
-        </w:rPr>
-      </w:pPr>
-    </w:p>
     <w:p>
       <w:pPr>
         <w:spacing w:after="80"/>
@@ -11700,12 +11855,6 @@
         <w:gridCol w:w="7159"/>
       </w:tblGrid>
       <w:tr>
-        <w:tblPrEx>
-          <w:tblCellMar>
-            <w:top w:w="0" w:type="dxa"/>
-            <w:bottom w:w="0" w:type="dxa"/>
-          </w:tblCellMar>
-        </w:tblPrEx>
         <w:tc>
           <w:tcPr>
             <w:tcW w:w="2200" w:type="dxa"/>
@@ -11774,12 +11923,6 @@
         </w:tc>
       </w:tr>
       <w:tr>
-        <w:tblPrEx>
-          <w:tblCellMar>
-            <w:top w:w="0" w:type="dxa"/>
-            <w:bottom w:w="0" w:type="dxa"/>
-          </w:tblCellMar>
-        </w:tblPrEx>
         <w:tc>
           <w:tcPr>
             <w:tcW w:w="2200" w:type="dxa"/>
@@ -11842,12 +11985,6 @@
         </w:tc>
       </w:tr>
       <w:tr>
-        <w:tblPrEx>
-          <w:tblCellMar>
-            <w:top w:w="0" w:type="dxa"/>
-            <w:bottom w:w="0" w:type="dxa"/>
-          </w:tblCellMar>
-        </w:tblPrEx>
         <w:tc>
           <w:tcPr>
             <w:tcW w:w="2200" w:type="dxa"/>
@@ -11910,12 +12047,6 @@
         </w:tc>
       </w:tr>
       <w:tr>
-        <w:tblPrEx>
-          <w:tblCellMar>
-            <w:top w:w="0" w:type="dxa"/>
-            <w:bottom w:w="0" w:type="dxa"/>
-          </w:tblCellMar>
-        </w:tblPrEx>
         <w:tc>
           <w:tcPr>
             <w:tcW w:w="2200" w:type="dxa"/>
@@ -11978,12 +12109,6 @@
         </w:tc>
       </w:tr>
       <w:tr>
-        <w:tblPrEx>
-          <w:tblCellMar>
-            <w:top w:w="0" w:type="dxa"/>
-            <w:bottom w:w="0" w:type="dxa"/>
-          </w:tblCellMar>
-        </w:tblPrEx>
         <w:tc>
           <w:tcPr>
             <w:tcW w:w="2200" w:type="dxa"/>
@@ -12046,12 +12171,6 @@
         </w:tc>
       </w:tr>
       <w:tr>
-        <w:tblPrEx>
-          <w:tblCellMar>
-            <w:top w:w="0" w:type="dxa"/>
-            <w:bottom w:w="0" w:type="dxa"/>
-          </w:tblCellMar>
-        </w:tblPrEx>
         <w:tc>
           <w:tcPr>
             <w:tcW w:w="2200" w:type="dxa"/>
@@ -12108,18 +12227,60 @@
                 <w:color w:val="000000" w:themeColor="text1"/>
                 <w:szCs w:val="24"/>
               </w:rPr>
-              <w:t>1. Dashboard shows all linked children as cards. 2. Parent selects a child. 3. App loads selected child's data (balance, expenses, goals, personality). 4. Parent can switch children at any time.</w:t>
+              <w:t xml:space="preserve">1. Dashboard shows all linked children as cards. </w:t>
+            </w:r>
+            <w:r>
+              <w:rPr>
+                <w:rFonts w:asciiTheme="majorBidi" w:hAnsiTheme="majorBidi" w:cstheme="majorBidi"/>
+                <w:color w:val="000000" w:themeColor="text1"/>
+                <w:szCs w:val="24"/>
+              </w:rPr>
+              <w:br/>
+            </w:r>
+            <w:r>
+              <w:rPr>
+                <w:rFonts w:asciiTheme="majorBidi" w:hAnsiTheme="majorBidi" w:cstheme="majorBidi"/>
+                <w:color w:val="000000" w:themeColor="text1"/>
+                <w:szCs w:val="24"/>
+              </w:rPr>
+              <w:t xml:space="preserve">2. Parent selects a child. </w:t>
+            </w:r>
+            <w:r>
+              <w:rPr>
+                <w:rFonts w:asciiTheme="majorBidi" w:hAnsiTheme="majorBidi" w:cstheme="majorBidi"/>
+                <w:color w:val="000000" w:themeColor="text1"/>
+                <w:szCs w:val="24"/>
+              </w:rPr>
+              <w:br/>
+            </w:r>
+            <w:r>
+              <w:rPr>
+                <w:rFonts w:asciiTheme="majorBidi" w:hAnsiTheme="majorBidi" w:cstheme="majorBidi"/>
+                <w:color w:val="000000" w:themeColor="text1"/>
+                <w:szCs w:val="24"/>
+              </w:rPr>
+              <w:t xml:space="preserve">3. App loads selected child's data (balance, expenses, goals, personality). </w:t>
+            </w:r>
+            <w:r>
+              <w:rPr>
+                <w:rFonts w:asciiTheme="majorBidi" w:hAnsiTheme="majorBidi" w:cstheme="majorBidi"/>
+                <w:color w:val="000000" w:themeColor="text1"/>
+                <w:szCs w:val="24"/>
+              </w:rPr>
+              <w:br/>
+            </w:r>
+            <w:r>
+              <w:rPr>
+                <w:rFonts w:asciiTheme="majorBidi" w:hAnsiTheme="majorBidi" w:cstheme="majorBidi"/>
+                <w:color w:val="000000" w:themeColor="text1"/>
+                <w:szCs w:val="24"/>
+              </w:rPr>
+              <w:t>4. Parent can switch children at any time.</w:t>
             </w:r>
           </w:p>
         </w:tc>
       </w:tr>
       <w:tr>
-        <w:tblPrEx>
-          <w:tblCellMar>
-            <w:top w:w="0" w:type="dxa"/>
-            <w:bottom w:w="0" w:type="dxa"/>
-          </w:tblCellMar>
-        </w:tblPrEx>
         <w:tc>
           <w:tcPr>
             <w:tcW w:w="2200" w:type="dxa"/>
@@ -12234,12 +12395,6 @@
         <w:gridCol w:w="7159"/>
       </w:tblGrid>
       <w:tr>
-        <w:tblPrEx>
-          <w:tblCellMar>
-            <w:top w:w="0" w:type="dxa"/>
-            <w:bottom w:w="0" w:type="dxa"/>
-          </w:tblCellMar>
-        </w:tblPrEx>
         <w:tc>
           <w:tcPr>
             <w:tcW w:w="2200" w:type="dxa"/>
@@ -12308,12 +12463,6 @@
         </w:tc>
       </w:tr>
       <w:tr>
-        <w:tblPrEx>
-          <w:tblCellMar>
-            <w:top w:w="0" w:type="dxa"/>
-            <w:bottom w:w="0" w:type="dxa"/>
-          </w:tblCellMar>
-        </w:tblPrEx>
         <w:tc>
           <w:tcPr>
             <w:tcW w:w="2200" w:type="dxa"/>
@@ -12376,12 +12525,6 @@
         </w:tc>
       </w:tr>
       <w:tr>
-        <w:tblPrEx>
-          <w:tblCellMar>
-            <w:top w:w="0" w:type="dxa"/>
-            <w:bottom w:w="0" w:type="dxa"/>
-          </w:tblCellMar>
-        </w:tblPrEx>
         <w:tc>
           <w:tcPr>
             <w:tcW w:w="2200" w:type="dxa"/>
@@ -12444,12 +12587,6 @@
         </w:tc>
       </w:tr>
       <w:tr>
-        <w:tblPrEx>
-          <w:tblCellMar>
-            <w:top w:w="0" w:type="dxa"/>
-            <w:bottom w:w="0" w:type="dxa"/>
-          </w:tblCellMar>
-        </w:tblPrEx>
         <w:tc>
           <w:tcPr>
             <w:tcW w:w="2200" w:type="dxa"/>
@@ -12512,12 +12649,6 @@
         </w:tc>
       </w:tr>
       <w:tr>
-        <w:tblPrEx>
-          <w:tblCellMar>
-            <w:top w:w="0" w:type="dxa"/>
-            <w:bottom w:w="0" w:type="dxa"/>
-          </w:tblCellMar>
-        </w:tblPrEx>
         <w:tc>
           <w:tcPr>
             <w:tcW w:w="2200" w:type="dxa"/>
@@ -12580,12 +12711,6 @@
         </w:tc>
       </w:tr>
       <w:tr>
-        <w:tblPrEx>
-          <w:tblCellMar>
-            <w:top w:w="0" w:type="dxa"/>
-            <w:bottom w:w="0" w:type="dxa"/>
-          </w:tblCellMar>
-        </w:tblPrEx>
         <w:tc>
           <w:tcPr>
             <w:tcW w:w="2200" w:type="dxa"/>
@@ -12642,18 +12767,92 @@
                 <w:color w:val="000000" w:themeColor="text1"/>
                 <w:szCs w:val="24"/>
               </w:rPr>
-              <w:t>1. Parent selects Add New Child. 2. Enters child's basic info (name, DOB, gender, relationship). 3. Completes the 9-question profiling questionnaire. 4. System calls Python AI service to calculate initial personality type. 5. System generates unique 6-character login code. 6. Parent receives the code to share with the child.</w:t>
+              <w:t xml:space="preserve">1. Parent selects Add New Child. </w:t>
+            </w:r>
+            <w:r>
+              <w:rPr>
+                <w:rFonts w:asciiTheme="majorBidi" w:hAnsiTheme="majorBidi" w:cstheme="majorBidi"/>
+                <w:color w:val="000000" w:themeColor="text1"/>
+                <w:szCs w:val="24"/>
+              </w:rPr>
+              <w:br/>
+            </w:r>
+            <w:r>
+              <w:rPr>
+                <w:rFonts w:asciiTheme="majorBidi" w:hAnsiTheme="majorBidi" w:cstheme="majorBidi"/>
+                <w:color w:val="000000" w:themeColor="text1"/>
+                <w:szCs w:val="24"/>
+              </w:rPr>
+              <w:t xml:space="preserve">2. Enters child's basic info (name, DOB, gender, relationship). </w:t>
+            </w:r>
+            <w:r>
+              <w:rPr>
+                <w:rFonts w:asciiTheme="majorBidi" w:hAnsiTheme="majorBidi" w:cstheme="majorBidi"/>
+                <w:color w:val="000000" w:themeColor="text1"/>
+                <w:szCs w:val="24"/>
+              </w:rPr>
+              <w:br/>
+            </w:r>
+            <w:r>
+              <w:rPr>
+                <w:rFonts w:asciiTheme="majorBidi" w:hAnsiTheme="majorBidi" w:cstheme="majorBidi"/>
+                <w:color w:val="000000" w:themeColor="text1"/>
+                <w:szCs w:val="24"/>
+              </w:rPr>
+              <w:t xml:space="preserve">3. Completes the 9-question profiling questionnaire. </w:t>
+            </w:r>
+            <w:r>
+              <w:rPr>
+                <w:rFonts w:asciiTheme="majorBidi" w:hAnsiTheme="majorBidi" w:cstheme="majorBidi"/>
+                <w:color w:val="000000" w:themeColor="text1"/>
+                <w:szCs w:val="24"/>
+              </w:rPr>
+              <w:br/>
+            </w:r>
+            <w:r>
+              <w:rPr>
+                <w:rFonts w:asciiTheme="majorBidi" w:hAnsiTheme="majorBidi" w:cstheme="majorBidi"/>
+                <w:color w:val="000000" w:themeColor="text1"/>
+                <w:szCs w:val="24"/>
+              </w:rPr>
+              <w:t xml:space="preserve">4. System calls Python AI service to calculate initial personality type. </w:t>
+            </w:r>
+            <w:r>
+              <w:rPr>
+                <w:rFonts w:asciiTheme="majorBidi" w:hAnsiTheme="majorBidi" w:cstheme="majorBidi"/>
+                <w:color w:val="000000" w:themeColor="text1"/>
+                <w:szCs w:val="24"/>
+              </w:rPr>
+              <w:br/>
+            </w:r>
+            <w:r>
+              <w:rPr>
+                <w:rFonts w:asciiTheme="majorBidi" w:hAnsiTheme="majorBidi" w:cstheme="majorBidi"/>
+                <w:color w:val="000000" w:themeColor="text1"/>
+                <w:szCs w:val="24"/>
+              </w:rPr>
+              <w:t xml:space="preserve">5. System generates unique 6-character login code. </w:t>
+            </w:r>
+            <w:r>
+              <w:rPr>
+                <w:rFonts w:asciiTheme="majorBidi" w:hAnsiTheme="majorBidi" w:cstheme="majorBidi"/>
+                <w:color w:val="000000" w:themeColor="text1"/>
+                <w:szCs w:val="24"/>
+              </w:rPr>
+              <w:br/>
+            </w:r>
+            <w:r>
+              <w:rPr>
+                <w:rFonts w:asciiTheme="majorBidi" w:hAnsiTheme="majorBidi" w:cstheme="majorBidi"/>
+                <w:color w:val="000000" w:themeColor="text1"/>
+                <w:szCs w:val="24"/>
+              </w:rPr>
+              <w:t>6. Parent receives the code to share with the child.</w:t>
             </w:r>
           </w:p>
         </w:tc>
       </w:tr>
       <w:tr>
-        <w:tblPrEx>
-          <w:tblCellMar>
-            <w:top w:w="0" w:type="dxa"/>
-            <w:bottom w:w="0" w:type="dxa"/>
-          </w:tblCellMar>
-        </w:tblPrEx>
         <w:tc>
           <w:tcPr>
             <w:tcW w:w="2200" w:type="dxa"/>
@@ -12716,36 +12915,6 @@
         </w:tc>
       </w:tr>
     </w:tbl>
-    <w:p>
-      <w:pPr>
-        <w:spacing w:after="80"/>
-        <w:rPr>
-          <w:rFonts w:asciiTheme="majorBidi" w:hAnsiTheme="majorBidi" w:cstheme="majorBidi"/>
-          <w:color w:val="000000" w:themeColor="text1"/>
-          <w:szCs w:val="24"/>
-        </w:rPr>
-      </w:pPr>
-    </w:p>
-    <w:p>
-      <w:pPr>
-        <w:spacing w:after="80"/>
-        <w:rPr>
-          <w:rFonts w:asciiTheme="majorBidi" w:hAnsiTheme="majorBidi" w:cstheme="majorBidi"/>
-          <w:color w:val="000000" w:themeColor="text1"/>
-          <w:szCs w:val="24"/>
-        </w:rPr>
-      </w:pPr>
-    </w:p>
-    <w:p>
-      <w:pPr>
-        <w:spacing w:after="80"/>
-        <w:rPr>
-          <w:rFonts w:asciiTheme="majorBidi" w:hAnsiTheme="majorBidi" w:cstheme="majorBidi"/>
-          <w:color w:val="000000" w:themeColor="text1"/>
-          <w:szCs w:val="24"/>
-        </w:rPr>
-      </w:pPr>
-    </w:p>
     <w:p>
       <w:pPr>
         <w:spacing w:after="80"/>
@@ -12848,12 +13017,6 @@
         <w:gridCol w:w="7159"/>
       </w:tblGrid>
       <w:tr>
-        <w:tblPrEx>
-          <w:tblCellMar>
-            <w:top w:w="0" w:type="dxa"/>
-            <w:bottom w:w="0" w:type="dxa"/>
-          </w:tblCellMar>
-        </w:tblPrEx>
         <w:tc>
           <w:tcPr>
             <w:tcW w:w="2200" w:type="dxa"/>
@@ -12922,12 +13085,6 @@
         </w:tc>
       </w:tr>
       <w:tr>
-        <w:tblPrEx>
-          <w:tblCellMar>
-            <w:top w:w="0" w:type="dxa"/>
-            <w:bottom w:w="0" w:type="dxa"/>
-          </w:tblCellMar>
-        </w:tblPrEx>
         <w:tc>
           <w:tcPr>
             <w:tcW w:w="2200" w:type="dxa"/>
@@ -12990,12 +13147,6 @@
         </w:tc>
       </w:tr>
       <w:tr>
-        <w:tblPrEx>
-          <w:tblCellMar>
-            <w:top w:w="0" w:type="dxa"/>
-            <w:bottom w:w="0" w:type="dxa"/>
-          </w:tblCellMar>
-        </w:tblPrEx>
         <w:tc>
           <w:tcPr>
             <w:tcW w:w="2200" w:type="dxa"/>
@@ -13058,12 +13209,6 @@
         </w:tc>
       </w:tr>
       <w:tr>
-        <w:tblPrEx>
-          <w:tblCellMar>
-            <w:top w:w="0" w:type="dxa"/>
-            <w:bottom w:w="0" w:type="dxa"/>
-          </w:tblCellMar>
-        </w:tblPrEx>
         <w:tc>
           <w:tcPr>
             <w:tcW w:w="2200" w:type="dxa"/>
@@ -13126,12 +13271,6 @@
         </w:tc>
       </w:tr>
       <w:tr>
-        <w:tblPrEx>
-          <w:tblCellMar>
-            <w:top w:w="0" w:type="dxa"/>
-            <w:bottom w:w="0" w:type="dxa"/>
-          </w:tblCellMar>
-        </w:tblPrEx>
         <w:tc>
           <w:tcPr>
             <w:tcW w:w="2200" w:type="dxa"/>
@@ -13194,12 +13333,6 @@
         </w:tc>
       </w:tr>
       <w:tr>
-        <w:tblPrEx>
-          <w:tblCellMar>
-            <w:top w:w="0" w:type="dxa"/>
-            <w:bottom w:w="0" w:type="dxa"/>
-          </w:tblCellMar>
-        </w:tblPrEx>
         <w:tc>
           <w:tcPr>
             <w:tcW w:w="2200" w:type="dxa"/>
@@ -13256,7 +13389,71 @@
                 <w:color w:val="000000" w:themeColor="text1"/>
                 <w:szCs w:val="24"/>
               </w:rPr>
-              <w:t xml:space="preserve">1. Parent selects a child. 2. Navigates to Allowance section. 3. Sets allowance type (Daily/Weekly/Monthly), amount, and schedule. 4. System stores schedule in DB. 5. </w:t>
+              <w:t xml:space="preserve">1. Parent selects a child. </w:t>
+            </w:r>
+            <w:r>
+              <w:rPr>
+                <w:rFonts w:asciiTheme="majorBidi" w:hAnsiTheme="majorBidi" w:cstheme="majorBidi"/>
+                <w:color w:val="000000" w:themeColor="text1"/>
+                <w:szCs w:val="24"/>
+              </w:rPr>
+              <w:br/>
+            </w:r>
+            <w:r>
+              <w:rPr>
+                <w:rFonts w:asciiTheme="majorBidi" w:hAnsiTheme="majorBidi" w:cstheme="majorBidi"/>
+                <w:color w:val="000000" w:themeColor="text1"/>
+                <w:szCs w:val="24"/>
+              </w:rPr>
+              <w:t xml:space="preserve">2. Navigates to Allowance section. </w:t>
+            </w:r>
+            <w:r>
+              <w:rPr>
+                <w:rFonts w:asciiTheme="majorBidi" w:hAnsiTheme="majorBidi" w:cstheme="majorBidi"/>
+                <w:color w:val="000000" w:themeColor="text1"/>
+                <w:szCs w:val="24"/>
+              </w:rPr>
+              <w:br/>
+            </w:r>
+            <w:r>
+              <w:rPr>
+                <w:rFonts w:asciiTheme="majorBidi" w:hAnsiTheme="majorBidi" w:cstheme="majorBidi"/>
+                <w:color w:val="000000" w:themeColor="text1"/>
+                <w:szCs w:val="24"/>
+              </w:rPr>
+              <w:t xml:space="preserve">3. Sets allowance type (Daily/Weekly/Monthly), amount, and schedule. </w:t>
+            </w:r>
+            <w:r>
+              <w:rPr>
+                <w:rFonts w:asciiTheme="majorBidi" w:hAnsiTheme="majorBidi" w:cstheme="majorBidi"/>
+                <w:color w:val="000000" w:themeColor="text1"/>
+                <w:szCs w:val="24"/>
+              </w:rPr>
+              <w:br/>
+            </w:r>
+            <w:r>
+              <w:rPr>
+                <w:rFonts w:asciiTheme="majorBidi" w:hAnsiTheme="majorBidi" w:cstheme="majorBidi"/>
+                <w:color w:val="000000" w:themeColor="text1"/>
+                <w:szCs w:val="24"/>
+              </w:rPr>
+              <w:t xml:space="preserve">4. System stores schedule in DB. </w:t>
+            </w:r>
+            <w:r>
+              <w:rPr>
+                <w:rFonts w:asciiTheme="majorBidi" w:hAnsiTheme="majorBidi" w:cstheme="majorBidi"/>
+                <w:color w:val="000000" w:themeColor="text1"/>
+                <w:szCs w:val="24"/>
+              </w:rPr>
+              <w:br/>
+            </w:r>
+            <w:r>
+              <w:rPr>
+                <w:rFonts w:asciiTheme="majorBidi" w:hAnsiTheme="majorBidi" w:cstheme="majorBidi"/>
+                <w:color w:val="000000" w:themeColor="text1"/>
+                <w:szCs w:val="24"/>
+              </w:rPr>
+              <w:t xml:space="preserve">5. </w:t>
             </w:r>
             <w:proofErr w:type="spellStart"/>
             <w:r>
@@ -13274,18 +13471,44 @@
                 <w:color w:val="000000" w:themeColor="text1"/>
                 <w:szCs w:val="24"/>
               </w:rPr>
-              <w:t xml:space="preserve"> job automatically credits allowance on schedule. 6. Parent optionally gives one-time bonus with reason. 7. Child receives in-app notification upon credit.</w:t>
+              <w:t xml:space="preserve"> job automatically credits allowance on schedule. </w:t>
+            </w:r>
+            <w:r>
+              <w:rPr>
+                <w:rFonts w:asciiTheme="majorBidi" w:hAnsiTheme="majorBidi" w:cstheme="majorBidi"/>
+                <w:color w:val="000000" w:themeColor="text1"/>
+                <w:szCs w:val="24"/>
+              </w:rPr>
+              <w:br/>
+            </w:r>
+            <w:r>
+              <w:rPr>
+                <w:rFonts w:asciiTheme="majorBidi" w:hAnsiTheme="majorBidi" w:cstheme="majorBidi"/>
+                <w:color w:val="000000" w:themeColor="text1"/>
+                <w:szCs w:val="24"/>
+              </w:rPr>
+              <w:t xml:space="preserve">6. Parent optionally gives one-time bonus with reason. </w:t>
+            </w:r>
+            <w:r>
+              <w:rPr>
+                <w:rFonts w:asciiTheme="majorBidi" w:hAnsiTheme="majorBidi" w:cstheme="majorBidi"/>
+                <w:color w:val="000000" w:themeColor="text1"/>
+                <w:szCs w:val="24"/>
+              </w:rPr>
+              <w:br/>
+            </w:r>
+            <w:r>
+              <w:rPr>
+                <w:rFonts w:asciiTheme="majorBidi" w:hAnsiTheme="majorBidi" w:cstheme="majorBidi"/>
+                <w:color w:val="000000" w:themeColor="text1"/>
+                <w:szCs w:val="24"/>
+              </w:rPr>
+              <w:t>7. Child receives in-app notification upon credit.</w:t>
             </w:r>
           </w:p>
         </w:tc>
       </w:tr>
       <w:tr>
-        <w:tblPrEx>
-          <w:tblCellMar>
-            <w:top w:w="0" w:type="dxa"/>
-            <w:bottom w:w="0" w:type="dxa"/>
-          </w:tblCellMar>
-        </w:tblPrEx>
         <w:tc>
           <w:tcPr>
             <w:tcW w:w="2200" w:type="dxa"/>
@@ -13400,12 +13623,6 @@
         <w:gridCol w:w="7159"/>
       </w:tblGrid>
       <w:tr>
-        <w:tblPrEx>
-          <w:tblCellMar>
-            <w:top w:w="0" w:type="dxa"/>
-            <w:bottom w:w="0" w:type="dxa"/>
-          </w:tblCellMar>
-        </w:tblPrEx>
         <w:tc>
           <w:tcPr>
             <w:tcW w:w="2200" w:type="dxa"/>
@@ -13474,12 +13691,6 @@
         </w:tc>
       </w:tr>
       <w:tr>
-        <w:tblPrEx>
-          <w:tblCellMar>
-            <w:top w:w="0" w:type="dxa"/>
-            <w:bottom w:w="0" w:type="dxa"/>
-          </w:tblCellMar>
-        </w:tblPrEx>
         <w:tc>
           <w:tcPr>
             <w:tcW w:w="2200" w:type="dxa"/>
@@ -13542,12 +13753,6 @@
         </w:tc>
       </w:tr>
       <w:tr>
-        <w:tblPrEx>
-          <w:tblCellMar>
-            <w:top w:w="0" w:type="dxa"/>
-            <w:bottom w:w="0" w:type="dxa"/>
-          </w:tblCellMar>
-        </w:tblPrEx>
         <w:tc>
           <w:tcPr>
             <w:tcW w:w="2200" w:type="dxa"/>
@@ -13610,12 +13815,6 @@
         </w:tc>
       </w:tr>
       <w:tr>
-        <w:tblPrEx>
-          <w:tblCellMar>
-            <w:top w:w="0" w:type="dxa"/>
-            <w:bottom w:w="0" w:type="dxa"/>
-          </w:tblCellMar>
-        </w:tblPrEx>
         <w:tc>
           <w:tcPr>
             <w:tcW w:w="2200" w:type="dxa"/>
@@ -13678,12 +13877,6 @@
         </w:tc>
       </w:tr>
       <w:tr>
-        <w:tblPrEx>
-          <w:tblCellMar>
-            <w:top w:w="0" w:type="dxa"/>
-            <w:bottom w:w="0" w:type="dxa"/>
-          </w:tblCellMar>
-        </w:tblPrEx>
         <w:tc>
           <w:tcPr>
             <w:tcW w:w="2200" w:type="dxa"/>
@@ -13746,12 +13939,6 @@
         </w:tc>
       </w:tr>
       <w:tr>
-        <w:tblPrEx>
-          <w:tblCellMar>
-            <w:top w:w="0" w:type="dxa"/>
-            <w:bottom w:w="0" w:type="dxa"/>
-          </w:tblCellMar>
-        </w:tblPrEx>
         <w:tc>
           <w:tcPr>
             <w:tcW w:w="2200" w:type="dxa"/>
@@ -13808,18 +13995,76 @@
                 <w:color w:val="000000" w:themeColor="text1"/>
                 <w:szCs w:val="24"/>
               </w:rPr>
-              <w:t>1. Child selects Savings Goals. 2. Creates a new goal (name, target amount, optional end date). 3. Child adds money from their balance to the goal. 4. Progress bar updates. 5. On completion, system marks goal as Success and notifies all linked parents.</w:t>
+              <w:t xml:space="preserve">1. Child selects Savings Goals. </w:t>
+            </w:r>
+            <w:r>
+              <w:rPr>
+                <w:rFonts w:asciiTheme="majorBidi" w:hAnsiTheme="majorBidi" w:cstheme="majorBidi"/>
+                <w:color w:val="000000" w:themeColor="text1"/>
+                <w:szCs w:val="24"/>
+              </w:rPr>
+              <w:br/>
+            </w:r>
+            <w:r>
+              <w:rPr>
+                <w:rFonts w:asciiTheme="majorBidi" w:hAnsiTheme="majorBidi" w:cstheme="majorBidi"/>
+                <w:color w:val="000000" w:themeColor="text1"/>
+                <w:szCs w:val="24"/>
+              </w:rPr>
+              <w:t xml:space="preserve">2. Creates a new goal (name, target amount, optional end date). </w:t>
+            </w:r>
+            <w:r>
+              <w:rPr>
+                <w:rFonts w:asciiTheme="majorBidi" w:hAnsiTheme="majorBidi" w:cstheme="majorBidi"/>
+                <w:color w:val="000000" w:themeColor="text1"/>
+                <w:szCs w:val="24"/>
+              </w:rPr>
+              <w:br/>
+            </w:r>
+            <w:r>
+              <w:rPr>
+                <w:rFonts w:asciiTheme="majorBidi" w:hAnsiTheme="majorBidi" w:cstheme="majorBidi"/>
+                <w:color w:val="000000" w:themeColor="text1"/>
+                <w:szCs w:val="24"/>
+              </w:rPr>
+              <w:t xml:space="preserve">3. Child adds money from their balance to the goal. </w:t>
+            </w:r>
+            <w:r>
+              <w:rPr>
+                <w:rFonts w:asciiTheme="majorBidi" w:hAnsiTheme="majorBidi" w:cstheme="majorBidi"/>
+                <w:color w:val="000000" w:themeColor="text1"/>
+                <w:szCs w:val="24"/>
+              </w:rPr>
+              <w:br/>
+            </w:r>
+            <w:r>
+              <w:rPr>
+                <w:rFonts w:asciiTheme="majorBidi" w:hAnsiTheme="majorBidi" w:cstheme="majorBidi"/>
+                <w:color w:val="000000" w:themeColor="text1"/>
+                <w:szCs w:val="24"/>
+              </w:rPr>
+              <w:t xml:space="preserve">4. Progress bar updates. </w:t>
+            </w:r>
+            <w:r>
+              <w:rPr>
+                <w:rFonts w:asciiTheme="majorBidi" w:hAnsiTheme="majorBidi" w:cstheme="majorBidi"/>
+                <w:color w:val="000000" w:themeColor="text1"/>
+                <w:szCs w:val="24"/>
+              </w:rPr>
+              <w:br/>
+            </w:r>
+            <w:r>
+              <w:rPr>
+                <w:rFonts w:asciiTheme="majorBidi" w:hAnsiTheme="majorBidi" w:cstheme="majorBidi"/>
+                <w:color w:val="000000" w:themeColor="text1"/>
+                <w:szCs w:val="24"/>
+              </w:rPr>
+              <w:t>5. On completion, system marks goal as Success and notifies all linked parents.</w:t>
             </w:r>
           </w:p>
         </w:tc>
       </w:tr>
       <w:tr>
-        <w:tblPrEx>
-          <w:tblCellMar>
-            <w:top w:w="0" w:type="dxa"/>
-            <w:bottom w:w="0" w:type="dxa"/>
-          </w:tblCellMar>
-        </w:tblPrEx>
         <w:tc>
           <w:tcPr>
             <w:tcW w:w="2200" w:type="dxa"/>
@@ -13882,16 +14127,6 @@
         </w:tc>
       </w:tr>
     </w:tbl>
-    <w:p>
-      <w:pPr>
-        <w:spacing w:after="80"/>
-        <w:rPr>
-          <w:rFonts w:asciiTheme="majorBidi" w:hAnsiTheme="majorBidi" w:cstheme="majorBidi"/>
-          <w:color w:val="000000" w:themeColor="text1"/>
-          <w:szCs w:val="24"/>
-        </w:rPr>
-      </w:pPr>
-    </w:p>
     <w:p>
       <w:pPr>
         <w:spacing w:after="80"/>
@@ -14014,12 +14249,6 @@
         <w:gridCol w:w="7159"/>
       </w:tblGrid>
       <w:tr>
-        <w:tblPrEx>
-          <w:tblCellMar>
-            <w:top w:w="0" w:type="dxa"/>
-            <w:bottom w:w="0" w:type="dxa"/>
-          </w:tblCellMar>
-        </w:tblPrEx>
         <w:tc>
           <w:tcPr>
             <w:tcW w:w="2200" w:type="dxa"/>
@@ -14088,12 +14317,6 @@
         </w:tc>
       </w:tr>
       <w:tr>
-        <w:tblPrEx>
-          <w:tblCellMar>
-            <w:top w:w="0" w:type="dxa"/>
-            <w:bottom w:w="0" w:type="dxa"/>
-          </w:tblCellMar>
-        </w:tblPrEx>
         <w:tc>
           <w:tcPr>
             <w:tcW w:w="2200" w:type="dxa"/>
@@ -14156,12 +14379,6 @@
         </w:tc>
       </w:tr>
       <w:tr>
-        <w:tblPrEx>
-          <w:tblCellMar>
-            <w:top w:w="0" w:type="dxa"/>
-            <w:bottom w:w="0" w:type="dxa"/>
-          </w:tblCellMar>
-        </w:tblPrEx>
         <w:tc>
           <w:tcPr>
             <w:tcW w:w="2200" w:type="dxa"/>
@@ -14224,12 +14441,6 @@
         </w:tc>
       </w:tr>
       <w:tr>
-        <w:tblPrEx>
-          <w:tblCellMar>
-            <w:top w:w="0" w:type="dxa"/>
-            <w:bottom w:w="0" w:type="dxa"/>
-          </w:tblCellMar>
-        </w:tblPrEx>
         <w:tc>
           <w:tcPr>
             <w:tcW w:w="2200" w:type="dxa"/>
@@ -14292,12 +14503,6 @@
         </w:tc>
       </w:tr>
       <w:tr>
-        <w:tblPrEx>
-          <w:tblCellMar>
-            <w:top w:w="0" w:type="dxa"/>
-            <w:bottom w:w="0" w:type="dxa"/>
-          </w:tblCellMar>
-        </w:tblPrEx>
         <w:tc>
           <w:tcPr>
             <w:tcW w:w="2200" w:type="dxa"/>
@@ -14360,12 +14565,6 @@
         </w:tc>
       </w:tr>
       <w:tr>
-        <w:tblPrEx>
-          <w:tblCellMar>
-            <w:top w:w="0" w:type="dxa"/>
-            <w:bottom w:w="0" w:type="dxa"/>
-          </w:tblCellMar>
-        </w:tblPrEx>
         <w:tc>
           <w:tcPr>
             <w:tcW w:w="2200" w:type="dxa"/>
@@ -14422,18 +14621,92 @@
                 <w:color w:val="000000" w:themeColor="text1"/>
                 <w:szCs w:val="24"/>
               </w:rPr>
-              <w:t>1. Parent selects a child and navigates to Challenge Goals. 2. Creates challenge (title, target amount, end date, optional reward EGP). 3. Child receives in-app notification of new challenge. 4. Child adds money to the goal. 5. On completion, reward is automatically credited to child's balance. 6. Parent receives completion notification.</w:t>
+              <w:t xml:space="preserve">1. Parent selects a child and navigates to Challenge Goals. </w:t>
+            </w:r>
+            <w:r>
+              <w:rPr>
+                <w:rFonts w:asciiTheme="majorBidi" w:hAnsiTheme="majorBidi" w:cstheme="majorBidi"/>
+                <w:color w:val="000000" w:themeColor="text1"/>
+                <w:szCs w:val="24"/>
+              </w:rPr>
+              <w:br/>
+            </w:r>
+            <w:r>
+              <w:rPr>
+                <w:rFonts w:asciiTheme="majorBidi" w:hAnsiTheme="majorBidi" w:cstheme="majorBidi"/>
+                <w:color w:val="000000" w:themeColor="text1"/>
+                <w:szCs w:val="24"/>
+              </w:rPr>
+              <w:t xml:space="preserve">2. Creates challenge (title, target amount, end date, optional reward). </w:t>
+            </w:r>
+            <w:r>
+              <w:rPr>
+                <w:rFonts w:asciiTheme="majorBidi" w:hAnsiTheme="majorBidi" w:cstheme="majorBidi"/>
+                <w:color w:val="000000" w:themeColor="text1"/>
+                <w:szCs w:val="24"/>
+              </w:rPr>
+              <w:br/>
+            </w:r>
+            <w:r>
+              <w:rPr>
+                <w:rFonts w:asciiTheme="majorBidi" w:hAnsiTheme="majorBidi" w:cstheme="majorBidi"/>
+                <w:color w:val="000000" w:themeColor="text1"/>
+                <w:szCs w:val="24"/>
+              </w:rPr>
+              <w:t xml:space="preserve">3. Child receives in-app notification of new challenge. </w:t>
+            </w:r>
+            <w:r>
+              <w:rPr>
+                <w:rFonts w:asciiTheme="majorBidi" w:hAnsiTheme="majorBidi" w:cstheme="majorBidi"/>
+                <w:color w:val="000000" w:themeColor="text1"/>
+                <w:szCs w:val="24"/>
+              </w:rPr>
+              <w:br/>
+            </w:r>
+            <w:r>
+              <w:rPr>
+                <w:rFonts w:asciiTheme="majorBidi" w:hAnsiTheme="majorBidi" w:cstheme="majorBidi"/>
+                <w:color w:val="000000" w:themeColor="text1"/>
+                <w:szCs w:val="24"/>
+              </w:rPr>
+              <w:t xml:space="preserve">4. Child adds money to the goal. </w:t>
+            </w:r>
+            <w:r>
+              <w:rPr>
+                <w:rFonts w:asciiTheme="majorBidi" w:hAnsiTheme="majorBidi" w:cstheme="majorBidi"/>
+                <w:color w:val="000000" w:themeColor="text1"/>
+                <w:szCs w:val="24"/>
+              </w:rPr>
+              <w:br/>
+            </w:r>
+            <w:r>
+              <w:rPr>
+                <w:rFonts w:asciiTheme="majorBidi" w:hAnsiTheme="majorBidi" w:cstheme="majorBidi"/>
+                <w:color w:val="000000" w:themeColor="text1"/>
+                <w:szCs w:val="24"/>
+              </w:rPr>
+              <w:t xml:space="preserve">5. On completion, reward is automatically credited to child's balance. </w:t>
+            </w:r>
+            <w:r>
+              <w:rPr>
+                <w:rFonts w:asciiTheme="majorBidi" w:hAnsiTheme="majorBidi" w:cstheme="majorBidi"/>
+                <w:color w:val="000000" w:themeColor="text1"/>
+                <w:szCs w:val="24"/>
+              </w:rPr>
+              <w:br/>
+            </w:r>
+            <w:r>
+              <w:rPr>
+                <w:rFonts w:asciiTheme="majorBidi" w:hAnsiTheme="majorBidi" w:cstheme="majorBidi"/>
+                <w:color w:val="000000" w:themeColor="text1"/>
+                <w:szCs w:val="24"/>
+              </w:rPr>
+              <w:t>6. Parent receives completion notification.</w:t>
             </w:r>
           </w:p>
         </w:tc>
       </w:tr>
       <w:tr>
-        <w:tblPrEx>
-          <w:tblCellMar>
-            <w:top w:w="0" w:type="dxa"/>
-            <w:bottom w:w="0" w:type="dxa"/>
-          </w:tblCellMar>
-        </w:tblPrEx>
         <w:tc>
           <w:tcPr>
             <w:tcW w:w="2200" w:type="dxa"/>
@@ -14548,12 +14821,6 @@
         <w:gridCol w:w="7159"/>
       </w:tblGrid>
       <w:tr>
-        <w:tblPrEx>
-          <w:tblCellMar>
-            <w:top w:w="0" w:type="dxa"/>
-            <w:bottom w:w="0" w:type="dxa"/>
-          </w:tblCellMar>
-        </w:tblPrEx>
         <w:tc>
           <w:tcPr>
             <w:tcW w:w="2200" w:type="dxa"/>
@@ -14622,12 +14889,6 @@
         </w:tc>
       </w:tr>
       <w:tr>
-        <w:tblPrEx>
-          <w:tblCellMar>
-            <w:top w:w="0" w:type="dxa"/>
-            <w:bottom w:w="0" w:type="dxa"/>
-          </w:tblCellMar>
-        </w:tblPrEx>
         <w:tc>
           <w:tcPr>
             <w:tcW w:w="2200" w:type="dxa"/>
@@ -14690,12 +14951,6 @@
         </w:tc>
       </w:tr>
       <w:tr>
-        <w:tblPrEx>
-          <w:tblCellMar>
-            <w:top w:w="0" w:type="dxa"/>
-            <w:bottom w:w="0" w:type="dxa"/>
-          </w:tblCellMar>
-        </w:tblPrEx>
         <w:tc>
           <w:tcPr>
             <w:tcW w:w="2200" w:type="dxa"/>
@@ -14758,12 +15013,6 @@
         </w:tc>
       </w:tr>
       <w:tr>
-        <w:tblPrEx>
-          <w:tblCellMar>
-            <w:top w:w="0" w:type="dxa"/>
-            <w:bottom w:w="0" w:type="dxa"/>
-          </w:tblCellMar>
-        </w:tblPrEx>
         <w:tc>
           <w:tcPr>
             <w:tcW w:w="2200" w:type="dxa"/>
@@ -14826,12 +15075,6 @@
         </w:tc>
       </w:tr>
       <w:tr>
-        <w:tblPrEx>
-          <w:tblCellMar>
-            <w:top w:w="0" w:type="dxa"/>
-            <w:bottom w:w="0" w:type="dxa"/>
-          </w:tblCellMar>
-        </w:tblPrEx>
         <w:tc>
           <w:tcPr>
             <w:tcW w:w="2200" w:type="dxa"/>
@@ -14894,12 +15137,6 @@
         </w:tc>
       </w:tr>
       <w:tr>
-        <w:tblPrEx>
-          <w:tblCellMar>
-            <w:top w:w="0" w:type="dxa"/>
-            <w:bottom w:w="0" w:type="dxa"/>
-          </w:tblCellMar>
-        </w:tblPrEx>
         <w:tc>
           <w:tcPr>
             <w:tcW w:w="2200" w:type="dxa"/>
@@ -14956,7 +15193,103 @@
                 <w:color w:val="000000" w:themeColor="text1"/>
                 <w:szCs w:val="24"/>
               </w:rPr>
-              <w:t xml:space="preserve">1. Child selects Log Expense. 2. Enters amount, category, and mood emoji. 3. Optionally adds item name (required for 'Other' category) and a note. 4. System validates balance. 5. Balance deducted. 6. Expense and Transaction records created. 7. Parents notified in real time via </w:t>
+              <w:t xml:space="preserve">1. Child selects Log Expense. </w:t>
+            </w:r>
+            <w:r>
+              <w:rPr>
+                <w:rFonts w:asciiTheme="majorBidi" w:hAnsiTheme="majorBidi" w:cstheme="majorBidi"/>
+                <w:color w:val="000000" w:themeColor="text1"/>
+                <w:szCs w:val="24"/>
+              </w:rPr>
+              <w:br/>
+            </w:r>
+            <w:r>
+              <w:rPr>
+                <w:rFonts w:asciiTheme="majorBidi" w:hAnsiTheme="majorBidi" w:cstheme="majorBidi"/>
+                <w:color w:val="000000" w:themeColor="text1"/>
+                <w:szCs w:val="24"/>
+              </w:rPr>
+              <w:t xml:space="preserve">2. Enters amount, category, and mood emoji. </w:t>
+            </w:r>
+            <w:r>
+              <w:rPr>
+                <w:rFonts w:asciiTheme="majorBidi" w:hAnsiTheme="majorBidi" w:cstheme="majorBidi"/>
+                <w:color w:val="000000" w:themeColor="text1"/>
+                <w:szCs w:val="24"/>
+              </w:rPr>
+              <w:br/>
+            </w:r>
+            <w:r>
+              <w:rPr>
+                <w:rFonts w:asciiTheme="majorBidi" w:hAnsiTheme="majorBidi" w:cstheme="majorBidi"/>
+                <w:color w:val="000000" w:themeColor="text1"/>
+                <w:szCs w:val="24"/>
+              </w:rPr>
+              <w:t xml:space="preserve">3. Optionally adds item name (required for 'Other' category) and a note. </w:t>
+            </w:r>
+            <w:r>
+              <w:rPr>
+                <w:rFonts w:asciiTheme="majorBidi" w:hAnsiTheme="majorBidi" w:cstheme="majorBidi"/>
+                <w:color w:val="000000" w:themeColor="text1"/>
+                <w:szCs w:val="24"/>
+              </w:rPr>
+              <w:br/>
+            </w:r>
+            <w:r>
+              <w:rPr>
+                <w:rFonts w:asciiTheme="majorBidi" w:hAnsiTheme="majorBidi" w:cstheme="majorBidi"/>
+                <w:color w:val="000000" w:themeColor="text1"/>
+                <w:szCs w:val="24"/>
+              </w:rPr>
+              <w:t xml:space="preserve">4. System validates balance. </w:t>
+            </w:r>
+            <w:r>
+              <w:rPr>
+                <w:rFonts w:asciiTheme="majorBidi" w:hAnsiTheme="majorBidi" w:cstheme="majorBidi"/>
+                <w:color w:val="000000" w:themeColor="text1"/>
+                <w:szCs w:val="24"/>
+              </w:rPr>
+              <w:br/>
+            </w:r>
+            <w:r>
+              <w:rPr>
+                <w:rFonts w:asciiTheme="majorBidi" w:hAnsiTheme="majorBidi" w:cstheme="majorBidi"/>
+                <w:color w:val="000000" w:themeColor="text1"/>
+                <w:szCs w:val="24"/>
+              </w:rPr>
+              <w:t xml:space="preserve">5. Balance deducted. </w:t>
+            </w:r>
+            <w:r>
+              <w:rPr>
+                <w:rFonts w:asciiTheme="majorBidi" w:hAnsiTheme="majorBidi" w:cstheme="majorBidi"/>
+                <w:color w:val="000000" w:themeColor="text1"/>
+                <w:szCs w:val="24"/>
+              </w:rPr>
+              <w:br/>
+            </w:r>
+            <w:r>
+              <w:rPr>
+                <w:rFonts w:asciiTheme="majorBidi" w:hAnsiTheme="majorBidi" w:cstheme="majorBidi"/>
+                <w:color w:val="000000" w:themeColor="text1"/>
+                <w:szCs w:val="24"/>
+              </w:rPr>
+              <w:t xml:space="preserve">6. Expense and Transaction records created. </w:t>
+            </w:r>
+            <w:r>
+              <w:rPr>
+                <w:rFonts w:asciiTheme="majorBidi" w:hAnsiTheme="majorBidi" w:cstheme="majorBidi"/>
+                <w:color w:val="000000" w:themeColor="text1"/>
+                <w:szCs w:val="24"/>
+              </w:rPr>
+              <w:br/>
+            </w:r>
+            <w:r>
+              <w:rPr>
+                <w:rFonts w:asciiTheme="majorBidi" w:hAnsiTheme="majorBidi" w:cstheme="majorBidi"/>
+                <w:color w:val="000000" w:themeColor="text1"/>
+                <w:szCs w:val="24"/>
+              </w:rPr>
+              <w:t xml:space="preserve">7. Parents notified in real time via </w:t>
             </w:r>
             <w:proofErr w:type="spellStart"/>
             <w:r>
@@ -14980,12 +15313,6 @@
         </w:tc>
       </w:tr>
       <w:tr>
-        <w:tblPrEx>
-          <w:tblCellMar>
-            <w:top w:w="0" w:type="dxa"/>
-            <w:bottom w:w="0" w:type="dxa"/>
-          </w:tblCellMar>
-        </w:tblPrEx>
         <w:tc>
           <w:tcPr>
             <w:tcW w:w="2200" w:type="dxa"/>
@@ -15048,36 +15375,6 @@
         </w:tc>
       </w:tr>
     </w:tbl>
-    <w:p>
-      <w:pPr>
-        <w:spacing w:after="80"/>
-        <w:rPr>
-          <w:rFonts w:asciiTheme="majorBidi" w:hAnsiTheme="majorBidi" w:cstheme="majorBidi"/>
-          <w:color w:val="000000" w:themeColor="text1"/>
-          <w:szCs w:val="24"/>
-        </w:rPr>
-      </w:pPr>
-    </w:p>
-    <w:p>
-      <w:pPr>
-        <w:spacing w:after="80"/>
-        <w:rPr>
-          <w:rFonts w:asciiTheme="majorBidi" w:hAnsiTheme="majorBidi" w:cstheme="majorBidi"/>
-          <w:color w:val="000000" w:themeColor="text1"/>
-          <w:szCs w:val="24"/>
-        </w:rPr>
-      </w:pPr>
-    </w:p>
-    <w:p>
-      <w:pPr>
-        <w:spacing w:after="80"/>
-        <w:rPr>
-          <w:rFonts w:asciiTheme="majorBidi" w:hAnsiTheme="majorBidi" w:cstheme="majorBidi"/>
-          <w:color w:val="000000" w:themeColor="text1"/>
-          <w:szCs w:val="24"/>
-        </w:rPr>
-      </w:pPr>
-    </w:p>
     <w:p>
       <w:pPr>
         <w:spacing w:after="80"/>
@@ -15190,12 +15487,6 @@
         <w:gridCol w:w="7155"/>
       </w:tblGrid>
       <w:tr>
-        <w:tblPrEx>
-          <w:tblCellMar>
-            <w:top w:w="0" w:type="dxa"/>
-            <w:bottom w:w="0" w:type="dxa"/>
-          </w:tblCellMar>
-        </w:tblPrEx>
         <w:tc>
           <w:tcPr>
             <w:tcW w:w="2200" w:type="dxa"/>
@@ -15264,12 +15555,6 @@
         </w:tc>
       </w:tr>
       <w:tr>
-        <w:tblPrEx>
-          <w:tblCellMar>
-            <w:top w:w="0" w:type="dxa"/>
-            <w:bottom w:w="0" w:type="dxa"/>
-          </w:tblCellMar>
-        </w:tblPrEx>
         <w:tc>
           <w:tcPr>
             <w:tcW w:w="2200" w:type="dxa"/>
@@ -15332,12 +15617,6 @@
         </w:tc>
       </w:tr>
       <w:tr>
-        <w:tblPrEx>
-          <w:tblCellMar>
-            <w:top w:w="0" w:type="dxa"/>
-            <w:bottom w:w="0" w:type="dxa"/>
-          </w:tblCellMar>
-        </w:tblPrEx>
         <w:tc>
           <w:tcPr>
             <w:tcW w:w="2200" w:type="dxa"/>
@@ -15400,12 +15679,6 @@
         </w:tc>
       </w:tr>
       <w:tr>
-        <w:tblPrEx>
-          <w:tblCellMar>
-            <w:top w:w="0" w:type="dxa"/>
-            <w:bottom w:w="0" w:type="dxa"/>
-          </w:tblCellMar>
-        </w:tblPrEx>
         <w:tc>
           <w:tcPr>
             <w:tcW w:w="2200" w:type="dxa"/>
@@ -15468,12 +15741,6 @@
         </w:tc>
       </w:tr>
       <w:tr>
-        <w:tblPrEx>
-          <w:tblCellMar>
-            <w:top w:w="0" w:type="dxa"/>
-            <w:bottom w:w="0" w:type="dxa"/>
-          </w:tblCellMar>
-        </w:tblPrEx>
         <w:tc>
           <w:tcPr>
             <w:tcW w:w="2200" w:type="dxa"/>
@@ -15536,12 +15803,6 @@
         </w:tc>
       </w:tr>
       <w:tr>
-        <w:tblPrEx>
-          <w:tblCellMar>
-            <w:top w:w="0" w:type="dxa"/>
-            <w:bottom w:w="0" w:type="dxa"/>
-          </w:tblCellMar>
-        </w:tblPrEx>
         <w:tc>
           <w:tcPr>
             <w:tcW w:w="2200" w:type="dxa"/>
@@ -15598,18 +15859,60 @@
                 <w:color w:val="000000" w:themeColor="text1"/>
                 <w:szCs w:val="24"/>
               </w:rPr>
-              <w:t>1. Child selects Expense History. 2. Views list of purchases with name, date, mood, and amount. 3. Can filter by category or date range. 4. App shows total count and total spent.</w:t>
+              <w:t xml:space="preserve">1. Child selects Expense History. </w:t>
+            </w:r>
+            <w:r>
+              <w:rPr>
+                <w:rFonts w:asciiTheme="majorBidi" w:hAnsiTheme="majorBidi" w:cstheme="majorBidi"/>
+                <w:color w:val="000000" w:themeColor="text1"/>
+                <w:szCs w:val="24"/>
+              </w:rPr>
+              <w:br/>
+            </w:r>
+            <w:r>
+              <w:rPr>
+                <w:rFonts w:asciiTheme="majorBidi" w:hAnsiTheme="majorBidi" w:cstheme="majorBidi"/>
+                <w:color w:val="000000" w:themeColor="text1"/>
+                <w:szCs w:val="24"/>
+              </w:rPr>
+              <w:t xml:space="preserve">2. Views list of purchases with name, date, mood, and amount. </w:t>
+            </w:r>
+            <w:r>
+              <w:rPr>
+                <w:rFonts w:asciiTheme="majorBidi" w:hAnsiTheme="majorBidi" w:cstheme="majorBidi"/>
+                <w:color w:val="000000" w:themeColor="text1"/>
+                <w:szCs w:val="24"/>
+              </w:rPr>
+              <w:br/>
+            </w:r>
+            <w:r>
+              <w:rPr>
+                <w:rFonts w:asciiTheme="majorBidi" w:hAnsiTheme="majorBidi" w:cstheme="majorBidi"/>
+                <w:color w:val="000000" w:themeColor="text1"/>
+                <w:szCs w:val="24"/>
+              </w:rPr>
+              <w:t xml:space="preserve">3. Can filter by category or date range. </w:t>
+            </w:r>
+            <w:r>
+              <w:rPr>
+                <w:rFonts w:asciiTheme="majorBidi" w:hAnsiTheme="majorBidi" w:cstheme="majorBidi"/>
+                <w:color w:val="000000" w:themeColor="text1"/>
+                <w:szCs w:val="24"/>
+              </w:rPr>
+              <w:br/>
+            </w:r>
+            <w:r>
+              <w:rPr>
+                <w:rFonts w:asciiTheme="majorBidi" w:hAnsiTheme="majorBidi" w:cstheme="majorBidi"/>
+                <w:color w:val="000000" w:themeColor="text1"/>
+                <w:szCs w:val="24"/>
+              </w:rPr>
+              <w:t>4. App shows total count and total spent.</w:t>
             </w:r>
           </w:p>
         </w:tc>
       </w:tr>
       <w:tr>
-        <w:tblPrEx>
-          <w:tblCellMar>
-            <w:top w:w="0" w:type="dxa"/>
-            <w:bottom w:w="0" w:type="dxa"/>
-          </w:tblCellMar>
-        </w:tblPrEx>
         <w:tc>
           <w:tcPr>
             <w:tcW w:w="2200" w:type="dxa"/>
@@ -15724,12 +16027,6 @@
         <w:gridCol w:w="7155"/>
       </w:tblGrid>
       <w:tr>
-        <w:tblPrEx>
-          <w:tblCellMar>
-            <w:top w:w="0" w:type="dxa"/>
-            <w:bottom w:w="0" w:type="dxa"/>
-          </w:tblCellMar>
-        </w:tblPrEx>
         <w:tc>
           <w:tcPr>
             <w:tcW w:w="2200" w:type="dxa"/>
@@ -15798,12 +16095,6 @@
         </w:tc>
       </w:tr>
       <w:tr>
-        <w:tblPrEx>
-          <w:tblCellMar>
-            <w:top w:w="0" w:type="dxa"/>
-            <w:bottom w:w="0" w:type="dxa"/>
-          </w:tblCellMar>
-        </w:tblPrEx>
         <w:tc>
           <w:tcPr>
             <w:tcW w:w="2200" w:type="dxa"/>
@@ -15866,12 +16157,6 @@
         </w:tc>
       </w:tr>
       <w:tr>
-        <w:tblPrEx>
-          <w:tblCellMar>
-            <w:top w:w="0" w:type="dxa"/>
-            <w:bottom w:w="0" w:type="dxa"/>
-          </w:tblCellMar>
-        </w:tblPrEx>
         <w:tc>
           <w:tcPr>
             <w:tcW w:w="2200" w:type="dxa"/>
@@ -15934,12 +16219,6 @@
         </w:tc>
       </w:tr>
       <w:tr>
-        <w:tblPrEx>
-          <w:tblCellMar>
-            <w:top w:w="0" w:type="dxa"/>
-            <w:bottom w:w="0" w:type="dxa"/>
-          </w:tblCellMar>
-        </w:tblPrEx>
         <w:tc>
           <w:tcPr>
             <w:tcW w:w="2200" w:type="dxa"/>
@@ -16002,12 +16281,6 @@
         </w:tc>
       </w:tr>
       <w:tr>
-        <w:tblPrEx>
-          <w:tblCellMar>
-            <w:top w:w="0" w:type="dxa"/>
-            <w:bottom w:w="0" w:type="dxa"/>
-          </w:tblCellMar>
-        </w:tblPrEx>
         <w:tc>
           <w:tcPr>
             <w:tcW w:w="2200" w:type="dxa"/>
@@ -16070,12 +16343,6 @@
         </w:tc>
       </w:tr>
       <w:tr>
-        <w:tblPrEx>
-          <w:tblCellMar>
-            <w:top w:w="0" w:type="dxa"/>
-            <w:bottom w:w="0" w:type="dxa"/>
-          </w:tblCellMar>
-        </w:tblPrEx>
         <w:tc>
           <w:tcPr>
             <w:tcW w:w="2200" w:type="dxa"/>
@@ -16132,18 +16399,76 @@
                 <w:color w:val="000000" w:themeColor="text1"/>
                 <w:szCs w:val="24"/>
               </w:rPr>
-              <w:t>1. Parent selects a child. 2. Opens Expense section. 3. Filters by date, category, or mood. 4. Views list with item, date, mood, and amount. 5. Sees summary: total spent, count, top categories, mood distribution.</w:t>
+              <w:t xml:space="preserve">1. Parent selects a child. </w:t>
+            </w:r>
+            <w:r>
+              <w:rPr>
+                <w:rFonts w:asciiTheme="majorBidi" w:hAnsiTheme="majorBidi" w:cstheme="majorBidi"/>
+                <w:color w:val="000000" w:themeColor="text1"/>
+                <w:szCs w:val="24"/>
+              </w:rPr>
+              <w:br/>
+            </w:r>
+            <w:r>
+              <w:rPr>
+                <w:rFonts w:asciiTheme="majorBidi" w:hAnsiTheme="majorBidi" w:cstheme="majorBidi"/>
+                <w:color w:val="000000" w:themeColor="text1"/>
+                <w:szCs w:val="24"/>
+              </w:rPr>
+              <w:t xml:space="preserve">2. Opens Expense section. </w:t>
+            </w:r>
+            <w:r>
+              <w:rPr>
+                <w:rFonts w:asciiTheme="majorBidi" w:hAnsiTheme="majorBidi" w:cstheme="majorBidi"/>
+                <w:color w:val="000000" w:themeColor="text1"/>
+                <w:szCs w:val="24"/>
+              </w:rPr>
+              <w:br/>
+            </w:r>
+            <w:r>
+              <w:rPr>
+                <w:rFonts w:asciiTheme="majorBidi" w:hAnsiTheme="majorBidi" w:cstheme="majorBidi"/>
+                <w:color w:val="000000" w:themeColor="text1"/>
+                <w:szCs w:val="24"/>
+              </w:rPr>
+              <w:t xml:space="preserve">3. Filters by date, category, or mood. </w:t>
+            </w:r>
+            <w:r>
+              <w:rPr>
+                <w:rFonts w:asciiTheme="majorBidi" w:hAnsiTheme="majorBidi" w:cstheme="majorBidi"/>
+                <w:color w:val="000000" w:themeColor="text1"/>
+                <w:szCs w:val="24"/>
+              </w:rPr>
+              <w:br/>
+            </w:r>
+            <w:r>
+              <w:rPr>
+                <w:rFonts w:asciiTheme="majorBidi" w:hAnsiTheme="majorBidi" w:cstheme="majorBidi"/>
+                <w:color w:val="000000" w:themeColor="text1"/>
+                <w:szCs w:val="24"/>
+              </w:rPr>
+              <w:t xml:space="preserve">4. Views list with item, date, mood, and amount. </w:t>
+            </w:r>
+            <w:r>
+              <w:rPr>
+                <w:rFonts w:asciiTheme="majorBidi" w:hAnsiTheme="majorBidi" w:cstheme="majorBidi"/>
+                <w:color w:val="000000" w:themeColor="text1"/>
+                <w:szCs w:val="24"/>
+              </w:rPr>
+              <w:br/>
+            </w:r>
+            <w:r>
+              <w:rPr>
+                <w:rFonts w:asciiTheme="majorBidi" w:hAnsiTheme="majorBidi" w:cstheme="majorBidi"/>
+                <w:color w:val="000000" w:themeColor="text1"/>
+                <w:szCs w:val="24"/>
+              </w:rPr>
+              <w:t>5. Sees summary: total spent, count, top categories, mood distribution.</w:t>
             </w:r>
           </w:p>
         </w:tc>
       </w:tr>
       <w:tr>
-        <w:tblPrEx>
-          <w:tblCellMar>
-            <w:top w:w="0" w:type="dxa"/>
-            <w:bottom w:w="0" w:type="dxa"/>
-          </w:tblCellMar>
-        </w:tblPrEx>
         <w:tc>
           <w:tcPr>
             <w:tcW w:w="2200" w:type="dxa"/>
@@ -16206,36 +16531,6 @@
         </w:tc>
       </w:tr>
     </w:tbl>
-    <w:p>
-      <w:pPr>
-        <w:spacing w:after="80"/>
-        <w:rPr>
-          <w:rFonts w:asciiTheme="majorBidi" w:hAnsiTheme="majorBidi" w:cstheme="majorBidi"/>
-          <w:color w:val="000000" w:themeColor="text1"/>
-          <w:szCs w:val="24"/>
-        </w:rPr>
-      </w:pPr>
-    </w:p>
-    <w:p>
-      <w:pPr>
-        <w:spacing w:after="80"/>
-        <w:rPr>
-          <w:rFonts w:asciiTheme="majorBidi" w:hAnsiTheme="majorBidi" w:cstheme="majorBidi"/>
-          <w:color w:val="000000" w:themeColor="text1"/>
-          <w:szCs w:val="24"/>
-        </w:rPr>
-      </w:pPr>
-    </w:p>
-    <w:p>
-      <w:pPr>
-        <w:spacing w:after="80"/>
-        <w:rPr>
-          <w:rFonts w:asciiTheme="majorBidi" w:hAnsiTheme="majorBidi" w:cstheme="majorBidi"/>
-          <w:color w:val="000000" w:themeColor="text1"/>
-          <w:szCs w:val="24"/>
-        </w:rPr>
-      </w:pPr>
-    </w:p>
     <w:p>
       <w:pPr>
         <w:spacing w:after="80"/>
@@ -16368,12 +16663,6 @@
         <w:gridCol w:w="7159"/>
       </w:tblGrid>
       <w:tr>
-        <w:tblPrEx>
-          <w:tblCellMar>
-            <w:top w:w="0" w:type="dxa"/>
-            <w:bottom w:w="0" w:type="dxa"/>
-          </w:tblCellMar>
-        </w:tblPrEx>
         <w:tc>
           <w:tcPr>
             <w:tcW w:w="2200" w:type="dxa"/>
@@ -16442,12 +16731,6 @@
         </w:tc>
       </w:tr>
       <w:tr>
-        <w:tblPrEx>
-          <w:tblCellMar>
-            <w:top w:w="0" w:type="dxa"/>
-            <w:bottom w:w="0" w:type="dxa"/>
-          </w:tblCellMar>
-        </w:tblPrEx>
         <w:tc>
           <w:tcPr>
             <w:tcW w:w="2200" w:type="dxa"/>
@@ -16510,12 +16793,6 @@
         </w:tc>
       </w:tr>
       <w:tr>
-        <w:tblPrEx>
-          <w:tblCellMar>
-            <w:top w:w="0" w:type="dxa"/>
-            <w:bottom w:w="0" w:type="dxa"/>
-          </w:tblCellMar>
-        </w:tblPrEx>
         <w:tc>
           <w:tcPr>
             <w:tcW w:w="2200" w:type="dxa"/>
@@ -16578,12 +16855,6 @@
         </w:tc>
       </w:tr>
       <w:tr>
-        <w:tblPrEx>
-          <w:tblCellMar>
-            <w:top w:w="0" w:type="dxa"/>
-            <w:bottom w:w="0" w:type="dxa"/>
-          </w:tblCellMar>
-        </w:tblPrEx>
         <w:tc>
           <w:tcPr>
             <w:tcW w:w="2200" w:type="dxa"/>
@@ -16646,12 +16917,6 @@
         </w:tc>
       </w:tr>
       <w:tr>
-        <w:tblPrEx>
-          <w:tblCellMar>
-            <w:top w:w="0" w:type="dxa"/>
-            <w:bottom w:w="0" w:type="dxa"/>
-          </w:tblCellMar>
-        </w:tblPrEx>
         <w:tc>
           <w:tcPr>
             <w:tcW w:w="2200" w:type="dxa"/>
@@ -16714,12 +16979,6 @@
         </w:tc>
       </w:tr>
       <w:tr>
-        <w:tblPrEx>
-          <w:tblCellMar>
-            <w:top w:w="0" w:type="dxa"/>
-            <w:bottom w:w="0" w:type="dxa"/>
-          </w:tblCellMar>
-        </w:tblPrEx>
         <w:tc>
           <w:tcPr>
             <w:tcW w:w="2200" w:type="dxa"/>
@@ -16776,7 +17035,23 @@
                 <w:color w:val="000000" w:themeColor="text1"/>
                 <w:szCs w:val="24"/>
               </w:rPr>
-              <w:t xml:space="preserve">1. Parent selects Analysis for a child. 2. App shows personality profile (type, description, traits, </w:t>
+              <w:t xml:space="preserve">1. Parent selects Analysis for a child. </w:t>
+            </w:r>
+            <w:r>
+              <w:rPr>
+                <w:rFonts w:asciiTheme="majorBidi" w:hAnsiTheme="majorBidi" w:cstheme="majorBidi"/>
+                <w:color w:val="000000" w:themeColor="text1"/>
+                <w:szCs w:val="24"/>
+              </w:rPr>
+              <w:br/>
+            </w:r>
+            <w:r>
+              <w:rPr>
+                <w:rFonts w:asciiTheme="majorBidi" w:hAnsiTheme="majorBidi" w:cstheme="majorBidi"/>
+                <w:color w:val="000000" w:themeColor="text1"/>
+                <w:szCs w:val="24"/>
+              </w:rPr>
+              <w:t xml:space="preserve">2. App shows personality profile (type, description, traits, </w:t>
             </w:r>
             <w:proofErr w:type="gramStart"/>
             <w:r>
@@ -16794,18 +17069,76 @@
                 <w:color w:val="000000" w:themeColor="text1"/>
                 <w:szCs w:val="24"/>
               </w:rPr>
-              <w:t>). 3. If personality scores exist: behavioral dimension chart (Impulsive %, Prudent %, Planner %, Bargain %). 4. Alert cards for detected issues (e.g., high mood-driven spending, low savings). 5. Strength cards for positive behaviors. 6. Data window note (last 14 days).</w:t>
+              <w:t xml:space="preserve">). </w:t>
+            </w:r>
+            <w:r>
+              <w:rPr>
+                <w:rFonts w:asciiTheme="majorBidi" w:hAnsiTheme="majorBidi" w:cstheme="majorBidi"/>
+                <w:color w:val="000000" w:themeColor="text1"/>
+                <w:szCs w:val="24"/>
+              </w:rPr>
+              <w:br/>
+            </w:r>
+            <w:r>
+              <w:rPr>
+                <w:rFonts w:asciiTheme="majorBidi" w:hAnsiTheme="majorBidi" w:cstheme="majorBidi"/>
+                <w:color w:val="000000" w:themeColor="text1"/>
+                <w:szCs w:val="24"/>
+              </w:rPr>
+              <w:t xml:space="preserve">3. If personality scores exist: behavioral dimension chart (Impulsive %, Prudent %, Planner %, Bargain %). </w:t>
+            </w:r>
+            <w:r>
+              <w:rPr>
+                <w:rFonts w:asciiTheme="majorBidi" w:hAnsiTheme="majorBidi" w:cstheme="majorBidi"/>
+                <w:color w:val="000000" w:themeColor="text1"/>
+                <w:szCs w:val="24"/>
+              </w:rPr>
+              <w:br/>
+            </w:r>
+            <w:r>
+              <w:rPr>
+                <w:rFonts w:asciiTheme="majorBidi" w:hAnsiTheme="majorBidi" w:cstheme="majorBidi"/>
+                <w:color w:val="000000" w:themeColor="text1"/>
+                <w:szCs w:val="24"/>
+              </w:rPr>
+              <w:t xml:space="preserve">4. Alert cards for detected issues (e.g., high mood-driven spending, low savings). </w:t>
+            </w:r>
+            <w:r>
+              <w:rPr>
+                <w:rFonts w:asciiTheme="majorBidi" w:hAnsiTheme="majorBidi" w:cstheme="majorBidi"/>
+                <w:color w:val="000000" w:themeColor="text1"/>
+                <w:szCs w:val="24"/>
+              </w:rPr>
+              <w:br/>
+            </w:r>
+            <w:r>
+              <w:rPr>
+                <w:rFonts w:asciiTheme="majorBidi" w:hAnsiTheme="majorBidi" w:cstheme="majorBidi"/>
+                <w:color w:val="000000" w:themeColor="text1"/>
+                <w:szCs w:val="24"/>
+              </w:rPr>
+              <w:t xml:space="preserve">5. Strength cards for positive behaviors. </w:t>
+            </w:r>
+            <w:r>
+              <w:rPr>
+                <w:rFonts w:asciiTheme="majorBidi" w:hAnsiTheme="majorBidi" w:cstheme="majorBidi"/>
+                <w:color w:val="000000" w:themeColor="text1"/>
+                <w:szCs w:val="24"/>
+              </w:rPr>
+              <w:br/>
+            </w:r>
+            <w:r>
+              <w:rPr>
+                <w:rFonts w:asciiTheme="majorBidi" w:hAnsiTheme="majorBidi" w:cstheme="majorBidi"/>
+                <w:color w:val="000000" w:themeColor="text1"/>
+                <w:szCs w:val="24"/>
+              </w:rPr>
+              <w:t>6. Data window note (last 14 days).</w:t>
             </w:r>
           </w:p>
         </w:tc>
       </w:tr>
       <w:tr>
-        <w:tblPrEx>
-          <w:tblCellMar>
-            <w:top w:w="0" w:type="dxa"/>
-            <w:bottom w:w="0" w:type="dxa"/>
-          </w:tblCellMar>
-        </w:tblPrEx>
         <w:tc>
           <w:tcPr>
             <w:tcW w:w="2200" w:type="dxa"/>
@@ -16920,12 +17253,6 @@
         <w:gridCol w:w="7159"/>
       </w:tblGrid>
       <w:tr>
-        <w:tblPrEx>
-          <w:tblCellMar>
-            <w:top w:w="0" w:type="dxa"/>
-            <w:bottom w:w="0" w:type="dxa"/>
-          </w:tblCellMar>
-        </w:tblPrEx>
         <w:tc>
           <w:tcPr>
             <w:tcW w:w="2200" w:type="dxa"/>
@@ -16994,12 +17321,6 @@
         </w:tc>
       </w:tr>
       <w:tr>
-        <w:tblPrEx>
-          <w:tblCellMar>
-            <w:top w:w="0" w:type="dxa"/>
-            <w:bottom w:w="0" w:type="dxa"/>
-          </w:tblCellMar>
-        </w:tblPrEx>
         <w:tc>
           <w:tcPr>
             <w:tcW w:w="2200" w:type="dxa"/>
@@ -17062,12 +17383,6 @@
         </w:tc>
       </w:tr>
       <w:tr>
-        <w:tblPrEx>
-          <w:tblCellMar>
-            <w:top w:w="0" w:type="dxa"/>
-            <w:bottom w:w="0" w:type="dxa"/>
-          </w:tblCellMar>
-        </w:tblPrEx>
         <w:tc>
           <w:tcPr>
             <w:tcW w:w="2200" w:type="dxa"/>
@@ -17130,12 +17445,6 @@
         </w:tc>
       </w:tr>
       <w:tr>
-        <w:tblPrEx>
-          <w:tblCellMar>
-            <w:top w:w="0" w:type="dxa"/>
-            <w:bottom w:w="0" w:type="dxa"/>
-          </w:tblCellMar>
-        </w:tblPrEx>
         <w:tc>
           <w:tcPr>
             <w:tcW w:w="2200" w:type="dxa"/>
@@ -17198,12 +17507,6 @@
         </w:tc>
       </w:tr>
       <w:tr>
-        <w:tblPrEx>
-          <w:tblCellMar>
-            <w:top w:w="0" w:type="dxa"/>
-            <w:bottom w:w="0" w:type="dxa"/>
-          </w:tblCellMar>
-        </w:tblPrEx>
         <w:tc>
           <w:tcPr>
             <w:tcW w:w="2200" w:type="dxa"/>
@@ -17266,12 +17569,6 @@
         </w:tc>
       </w:tr>
       <w:tr>
-        <w:tblPrEx>
-          <w:tblCellMar>
-            <w:top w:w="0" w:type="dxa"/>
-            <w:bottom w:w="0" w:type="dxa"/>
-          </w:tblCellMar>
-        </w:tblPrEx>
         <w:tc>
           <w:tcPr>
             <w:tcW w:w="2200" w:type="dxa"/>
@@ -17328,18 +17625,76 @@
                 <w:color w:val="000000" w:themeColor="text1"/>
                 <w:szCs w:val="24"/>
               </w:rPr>
-              <w:t>1. Child selects Profile. 2. App displays selected character avatar and option to change it. 3. Shows child-friendly personality name (e.g., Speedy Spender, Dream Builder). 4. Displays fun facts and personalized tips. 5. Shows fun facts: favorite category, most common spending mood, biggest purchase this month.</w:t>
+              <w:t xml:space="preserve">1. Child selects Profile. </w:t>
+            </w:r>
+            <w:r>
+              <w:rPr>
+                <w:rFonts w:asciiTheme="majorBidi" w:hAnsiTheme="majorBidi" w:cstheme="majorBidi"/>
+                <w:color w:val="000000" w:themeColor="text1"/>
+                <w:szCs w:val="24"/>
+              </w:rPr>
+              <w:br/>
+            </w:r>
+            <w:r>
+              <w:rPr>
+                <w:rFonts w:asciiTheme="majorBidi" w:hAnsiTheme="majorBidi" w:cstheme="majorBidi"/>
+                <w:color w:val="000000" w:themeColor="text1"/>
+                <w:szCs w:val="24"/>
+              </w:rPr>
+              <w:t xml:space="preserve">2. App displays selected character avatar and option to change it. </w:t>
+            </w:r>
+            <w:r>
+              <w:rPr>
+                <w:rFonts w:asciiTheme="majorBidi" w:hAnsiTheme="majorBidi" w:cstheme="majorBidi"/>
+                <w:color w:val="000000" w:themeColor="text1"/>
+                <w:szCs w:val="24"/>
+              </w:rPr>
+              <w:br/>
+            </w:r>
+            <w:r>
+              <w:rPr>
+                <w:rFonts w:asciiTheme="majorBidi" w:hAnsiTheme="majorBidi" w:cstheme="majorBidi"/>
+                <w:color w:val="000000" w:themeColor="text1"/>
+                <w:szCs w:val="24"/>
+              </w:rPr>
+              <w:t xml:space="preserve">3. Shows child-friendly personality name (e.g., Speedy Spender, Dream Builder). </w:t>
+            </w:r>
+            <w:r>
+              <w:rPr>
+                <w:rFonts w:asciiTheme="majorBidi" w:hAnsiTheme="majorBidi" w:cstheme="majorBidi"/>
+                <w:color w:val="000000" w:themeColor="text1"/>
+                <w:szCs w:val="24"/>
+              </w:rPr>
+              <w:br/>
+            </w:r>
+            <w:r>
+              <w:rPr>
+                <w:rFonts w:asciiTheme="majorBidi" w:hAnsiTheme="majorBidi" w:cstheme="majorBidi"/>
+                <w:color w:val="000000" w:themeColor="text1"/>
+                <w:szCs w:val="24"/>
+              </w:rPr>
+              <w:t xml:space="preserve">4. Displays fun facts and personalized tips. </w:t>
+            </w:r>
+            <w:r>
+              <w:rPr>
+                <w:rFonts w:asciiTheme="majorBidi" w:hAnsiTheme="majorBidi" w:cstheme="majorBidi"/>
+                <w:color w:val="000000" w:themeColor="text1"/>
+                <w:szCs w:val="24"/>
+              </w:rPr>
+              <w:br/>
+            </w:r>
+            <w:r>
+              <w:rPr>
+                <w:rFonts w:asciiTheme="majorBidi" w:hAnsiTheme="majorBidi" w:cstheme="majorBidi"/>
+                <w:color w:val="000000" w:themeColor="text1"/>
+                <w:szCs w:val="24"/>
+              </w:rPr>
+              <w:t>5. Shows fun facts: favorite category, most common spending mood, biggest purchase this month.</w:t>
             </w:r>
           </w:p>
         </w:tc>
       </w:tr>
       <w:tr>
-        <w:tblPrEx>
-          <w:tblCellMar>
-            <w:top w:w="0" w:type="dxa"/>
-            <w:bottom w:w="0" w:type="dxa"/>
-          </w:tblCellMar>
-        </w:tblPrEx>
         <w:tc>
           <w:tcPr>
             <w:tcW w:w="2200" w:type="dxa"/>
@@ -17402,46 +17757,6 @@
         </w:tc>
       </w:tr>
     </w:tbl>
-    <w:p>
-      <w:pPr>
-        <w:spacing w:after="80"/>
-        <w:rPr>
-          <w:rFonts w:asciiTheme="majorBidi" w:hAnsiTheme="majorBidi" w:cstheme="majorBidi"/>
-          <w:color w:val="000000" w:themeColor="text1"/>
-          <w:szCs w:val="24"/>
-        </w:rPr>
-      </w:pPr>
-    </w:p>
-    <w:p>
-      <w:pPr>
-        <w:spacing w:after="80"/>
-        <w:rPr>
-          <w:rFonts w:asciiTheme="majorBidi" w:hAnsiTheme="majorBidi" w:cstheme="majorBidi"/>
-          <w:color w:val="000000" w:themeColor="text1"/>
-          <w:szCs w:val="24"/>
-        </w:rPr>
-      </w:pPr>
-    </w:p>
-    <w:p>
-      <w:pPr>
-        <w:spacing w:after="80"/>
-        <w:rPr>
-          <w:rFonts w:asciiTheme="majorBidi" w:hAnsiTheme="majorBidi" w:cstheme="majorBidi"/>
-          <w:color w:val="000000" w:themeColor="text1"/>
-          <w:szCs w:val="24"/>
-        </w:rPr>
-      </w:pPr>
-    </w:p>
-    <w:p>
-      <w:pPr>
-        <w:spacing w:after="80"/>
-        <w:rPr>
-          <w:rFonts w:asciiTheme="majorBidi" w:hAnsiTheme="majorBidi" w:cstheme="majorBidi"/>
-          <w:color w:val="000000" w:themeColor="text1"/>
-          <w:szCs w:val="24"/>
-        </w:rPr>
-      </w:pPr>
-    </w:p>
     <w:p>
       <w:pPr>
         <w:spacing w:after="80"/>
@@ -17514,12 +17829,6 @@
         <w:gridCol w:w="7159"/>
       </w:tblGrid>
       <w:tr>
-        <w:tblPrEx>
-          <w:tblCellMar>
-            <w:top w:w="0" w:type="dxa"/>
-            <w:bottom w:w="0" w:type="dxa"/>
-          </w:tblCellMar>
-        </w:tblPrEx>
         <w:tc>
           <w:tcPr>
             <w:tcW w:w="2200" w:type="dxa"/>
@@ -17588,12 +17897,6 @@
         </w:tc>
       </w:tr>
       <w:tr>
-        <w:tblPrEx>
-          <w:tblCellMar>
-            <w:top w:w="0" w:type="dxa"/>
-            <w:bottom w:w="0" w:type="dxa"/>
-          </w:tblCellMar>
-        </w:tblPrEx>
         <w:tc>
           <w:tcPr>
             <w:tcW w:w="2200" w:type="dxa"/>
@@ -17656,12 +17959,6 @@
         </w:tc>
       </w:tr>
       <w:tr>
-        <w:tblPrEx>
-          <w:tblCellMar>
-            <w:top w:w="0" w:type="dxa"/>
-            <w:bottom w:w="0" w:type="dxa"/>
-          </w:tblCellMar>
-        </w:tblPrEx>
         <w:tc>
           <w:tcPr>
             <w:tcW w:w="2200" w:type="dxa"/>
@@ -17724,12 +18021,6 @@
         </w:tc>
       </w:tr>
       <w:tr>
-        <w:tblPrEx>
-          <w:tblCellMar>
-            <w:top w:w="0" w:type="dxa"/>
-            <w:bottom w:w="0" w:type="dxa"/>
-          </w:tblCellMar>
-        </w:tblPrEx>
         <w:tc>
           <w:tcPr>
             <w:tcW w:w="2200" w:type="dxa"/>
@@ -17792,12 +18083,6 @@
         </w:tc>
       </w:tr>
       <w:tr>
-        <w:tblPrEx>
-          <w:tblCellMar>
-            <w:top w:w="0" w:type="dxa"/>
-            <w:bottom w:w="0" w:type="dxa"/>
-          </w:tblCellMar>
-        </w:tblPrEx>
         <w:tc>
           <w:tcPr>
             <w:tcW w:w="2200" w:type="dxa"/>
@@ -17860,12 +18145,6 @@
         </w:tc>
       </w:tr>
       <w:tr>
-        <w:tblPrEx>
-          <w:tblCellMar>
-            <w:top w:w="0" w:type="dxa"/>
-            <w:bottom w:w="0" w:type="dxa"/>
-          </w:tblCellMar>
-        </w:tblPrEx>
         <w:tc>
           <w:tcPr>
             <w:tcW w:w="2200" w:type="dxa"/>
@@ -17922,18 +18201,76 @@
                 <w:color w:val="000000" w:themeColor="text1"/>
                 <w:szCs w:val="24"/>
               </w:rPr>
-              <w:t>1. Parent opens Reports section. 2. Selects report type and date range. 3. Views: Spending Summary, Category Breakdown, Mood-Spending Correlation, Time Patterns, Balance History, Goal Report. 4. Charts display data visually. 5. Parent optionally downloads selected sections as a PDF.</w:t>
+              <w:t xml:space="preserve">1. Parent opens Reports section. </w:t>
+            </w:r>
+            <w:r>
+              <w:rPr>
+                <w:rFonts w:asciiTheme="majorBidi" w:hAnsiTheme="majorBidi" w:cstheme="majorBidi"/>
+                <w:color w:val="000000" w:themeColor="text1"/>
+                <w:szCs w:val="24"/>
+              </w:rPr>
+              <w:br/>
+            </w:r>
+            <w:r>
+              <w:rPr>
+                <w:rFonts w:asciiTheme="majorBidi" w:hAnsiTheme="majorBidi" w:cstheme="majorBidi"/>
+                <w:color w:val="000000" w:themeColor="text1"/>
+                <w:szCs w:val="24"/>
+              </w:rPr>
+              <w:t xml:space="preserve">2. Selects report type and date range. </w:t>
+            </w:r>
+            <w:r>
+              <w:rPr>
+                <w:rFonts w:asciiTheme="majorBidi" w:hAnsiTheme="majorBidi" w:cstheme="majorBidi"/>
+                <w:color w:val="000000" w:themeColor="text1"/>
+                <w:szCs w:val="24"/>
+              </w:rPr>
+              <w:br/>
+            </w:r>
+            <w:r>
+              <w:rPr>
+                <w:rFonts w:asciiTheme="majorBidi" w:hAnsiTheme="majorBidi" w:cstheme="majorBidi"/>
+                <w:color w:val="000000" w:themeColor="text1"/>
+                <w:szCs w:val="24"/>
+              </w:rPr>
+              <w:t xml:space="preserve">3. Views: Spending Summary, Category Breakdown, Mood-Spending Correlation, Time Patterns, Balance History, Goal Report. </w:t>
+            </w:r>
+            <w:r>
+              <w:rPr>
+                <w:rFonts w:asciiTheme="majorBidi" w:hAnsiTheme="majorBidi" w:cstheme="majorBidi"/>
+                <w:color w:val="000000" w:themeColor="text1"/>
+                <w:szCs w:val="24"/>
+              </w:rPr>
+              <w:br/>
+            </w:r>
+            <w:r>
+              <w:rPr>
+                <w:rFonts w:asciiTheme="majorBidi" w:hAnsiTheme="majorBidi" w:cstheme="majorBidi"/>
+                <w:color w:val="000000" w:themeColor="text1"/>
+                <w:szCs w:val="24"/>
+              </w:rPr>
+              <w:t xml:space="preserve">4. Charts display data visually. </w:t>
+            </w:r>
+            <w:r>
+              <w:rPr>
+                <w:rFonts w:asciiTheme="majorBidi" w:hAnsiTheme="majorBidi" w:cstheme="majorBidi"/>
+                <w:color w:val="000000" w:themeColor="text1"/>
+                <w:szCs w:val="24"/>
+              </w:rPr>
+              <w:br/>
+            </w:r>
+            <w:r>
+              <w:rPr>
+                <w:rFonts w:asciiTheme="majorBidi" w:hAnsiTheme="majorBidi" w:cstheme="majorBidi"/>
+                <w:color w:val="000000" w:themeColor="text1"/>
+                <w:szCs w:val="24"/>
+              </w:rPr>
+              <w:t>5. Parent optionally downloads selected sections as a PDF.</w:t>
             </w:r>
           </w:p>
         </w:tc>
       </w:tr>
       <w:tr>
-        <w:tblPrEx>
-          <w:tblCellMar>
-            <w:top w:w="0" w:type="dxa"/>
-            <w:bottom w:w="0" w:type="dxa"/>
-          </w:tblCellMar>
-        </w:tblPrEx>
         <w:tc>
           <w:tcPr>
             <w:tcW w:w="2200" w:type="dxa"/>
@@ -18050,12 +18387,6 @@
         <w:gridCol w:w="7159"/>
       </w:tblGrid>
       <w:tr>
-        <w:tblPrEx>
-          <w:tblCellMar>
-            <w:top w:w="0" w:type="dxa"/>
-            <w:bottom w:w="0" w:type="dxa"/>
-          </w:tblCellMar>
-        </w:tblPrEx>
         <w:tc>
           <w:tcPr>
             <w:tcW w:w="2200" w:type="dxa"/>
@@ -18124,12 +18455,6 @@
         </w:tc>
       </w:tr>
       <w:tr>
-        <w:tblPrEx>
-          <w:tblCellMar>
-            <w:top w:w="0" w:type="dxa"/>
-            <w:bottom w:w="0" w:type="dxa"/>
-          </w:tblCellMar>
-        </w:tblPrEx>
         <w:tc>
           <w:tcPr>
             <w:tcW w:w="2200" w:type="dxa"/>
@@ -18192,12 +18517,6 @@
         </w:tc>
       </w:tr>
       <w:tr>
-        <w:tblPrEx>
-          <w:tblCellMar>
-            <w:top w:w="0" w:type="dxa"/>
-            <w:bottom w:w="0" w:type="dxa"/>
-          </w:tblCellMar>
-        </w:tblPrEx>
         <w:tc>
           <w:tcPr>
             <w:tcW w:w="2200" w:type="dxa"/>
@@ -18260,12 +18579,6 @@
         </w:tc>
       </w:tr>
       <w:tr>
-        <w:tblPrEx>
-          <w:tblCellMar>
-            <w:top w:w="0" w:type="dxa"/>
-            <w:bottom w:w="0" w:type="dxa"/>
-          </w:tblCellMar>
-        </w:tblPrEx>
         <w:tc>
           <w:tcPr>
             <w:tcW w:w="2200" w:type="dxa"/>
@@ -18328,12 +18641,6 @@
         </w:tc>
       </w:tr>
       <w:tr>
-        <w:tblPrEx>
-          <w:tblCellMar>
-            <w:top w:w="0" w:type="dxa"/>
-            <w:bottom w:w="0" w:type="dxa"/>
-          </w:tblCellMar>
-        </w:tblPrEx>
         <w:tc>
           <w:tcPr>
             <w:tcW w:w="2200" w:type="dxa"/>
@@ -18396,12 +18703,6 @@
         </w:tc>
       </w:tr>
       <w:tr>
-        <w:tblPrEx>
-          <w:tblCellMar>
-            <w:top w:w="0" w:type="dxa"/>
-            <w:bottom w:w="0" w:type="dxa"/>
-          </w:tblCellMar>
-        </w:tblPrEx>
         <w:tc>
           <w:tcPr>
             <w:tcW w:w="2200" w:type="dxa"/>
@@ -18458,7 +18759,23 @@
                 <w:color w:val="000000" w:themeColor="text1"/>
                 <w:szCs w:val="24"/>
               </w:rPr>
-              <w:t xml:space="preserve">1. Child opens Quiz section. 2. App loads next age-appropriate, </w:t>
+              <w:t xml:space="preserve">1. Child opens Quiz section. </w:t>
+            </w:r>
+            <w:r>
+              <w:rPr>
+                <w:rFonts w:asciiTheme="majorBidi" w:hAnsiTheme="majorBidi" w:cstheme="majorBidi"/>
+                <w:color w:val="000000" w:themeColor="text1"/>
+                <w:szCs w:val="24"/>
+              </w:rPr>
+              <w:br/>
+            </w:r>
+            <w:r>
+              <w:rPr>
+                <w:rFonts w:asciiTheme="majorBidi" w:hAnsiTheme="majorBidi" w:cstheme="majorBidi"/>
+                <w:color w:val="000000" w:themeColor="text1"/>
+                <w:szCs w:val="24"/>
+              </w:rPr>
+              <w:t xml:space="preserve">2. App loads next age-appropriate, </w:t>
             </w:r>
             <w:proofErr w:type="spellStart"/>
             <w:r>
@@ -18476,7 +18793,39 @@
                 <w:color w:val="000000" w:themeColor="text1"/>
                 <w:szCs w:val="24"/>
               </w:rPr>
-              <w:t xml:space="preserve"> quiz from DB (sequential by ID). 3. Child reads story scenario and selects one of 4 choices. 4. System records answer, updates </w:t>
+              <w:t xml:space="preserve"> quiz from DB (sequential by ID). </w:t>
+            </w:r>
+            <w:r>
+              <w:rPr>
+                <w:rFonts w:asciiTheme="majorBidi" w:hAnsiTheme="majorBidi" w:cstheme="majorBidi"/>
+                <w:color w:val="000000" w:themeColor="text1"/>
+                <w:szCs w:val="24"/>
+              </w:rPr>
+              <w:br/>
+            </w:r>
+            <w:r>
+              <w:rPr>
+                <w:rFonts w:asciiTheme="majorBidi" w:hAnsiTheme="majorBidi" w:cstheme="majorBidi"/>
+                <w:color w:val="000000" w:themeColor="text1"/>
+                <w:szCs w:val="24"/>
+              </w:rPr>
+              <w:t xml:space="preserve">3. Child reads story scenario and selects one of 4 choices. </w:t>
+            </w:r>
+            <w:r>
+              <w:rPr>
+                <w:rFonts w:asciiTheme="majorBidi" w:hAnsiTheme="majorBidi" w:cstheme="majorBidi"/>
+                <w:color w:val="000000" w:themeColor="text1"/>
+                <w:szCs w:val="24"/>
+              </w:rPr>
+              <w:br/>
+            </w:r>
+            <w:r>
+              <w:rPr>
+                <w:rFonts w:asciiTheme="majorBidi" w:hAnsiTheme="majorBidi" w:cstheme="majorBidi"/>
+                <w:color w:val="000000" w:themeColor="text1"/>
+                <w:szCs w:val="24"/>
+              </w:rPr>
+              <w:t xml:space="preserve">4. System records answer, updates </w:t>
             </w:r>
             <w:proofErr w:type="spellStart"/>
             <w:r>
@@ -18494,18 +18843,60 @@
                 <w:color w:val="000000" w:themeColor="text1"/>
                 <w:szCs w:val="24"/>
               </w:rPr>
-              <w:t xml:space="preserve"> and personality scores. 5. Character reacts: happy animation for good financial choice, sad for poor choice. 6. Feedback message shown. 7. Achievement check triggered. Limit: 2 quizzes per day.</w:t>
+              <w:t xml:space="preserve"> and personality scores. </w:t>
+            </w:r>
+            <w:r>
+              <w:rPr>
+                <w:rFonts w:asciiTheme="majorBidi" w:hAnsiTheme="majorBidi" w:cstheme="majorBidi"/>
+                <w:color w:val="000000" w:themeColor="text1"/>
+                <w:szCs w:val="24"/>
+              </w:rPr>
+              <w:br/>
+            </w:r>
+            <w:r>
+              <w:rPr>
+                <w:rFonts w:asciiTheme="majorBidi" w:hAnsiTheme="majorBidi" w:cstheme="majorBidi"/>
+                <w:color w:val="000000" w:themeColor="text1"/>
+                <w:szCs w:val="24"/>
+              </w:rPr>
+              <w:t xml:space="preserve">5. Character reacts: happy animation for good financial choice, sad for poor choice. </w:t>
+            </w:r>
+            <w:r>
+              <w:rPr>
+                <w:rFonts w:asciiTheme="majorBidi" w:hAnsiTheme="majorBidi" w:cstheme="majorBidi"/>
+                <w:color w:val="000000" w:themeColor="text1"/>
+                <w:szCs w:val="24"/>
+              </w:rPr>
+              <w:br/>
+            </w:r>
+            <w:r>
+              <w:rPr>
+                <w:rFonts w:asciiTheme="majorBidi" w:hAnsiTheme="majorBidi" w:cstheme="majorBidi"/>
+                <w:color w:val="000000" w:themeColor="text1"/>
+                <w:szCs w:val="24"/>
+              </w:rPr>
+              <w:t xml:space="preserve">6. Feedback message shown. </w:t>
+            </w:r>
+            <w:r>
+              <w:rPr>
+                <w:rFonts w:asciiTheme="majorBidi" w:hAnsiTheme="majorBidi" w:cstheme="majorBidi"/>
+                <w:color w:val="000000" w:themeColor="text1"/>
+                <w:szCs w:val="24"/>
+              </w:rPr>
+              <w:br/>
+            </w:r>
+            <w:r>
+              <w:rPr>
+                <w:rFonts w:asciiTheme="majorBidi" w:hAnsiTheme="majorBidi" w:cstheme="majorBidi"/>
+                <w:color w:val="000000" w:themeColor="text1"/>
+                <w:szCs w:val="24"/>
+              </w:rPr>
+              <w:t>7. Achievement check triggered. Limit: 2 quizzes per day.</w:t>
             </w:r>
           </w:p>
         </w:tc>
       </w:tr>
       <w:tr>
-        <w:tblPrEx>
-          <w:tblCellMar>
-            <w:top w:w="0" w:type="dxa"/>
-            <w:bottom w:w="0" w:type="dxa"/>
-          </w:tblCellMar>
-        </w:tblPrEx>
         <w:tc>
           <w:tcPr>
             <w:tcW w:w="2200" w:type="dxa"/>
@@ -18617,18 +19008,6 @@
           <w:szCs w:val="24"/>
         </w:rPr>
       </w:pPr>
-    </w:p>
-    <w:p>
-      <w:pPr>
-        <w:spacing w:after="80"/>
-        <w:rPr>
-          <w:rFonts w:asciiTheme="majorBidi" w:hAnsiTheme="majorBidi" w:cstheme="majorBidi"/>
-          <w:color w:val="000000" w:themeColor="text1"/>
-          <w:szCs w:val="24"/>
-        </w:rPr>
-      </w:pPr>
-      <w:bookmarkStart w:id="36" w:name="_GoBack"/>
-      <w:bookmarkEnd w:id="36"/>
     </w:p>
     <w:p>
       <w:pPr>
@@ -18682,12 +19061,6 @@
         <w:gridCol w:w="7159"/>
       </w:tblGrid>
       <w:tr>
-        <w:tblPrEx>
-          <w:tblCellMar>
-            <w:top w:w="0" w:type="dxa"/>
-            <w:bottom w:w="0" w:type="dxa"/>
-          </w:tblCellMar>
-        </w:tblPrEx>
         <w:tc>
           <w:tcPr>
             <w:tcW w:w="2200" w:type="dxa"/>
@@ -18778,12 +19151,6 @@
         </w:tc>
       </w:tr>
       <w:tr>
-        <w:tblPrEx>
-          <w:tblCellMar>
-            <w:top w:w="0" w:type="dxa"/>
-            <w:bottom w:w="0" w:type="dxa"/>
-          </w:tblCellMar>
-        </w:tblPrEx>
         <w:tc>
           <w:tcPr>
             <w:tcW w:w="2200" w:type="dxa"/>
@@ -18846,12 +19213,6 @@
         </w:tc>
       </w:tr>
       <w:tr>
-        <w:tblPrEx>
-          <w:tblCellMar>
-            <w:top w:w="0" w:type="dxa"/>
-            <w:bottom w:w="0" w:type="dxa"/>
-          </w:tblCellMar>
-        </w:tblPrEx>
         <w:tc>
           <w:tcPr>
             <w:tcW w:w="2200" w:type="dxa"/>
@@ -18932,12 +19293,6 @@
         </w:tc>
       </w:tr>
       <w:tr>
-        <w:tblPrEx>
-          <w:tblCellMar>
-            <w:top w:w="0" w:type="dxa"/>
-            <w:bottom w:w="0" w:type="dxa"/>
-          </w:tblCellMar>
-        </w:tblPrEx>
         <w:tc>
           <w:tcPr>
             <w:tcW w:w="2200" w:type="dxa"/>
@@ -19018,12 +19373,6 @@
         </w:tc>
       </w:tr>
       <w:tr>
-        <w:tblPrEx>
-          <w:tblCellMar>
-            <w:top w:w="0" w:type="dxa"/>
-            <w:bottom w:w="0" w:type="dxa"/>
-          </w:tblCellMar>
-        </w:tblPrEx>
         <w:tc>
           <w:tcPr>
             <w:tcW w:w="2200" w:type="dxa"/>
@@ -19086,12 +19435,6 @@
         </w:tc>
       </w:tr>
       <w:tr>
-        <w:tblPrEx>
-          <w:tblCellMar>
-            <w:top w:w="0" w:type="dxa"/>
-            <w:bottom w:w="0" w:type="dxa"/>
-          </w:tblCellMar>
-        </w:tblPrEx>
         <w:tc>
           <w:tcPr>
             <w:tcW w:w="2200" w:type="dxa"/>
@@ -19166,7 +19509,55 @@
                 <w:color w:val="000000" w:themeColor="text1"/>
                 <w:szCs w:val="24"/>
               </w:rPr>
-              <w:t xml:space="preserve">. 2. Types a financial question. 3. System enriches with user context (child profile, balance, spending patterns, personality, goals). 4. Child </w:t>
+              <w:t xml:space="preserve">. </w:t>
+            </w:r>
+            <w:r>
+              <w:rPr>
+                <w:rFonts w:asciiTheme="majorBidi" w:hAnsiTheme="majorBidi" w:cstheme="majorBidi"/>
+                <w:color w:val="000000" w:themeColor="text1"/>
+                <w:szCs w:val="24"/>
+              </w:rPr>
+              <w:br/>
+            </w:r>
+            <w:r>
+              <w:rPr>
+                <w:rFonts w:asciiTheme="majorBidi" w:hAnsiTheme="majorBidi" w:cstheme="majorBidi"/>
+                <w:color w:val="000000" w:themeColor="text1"/>
+                <w:szCs w:val="24"/>
+              </w:rPr>
+              <w:t xml:space="preserve">2. Types a financial question. </w:t>
+            </w:r>
+            <w:r>
+              <w:rPr>
+                <w:rFonts w:asciiTheme="majorBidi" w:hAnsiTheme="majorBidi" w:cstheme="majorBidi"/>
+                <w:color w:val="000000" w:themeColor="text1"/>
+                <w:szCs w:val="24"/>
+              </w:rPr>
+              <w:br/>
+            </w:r>
+            <w:r>
+              <w:rPr>
+                <w:rFonts w:asciiTheme="majorBidi" w:hAnsiTheme="majorBidi" w:cstheme="majorBidi"/>
+                <w:color w:val="000000" w:themeColor="text1"/>
+                <w:szCs w:val="24"/>
+              </w:rPr>
+              <w:t xml:space="preserve">3. System enriches with user context (child profile, balance, spending patterns, personality, goals). </w:t>
+            </w:r>
+            <w:r>
+              <w:rPr>
+                <w:rFonts w:asciiTheme="majorBidi" w:hAnsiTheme="majorBidi" w:cstheme="majorBidi"/>
+                <w:color w:val="000000" w:themeColor="text1"/>
+                <w:szCs w:val="24"/>
+              </w:rPr>
+              <w:br/>
+            </w:r>
+            <w:r>
+              <w:rPr>
+                <w:rFonts w:asciiTheme="majorBidi" w:hAnsiTheme="majorBidi" w:cstheme="majorBidi"/>
+                <w:color w:val="000000" w:themeColor="text1"/>
+                <w:szCs w:val="24"/>
+              </w:rPr>
+              <w:t xml:space="preserve">4. Child </w:t>
             </w:r>
             <w:proofErr w:type="spellStart"/>
             <w:r>
@@ -19202,7 +19593,23 @@
                 <w:color w:val="000000" w:themeColor="text1"/>
                 <w:szCs w:val="24"/>
               </w:rPr>
-              <w:t xml:space="preserve">: attaches analysis alerts and strengths. 5. LLM (Gemini first, then </w:t>
+              <w:t xml:space="preserve">: attaches analysis alerts and strengths. </w:t>
+            </w:r>
+            <w:r>
+              <w:rPr>
+                <w:rFonts w:asciiTheme="majorBidi" w:hAnsiTheme="majorBidi" w:cstheme="majorBidi"/>
+                <w:color w:val="000000" w:themeColor="text1"/>
+                <w:szCs w:val="24"/>
+              </w:rPr>
+              <w:br/>
+            </w:r>
+            <w:r>
+              <w:rPr>
+                <w:rFonts w:asciiTheme="majorBidi" w:hAnsiTheme="majorBidi" w:cstheme="majorBidi"/>
+                <w:color w:val="000000" w:themeColor="text1"/>
+                <w:szCs w:val="24"/>
+              </w:rPr>
+              <w:t xml:space="preserve">5. LLM (Gemini first, then </w:t>
             </w:r>
             <w:proofErr w:type="spellStart"/>
             <w:r>
@@ -19238,18 +19645,28 @@
                 <w:color w:val="000000" w:themeColor="text1"/>
                 <w:szCs w:val="24"/>
               </w:rPr>
-              <w:t>) generates response. 6. Response displayed to user.</w:t>
+              <w:t xml:space="preserve">) generates response. </w:t>
+            </w:r>
+            <w:r>
+              <w:rPr>
+                <w:rFonts w:asciiTheme="majorBidi" w:hAnsiTheme="majorBidi" w:cstheme="majorBidi"/>
+                <w:color w:val="000000" w:themeColor="text1"/>
+                <w:szCs w:val="24"/>
+              </w:rPr>
+              <w:br/>
+            </w:r>
+            <w:r>
+              <w:rPr>
+                <w:rFonts w:asciiTheme="majorBidi" w:hAnsiTheme="majorBidi" w:cstheme="majorBidi"/>
+                <w:color w:val="000000" w:themeColor="text1"/>
+                <w:szCs w:val="24"/>
+              </w:rPr>
+              <w:t>6. Response displayed to user.</w:t>
             </w:r>
           </w:p>
         </w:tc>
       </w:tr>
       <w:tr>
-        <w:tblPrEx>
-          <w:tblCellMar>
-            <w:top w:w="0" w:type="dxa"/>
-            <w:bottom w:w="0" w:type="dxa"/>
-          </w:tblCellMar>
-        </w:tblPrEx>
         <w:tc>
           <w:tcPr>
             <w:tcW w:w="2200" w:type="dxa"/>
@@ -19364,12 +19781,6 @@
         <w:gridCol w:w="7159"/>
       </w:tblGrid>
       <w:tr>
-        <w:tblPrEx>
-          <w:tblCellMar>
-            <w:top w:w="0" w:type="dxa"/>
-            <w:bottom w:w="0" w:type="dxa"/>
-          </w:tblCellMar>
-        </w:tblPrEx>
         <w:tc>
           <w:tcPr>
             <w:tcW w:w="2200" w:type="dxa"/>
@@ -19438,12 +19849,6 @@
         </w:tc>
       </w:tr>
       <w:tr>
-        <w:tblPrEx>
-          <w:tblCellMar>
-            <w:top w:w="0" w:type="dxa"/>
-            <w:bottom w:w="0" w:type="dxa"/>
-          </w:tblCellMar>
-        </w:tblPrEx>
         <w:tc>
           <w:tcPr>
             <w:tcW w:w="2200" w:type="dxa"/>
@@ -19506,12 +19911,6 @@
         </w:tc>
       </w:tr>
       <w:tr>
-        <w:tblPrEx>
-          <w:tblCellMar>
-            <w:top w:w="0" w:type="dxa"/>
-            <w:bottom w:w="0" w:type="dxa"/>
-          </w:tblCellMar>
-        </w:tblPrEx>
         <w:tc>
           <w:tcPr>
             <w:tcW w:w="2200" w:type="dxa"/>
@@ -19574,12 +19973,6 @@
         </w:tc>
       </w:tr>
       <w:tr>
-        <w:tblPrEx>
-          <w:tblCellMar>
-            <w:top w:w="0" w:type="dxa"/>
-            <w:bottom w:w="0" w:type="dxa"/>
-          </w:tblCellMar>
-        </w:tblPrEx>
         <w:tc>
           <w:tcPr>
             <w:tcW w:w="2200" w:type="dxa"/>
@@ -19642,12 +20035,6 @@
         </w:tc>
       </w:tr>
       <w:tr>
-        <w:tblPrEx>
-          <w:tblCellMar>
-            <w:top w:w="0" w:type="dxa"/>
-            <w:bottom w:w="0" w:type="dxa"/>
-          </w:tblCellMar>
-        </w:tblPrEx>
         <w:tc>
           <w:tcPr>
             <w:tcW w:w="2200" w:type="dxa"/>
@@ -19710,12 +20097,6 @@
         </w:tc>
       </w:tr>
       <w:tr>
-        <w:tblPrEx>
-          <w:tblCellMar>
-            <w:top w:w="0" w:type="dxa"/>
-            <w:bottom w:w="0" w:type="dxa"/>
-          </w:tblCellMar>
-        </w:tblPrEx>
         <w:tc>
           <w:tcPr>
             <w:tcW w:w="2200" w:type="dxa"/>
@@ -19772,6 +20153,14 @@
                 <w:color w:val="000000" w:themeColor="text1"/>
                 <w:szCs w:val="24"/>
               </w:rPr>
+              <w:t xml:space="preserve">1- </w:t>
+            </w:r>
+            <w:r>
+              <w:rPr>
+                <w:rFonts w:asciiTheme="majorBidi" w:hAnsiTheme="majorBidi" w:cstheme="majorBidi"/>
+                <w:color w:val="000000" w:themeColor="text1"/>
+                <w:szCs w:val="24"/>
+              </w:rPr>
               <w:t xml:space="preserve">In-App: </w:t>
             </w:r>
             <w:proofErr w:type="spellStart"/>
@@ -19790,7 +20179,58 @@
                 <w:color w:val="000000" w:themeColor="text1"/>
                 <w:szCs w:val="24"/>
               </w:rPr>
-              <w:t xml:space="preserve"> sends notification to user's hub group. Notification stored in DB. Unread count badge updated. Email (Parent only): </w:t>
+              <w:t xml:space="preserve"> sends notification to user's hub group. </w:t>
+            </w:r>
+            <w:r>
+              <w:rPr>
+                <w:rFonts w:asciiTheme="majorBidi" w:hAnsiTheme="majorBidi" w:cstheme="majorBidi"/>
+                <w:color w:val="000000" w:themeColor="text1"/>
+                <w:szCs w:val="24"/>
+              </w:rPr>
+              <w:br/>
+              <w:t xml:space="preserve">2- </w:t>
+            </w:r>
+            <w:r>
+              <w:rPr>
+                <w:rFonts w:asciiTheme="majorBidi" w:hAnsiTheme="majorBidi" w:cstheme="majorBidi"/>
+                <w:color w:val="000000" w:themeColor="text1"/>
+                <w:szCs w:val="24"/>
+              </w:rPr>
+              <w:t xml:space="preserve">Notification stored in DB. </w:t>
+            </w:r>
+            <w:r>
+              <w:rPr>
+                <w:rFonts w:asciiTheme="majorBidi" w:hAnsiTheme="majorBidi" w:cstheme="majorBidi"/>
+                <w:color w:val="000000" w:themeColor="text1"/>
+                <w:szCs w:val="24"/>
+              </w:rPr>
+              <w:br/>
+              <w:t xml:space="preserve">3- </w:t>
+            </w:r>
+            <w:r>
+              <w:rPr>
+                <w:rFonts w:asciiTheme="majorBidi" w:hAnsiTheme="majorBidi" w:cstheme="majorBidi"/>
+                <w:color w:val="000000" w:themeColor="text1"/>
+                <w:szCs w:val="24"/>
+              </w:rPr>
+              <w:t xml:space="preserve">Unread count badge updated. </w:t>
+            </w:r>
+            <w:r>
+              <w:rPr>
+                <w:rFonts w:asciiTheme="majorBidi" w:hAnsiTheme="majorBidi" w:cstheme="majorBidi"/>
+                <w:color w:val="000000" w:themeColor="text1"/>
+                <w:szCs w:val="24"/>
+              </w:rPr>
+              <w:br/>
+              <w:t xml:space="preserve">4- </w:t>
+            </w:r>
+            <w:r>
+              <w:rPr>
+                <w:rFonts w:asciiTheme="majorBidi" w:hAnsiTheme="majorBidi" w:cstheme="majorBidi"/>
+                <w:color w:val="000000" w:themeColor="text1"/>
+                <w:szCs w:val="24"/>
+              </w:rPr>
+              <w:t xml:space="preserve">Email (Parent only): </w:t>
             </w:r>
             <w:proofErr w:type="spellStart"/>
             <w:r>
@@ -19814,12 +20254,6 @@
         </w:tc>
       </w:tr>
       <w:tr>
-        <w:tblPrEx>
-          <w:tblCellMar>
-            <w:top w:w="0" w:type="dxa"/>
-            <w:bottom w:w="0" w:type="dxa"/>
-          </w:tblCellMar>
-        </w:tblPrEx>
         <w:tc>
           <w:tcPr>
             <w:tcW w:w="2200" w:type="dxa"/>
@@ -19882,26 +20316,6 @@
         </w:tc>
       </w:tr>
     </w:tbl>
-    <w:p>
-      <w:pPr>
-        <w:spacing w:after="80"/>
-        <w:rPr>
-          <w:rFonts w:asciiTheme="majorBidi" w:hAnsiTheme="majorBidi" w:cstheme="majorBidi"/>
-          <w:color w:val="000000" w:themeColor="text1"/>
-          <w:szCs w:val="24"/>
-        </w:rPr>
-      </w:pPr>
-    </w:p>
-    <w:p>
-      <w:pPr>
-        <w:spacing w:after="80"/>
-        <w:rPr>
-          <w:rFonts w:asciiTheme="majorBidi" w:hAnsiTheme="majorBidi" w:cstheme="majorBidi"/>
-          <w:color w:val="000000" w:themeColor="text1"/>
-          <w:szCs w:val="24"/>
-        </w:rPr>
-      </w:pPr>
-    </w:p>
     <w:p>
       <w:pPr>
         <w:spacing w:after="80"/>
@@ -20004,12 +20418,6 @@
         <w:gridCol w:w="7065"/>
       </w:tblGrid>
       <w:tr>
-        <w:tblPrEx>
-          <w:tblCellMar>
-            <w:top w:w="0" w:type="dxa"/>
-            <w:bottom w:w="0" w:type="dxa"/>
-          </w:tblCellMar>
-        </w:tblPrEx>
         <w:tc>
           <w:tcPr>
             <w:tcW w:w="2200" w:type="dxa"/>
@@ -20078,12 +20486,6 @@
         </w:tc>
       </w:tr>
       <w:tr>
-        <w:tblPrEx>
-          <w:tblCellMar>
-            <w:top w:w="0" w:type="dxa"/>
-            <w:bottom w:w="0" w:type="dxa"/>
-          </w:tblCellMar>
-        </w:tblPrEx>
         <w:tc>
           <w:tcPr>
             <w:tcW w:w="2200" w:type="dxa"/>
@@ -20146,12 +20548,6 @@
         </w:tc>
       </w:tr>
       <w:tr>
-        <w:tblPrEx>
-          <w:tblCellMar>
-            <w:top w:w="0" w:type="dxa"/>
-            <w:bottom w:w="0" w:type="dxa"/>
-          </w:tblCellMar>
-        </w:tblPrEx>
         <w:tc>
           <w:tcPr>
             <w:tcW w:w="2200" w:type="dxa"/>
@@ -20214,12 +20610,6 @@
         </w:tc>
       </w:tr>
       <w:tr>
-        <w:tblPrEx>
-          <w:tblCellMar>
-            <w:top w:w="0" w:type="dxa"/>
-            <w:bottom w:w="0" w:type="dxa"/>
-          </w:tblCellMar>
-        </w:tblPrEx>
         <w:tc>
           <w:tcPr>
             <w:tcW w:w="2200" w:type="dxa"/>
@@ -20282,12 +20672,6 @@
         </w:tc>
       </w:tr>
       <w:tr>
-        <w:tblPrEx>
-          <w:tblCellMar>
-            <w:top w:w="0" w:type="dxa"/>
-            <w:bottom w:w="0" w:type="dxa"/>
-          </w:tblCellMar>
-        </w:tblPrEx>
         <w:tc>
           <w:tcPr>
             <w:tcW w:w="2200" w:type="dxa"/>
@@ -20350,12 +20734,6 @@
         </w:tc>
       </w:tr>
       <w:tr>
-        <w:tblPrEx>
-          <w:tblCellMar>
-            <w:top w:w="0" w:type="dxa"/>
-            <w:bottom w:w="0" w:type="dxa"/>
-          </w:tblCellMar>
-        </w:tblPrEx>
         <w:tc>
           <w:tcPr>
             <w:tcW w:w="2200" w:type="dxa"/>
@@ -20412,7 +20790,23 @@
                 <w:color w:val="000000" w:themeColor="text1"/>
                 <w:szCs w:val="24"/>
               </w:rPr>
-              <w:t xml:space="preserve">1. Child performs qualifying action. 2. </w:t>
+              <w:t xml:space="preserve">1. Child performs qualifying action. </w:t>
+            </w:r>
+            <w:r>
+              <w:rPr>
+                <w:rFonts w:asciiTheme="majorBidi" w:hAnsiTheme="majorBidi" w:cstheme="majorBidi"/>
+                <w:color w:val="000000" w:themeColor="text1"/>
+                <w:szCs w:val="24"/>
+              </w:rPr>
+              <w:br/>
+            </w:r>
+            <w:r>
+              <w:rPr>
+                <w:rFonts w:asciiTheme="majorBidi" w:hAnsiTheme="majorBidi" w:cstheme="majorBidi"/>
+                <w:color w:val="000000" w:themeColor="text1"/>
+                <w:szCs w:val="24"/>
+              </w:rPr>
+              <w:t xml:space="preserve">2. </w:t>
             </w:r>
             <w:proofErr w:type="spellStart"/>
             <w:r>
@@ -20430,7 +20824,39 @@
                 <w:color w:val="000000" w:themeColor="text1"/>
                 <w:szCs w:val="24"/>
               </w:rPr>
-              <w:t xml:space="preserve"> checks current count against thresholds. 3. If threshold reached and not already earned: badge unlocked. 4. </w:t>
+              <w:t xml:space="preserve"> checks current count against thresholds. </w:t>
+            </w:r>
+            <w:r>
+              <w:rPr>
+                <w:rFonts w:asciiTheme="majorBidi" w:hAnsiTheme="majorBidi" w:cstheme="majorBidi"/>
+                <w:color w:val="000000" w:themeColor="text1"/>
+                <w:szCs w:val="24"/>
+              </w:rPr>
+              <w:br/>
+            </w:r>
+            <w:r>
+              <w:rPr>
+                <w:rFonts w:asciiTheme="majorBidi" w:hAnsiTheme="majorBidi" w:cstheme="majorBidi"/>
+                <w:color w:val="000000" w:themeColor="text1"/>
+                <w:szCs w:val="24"/>
+              </w:rPr>
+              <w:t xml:space="preserve">3. If threshold reached and not already earned: badge unlocked. </w:t>
+            </w:r>
+            <w:r>
+              <w:rPr>
+                <w:rFonts w:asciiTheme="majorBidi" w:hAnsiTheme="majorBidi" w:cstheme="majorBidi"/>
+                <w:color w:val="000000" w:themeColor="text1"/>
+                <w:szCs w:val="24"/>
+              </w:rPr>
+              <w:br/>
+            </w:r>
+            <w:r>
+              <w:rPr>
+                <w:rFonts w:asciiTheme="majorBidi" w:hAnsiTheme="majorBidi" w:cstheme="majorBidi"/>
+                <w:color w:val="000000" w:themeColor="text1"/>
+                <w:szCs w:val="24"/>
+              </w:rPr>
+              <w:t xml:space="preserve">4. </w:t>
             </w:r>
             <w:proofErr w:type="spellStart"/>
             <w:r>
@@ -20448,18 +20874,44 @@
                 <w:color w:val="000000" w:themeColor="text1"/>
                 <w:szCs w:val="24"/>
               </w:rPr>
-              <w:t xml:space="preserve"> record created. 5. In-app notification sent. 6. Badge appears in Trophy Case.</w:t>
+              <w:t xml:space="preserve"> record created. </w:t>
+            </w:r>
+            <w:r>
+              <w:rPr>
+                <w:rFonts w:asciiTheme="majorBidi" w:hAnsiTheme="majorBidi" w:cstheme="majorBidi"/>
+                <w:color w:val="000000" w:themeColor="text1"/>
+                <w:szCs w:val="24"/>
+              </w:rPr>
+              <w:br/>
+            </w:r>
+            <w:r>
+              <w:rPr>
+                <w:rFonts w:asciiTheme="majorBidi" w:hAnsiTheme="majorBidi" w:cstheme="majorBidi"/>
+                <w:color w:val="000000" w:themeColor="text1"/>
+                <w:szCs w:val="24"/>
+              </w:rPr>
+              <w:t xml:space="preserve">5. In-app notification sent. </w:t>
+            </w:r>
+            <w:r>
+              <w:rPr>
+                <w:rFonts w:asciiTheme="majorBidi" w:hAnsiTheme="majorBidi" w:cstheme="majorBidi"/>
+                <w:color w:val="000000" w:themeColor="text1"/>
+                <w:szCs w:val="24"/>
+              </w:rPr>
+              <w:br/>
+            </w:r>
+            <w:r>
+              <w:rPr>
+                <w:rFonts w:asciiTheme="majorBidi" w:hAnsiTheme="majorBidi" w:cstheme="majorBidi"/>
+                <w:color w:val="000000" w:themeColor="text1"/>
+                <w:szCs w:val="24"/>
+              </w:rPr>
+              <w:t>6. Badge appears in Trophy Case.</w:t>
             </w:r>
           </w:p>
         </w:tc>
       </w:tr>
       <w:tr>
-        <w:tblPrEx>
-          <w:tblCellMar>
-            <w:top w:w="0" w:type="dxa"/>
-            <w:bottom w:w="0" w:type="dxa"/>
-          </w:tblCellMar>
-        </w:tblPrEx>
         <w:tc>
           <w:tcPr>
             <w:tcW w:w="2200" w:type="dxa"/>
@@ -20574,12 +21026,6 @@
         <w:gridCol w:w="7065"/>
       </w:tblGrid>
       <w:tr>
-        <w:tblPrEx>
-          <w:tblCellMar>
-            <w:top w:w="0" w:type="dxa"/>
-            <w:bottom w:w="0" w:type="dxa"/>
-          </w:tblCellMar>
-        </w:tblPrEx>
         <w:tc>
           <w:tcPr>
             <w:tcW w:w="2200" w:type="dxa"/>
@@ -20646,12 +21092,6 @@
         </w:tc>
       </w:tr>
       <w:tr>
-        <w:tblPrEx>
-          <w:tblCellMar>
-            <w:top w:w="0" w:type="dxa"/>
-            <w:bottom w:w="0" w:type="dxa"/>
-          </w:tblCellMar>
-        </w:tblPrEx>
         <w:tc>
           <w:tcPr>
             <w:tcW w:w="2200" w:type="dxa"/>
@@ -20714,12 +21154,6 @@
         </w:tc>
       </w:tr>
       <w:tr>
-        <w:tblPrEx>
-          <w:tblCellMar>
-            <w:top w:w="0" w:type="dxa"/>
-            <w:bottom w:w="0" w:type="dxa"/>
-          </w:tblCellMar>
-        </w:tblPrEx>
         <w:tc>
           <w:tcPr>
             <w:tcW w:w="2200" w:type="dxa"/>
@@ -20782,12 +21216,6 @@
         </w:tc>
       </w:tr>
       <w:tr>
-        <w:tblPrEx>
-          <w:tblCellMar>
-            <w:top w:w="0" w:type="dxa"/>
-            <w:bottom w:w="0" w:type="dxa"/>
-          </w:tblCellMar>
-        </w:tblPrEx>
         <w:tc>
           <w:tcPr>
             <w:tcW w:w="2200" w:type="dxa"/>
@@ -20850,12 +21278,6 @@
         </w:tc>
       </w:tr>
       <w:tr>
-        <w:tblPrEx>
-          <w:tblCellMar>
-            <w:top w:w="0" w:type="dxa"/>
-            <w:bottom w:w="0" w:type="dxa"/>
-          </w:tblCellMar>
-        </w:tblPrEx>
         <w:tc>
           <w:tcPr>
             <w:tcW w:w="2200" w:type="dxa"/>
@@ -20918,12 +21340,6 @@
         </w:tc>
       </w:tr>
       <w:tr>
-        <w:tblPrEx>
-          <w:tblCellMar>
-            <w:top w:w="0" w:type="dxa"/>
-            <w:bottom w:w="0" w:type="dxa"/>
-          </w:tblCellMar>
-        </w:tblPrEx>
         <w:tc>
           <w:tcPr>
             <w:tcW w:w="2200" w:type="dxa"/>
@@ -20980,7 +21396,23 @@
                 <w:color w:val="000000" w:themeColor="text1"/>
                 <w:szCs w:val="24"/>
               </w:rPr>
-              <w:t xml:space="preserve">1. System detects event. 2. </w:t>
+              <w:t xml:space="preserve">1. System detects event. </w:t>
+            </w:r>
+            <w:r>
+              <w:rPr>
+                <w:rFonts w:asciiTheme="majorBidi" w:hAnsiTheme="majorBidi" w:cstheme="majorBidi"/>
+                <w:color w:val="000000" w:themeColor="text1"/>
+                <w:szCs w:val="24"/>
+              </w:rPr>
+              <w:br/>
+            </w:r>
+            <w:r>
+              <w:rPr>
+                <w:rFonts w:asciiTheme="majorBidi" w:hAnsiTheme="majorBidi" w:cstheme="majorBidi"/>
+                <w:color w:val="000000" w:themeColor="text1"/>
+                <w:szCs w:val="24"/>
+              </w:rPr>
+              <w:t xml:space="preserve">2. </w:t>
             </w:r>
             <w:proofErr w:type="spellStart"/>
             <w:r>
@@ -20998,7 +21430,23 @@
                 <w:color w:val="000000" w:themeColor="text1"/>
                 <w:szCs w:val="24"/>
               </w:rPr>
-              <w:t xml:space="preserve"> builds HTML email template. 3. Sends via </w:t>
+              <w:t xml:space="preserve"> builds HTML email template. </w:t>
+            </w:r>
+            <w:r>
+              <w:rPr>
+                <w:rFonts w:asciiTheme="majorBidi" w:hAnsiTheme="majorBidi" w:cstheme="majorBidi"/>
+                <w:color w:val="000000" w:themeColor="text1"/>
+                <w:szCs w:val="24"/>
+              </w:rPr>
+              <w:br/>
+            </w:r>
+            <w:r>
+              <w:rPr>
+                <w:rFonts w:asciiTheme="majorBidi" w:hAnsiTheme="majorBidi" w:cstheme="majorBidi"/>
+                <w:color w:val="000000" w:themeColor="text1"/>
+                <w:szCs w:val="24"/>
+              </w:rPr>
+              <w:t xml:space="preserve">3. Sends via </w:t>
             </w:r>
             <w:proofErr w:type="spellStart"/>
             <w:r>
@@ -21016,18 +21464,44 @@
                 <w:color w:val="000000" w:themeColor="text1"/>
                 <w:szCs w:val="24"/>
               </w:rPr>
-              <w:t xml:space="preserve"> to parent's registered email. 4. Email contains event summary and deep link to app. 5. Notification log stored in DB.</w:t>
+              <w:t xml:space="preserve"> to parent's registered email. </w:t>
+            </w:r>
+            <w:r>
+              <w:rPr>
+                <w:rFonts w:asciiTheme="majorBidi" w:hAnsiTheme="majorBidi" w:cstheme="majorBidi"/>
+                <w:color w:val="000000" w:themeColor="text1"/>
+                <w:szCs w:val="24"/>
+              </w:rPr>
+              <w:br/>
+            </w:r>
+            <w:r>
+              <w:rPr>
+                <w:rFonts w:asciiTheme="majorBidi" w:hAnsiTheme="majorBidi" w:cstheme="majorBidi"/>
+                <w:color w:val="000000" w:themeColor="text1"/>
+                <w:szCs w:val="24"/>
+              </w:rPr>
+              <w:t xml:space="preserve">4. Email contains event summary. </w:t>
+            </w:r>
+            <w:r>
+              <w:rPr>
+                <w:rFonts w:asciiTheme="majorBidi" w:hAnsiTheme="majorBidi" w:cstheme="majorBidi"/>
+                <w:color w:val="000000" w:themeColor="text1"/>
+                <w:szCs w:val="24"/>
+              </w:rPr>
+              <w:br/>
+            </w:r>
+            <w:r>
+              <w:rPr>
+                <w:rFonts w:asciiTheme="majorBidi" w:hAnsiTheme="majorBidi" w:cstheme="majorBidi"/>
+                <w:color w:val="000000" w:themeColor="text1"/>
+                <w:szCs w:val="24"/>
+              </w:rPr>
+              <w:t>5. Notification log stored in DB.</w:t>
             </w:r>
           </w:p>
         </w:tc>
       </w:tr>
       <w:tr>
-        <w:tblPrEx>
-          <w:tblCellMar>
-            <w:top w:w="0" w:type="dxa"/>
-            <w:bottom w:w="0" w:type="dxa"/>
-          </w:tblCellMar>
-        </w:tblPrEx>
         <w:tc>
           <w:tcPr>
             <w:tcW w:w="2200" w:type="dxa"/>
@@ -21204,7 +21678,7 @@
                     </pic:cNvPicPr>
                   </pic:nvPicPr>
                   <pic:blipFill>
-                    <a:blip r:embed="rId17">
+                    <a:blip r:embed="rId18">
                       <a:extLst>
                         <a:ext uri="{28A0092B-C50C-407E-A947-70E740481C1C}">
                           <a14:useLocalDpi xmlns:a14="http://schemas.microsoft.com/office/drawing/2010/main" val="0"/>
@@ -21320,7 +21794,7 @@
                     </pic:cNvPicPr>
                   </pic:nvPicPr>
                   <pic:blipFill>
-                    <a:blip r:embed="rId18">
+                    <a:blip r:embed="rId19">
                       <a:extLst>
                         <a:ext uri="{28A0092B-C50C-407E-A947-70E740481C1C}">
                           <a14:useLocalDpi xmlns:a14="http://schemas.microsoft.com/office/drawing/2010/main" val="0"/>
@@ -21375,7 +21849,7 @@
                     </pic:cNvPicPr>
                   </pic:nvPicPr>
                   <pic:blipFill>
-                    <a:blip r:embed="rId19">
+                    <a:blip r:embed="rId20">
                       <a:extLst>
                         <a:ext uri="{28A0092B-C50C-407E-A947-70E740481C1C}">
                           <a14:useLocalDpi xmlns:a14="http://schemas.microsoft.com/office/drawing/2010/main" val="0"/>
@@ -21430,7 +21904,7 @@
                     </pic:cNvPicPr>
                   </pic:nvPicPr>
                   <pic:blipFill>
-                    <a:blip r:embed="rId20">
+                    <a:blip r:embed="rId21">
                       <a:extLst>
                         <a:ext uri="{28A0092B-C50C-407E-A947-70E740481C1C}">
                           <a14:useLocalDpi xmlns:a14="http://schemas.microsoft.com/office/drawing/2010/main" val="0"/>
@@ -21485,7 +21959,7 @@
                     </pic:cNvPicPr>
                   </pic:nvPicPr>
                   <pic:blipFill>
-                    <a:blip r:embed="rId21">
+                    <a:blip r:embed="rId22">
                       <a:extLst>
                         <a:ext uri="{28A0092B-C50C-407E-A947-70E740481C1C}">
                           <a14:useLocalDpi xmlns:a14="http://schemas.microsoft.com/office/drawing/2010/main" val="0"/>
@@ -21551,7 +22025,7 @@
                     </pic:cNvPicPr>
                   </pic:nvPicPr>
                   <pic:blipFill>
-                    <a:blip r:embed="rId22">
+                    <a:blip r:embed="rId23">
                       <a:extLst>
                         <a:ext uri="{28A0092B-C50C-407E-A947-70E740481C1C}">
                           <a14:useLocalDpi xmlns:a14="http://schemas.microsoft.com/office/drawing/2010/main" val="0"/>
@@ -21638,7 +22112,7 @@
                     </pic:cNvPicPr>
                   </pic:nvPicPr>
                   <pic:blipFill>
-                    <a:blip r:embed="rId23">
+                    <a:blip r:embed="rId24">
                       <a:extLst>
                         <a:ext uri="{28A0092B-C50C-407E-A947-70E740481C1C}">
                           <a14:useLocalDpi xmlns:a14="http://schemas.microsoft.com/office/drawing/2010/main" val="0"/>
@@ -21724,7 +22198,7 @@
                     </pic:cNvPicPr>
                   </pic:nvPicPr>
                   <pic:blipFill>
-                    <a:blip r:embed="rId24">
+                    <a:blip r:embed="rId25">
                       <a:extLst>
                         <a:ext uri="{28A0092B-C50C-407E-A947-70E740481C1C}">
                           <a14:useLocalDpi xmlns:a14="http://schemas.microsoft.com/office/drawing/2010/main" val="0"/>
@@ -21830,7 +22304,7 @@
                     </pic:cNvPicPr>
                   </pic:nvPicPr>
                   <pic:blipFill>
-                    <a:blip r:embed="rId25">
+                    <a:blip r:embed="rId26">
                       <a:extLst>
                         <a:ext uri="{28A0092B-C50C-407E-A947-70E740481C1C}">
                           <a14:useLocalDpi xmlns:a14="http://schemas.microsoft.com/office/drawing/2010/main" val="0"/>
@@ -21926,7 +22400,7 @@
                     </pic:cNvPicPr>
                   </pic:nvPicPr>
                   <pic:blipFill>
-                    <a:blip r:embed="rId26">
+                    <a:blip r:embed="rId27">
                       <a:extLst>
                         <a:ext uri="{28A0092B-C50C-407E-A947-70E740481C1C}">
                           <a14:useLocalDpi xmlns:a14="http://schemas.microsoft.com/office/drawing/2010/main" val="0"/>
@@ -22022,7 +22496,7 @@
                     </pic:cNvPicPr>
                   </pic:nvPicPr>
                   <pic:blipFill>
-                    <a:blip r:embed="rId27">
+                    <a:blip r:embed="rId28">
                       <a:extLst>
                         <a:ext uri="{28A0092B-C50C-407E-A947-70E740481C1C}">
                           <a14:useLocalDpi xmlns:a14="http://schemas.microsoft.com/office/drawing/2010/main" val="0"/>
@@ -22088,7 +22562,7 @@
                     </pic:cNvPicPr>
                   </pic:nvPicPr>
                   <pic:blipFill>
-                    <a:blip r:embed="rId28">
+                    <a:blip r:embed="rId29">
                       <a:extLst>
                         <a:ext uri="{28A0092B-C50C-407E-A947-70E740481C1C}">
                           <a14:useLocalDpi xmlns:a14="http://schemas.microsoft.com/office/drawing/2010/main" val="0"/>
@@ -22154,7 +22628,7 @@
                     </pic:cNvPicPr>
                   </pic:nvPicPr>
                   <pic:blipFill>
-                    <a:blip r:embed="rId29">
+                    <a:blip r:embed="rId30">
                       <a:extLst>
                         <a:ext uri="{28A0092B-C50C-407E-A947-70E740481C1C}">
                           <a14:useLocalDpi xmlns:a14="http://schemas.microsoft.com/office/drawing/2010/main" val="0"/>
@@ -22220,7 +22694,7 @@
                     </pic:cNvPicPr>
                   </pic:nvPicPr>
                   <pic:blipFill>
-                    <a:blip r:embed="rId30">
+                    <a:blip r:embed="rId31">
                       <a:extLst>
                         <a:ext uri="{28A0092B-C50C-407E-A947-70E740481C1C}">
                           <a14:useLocalDpi xmlns:a14="http://schemas.microsoft.com/office/drawing/2010/main" val="0"/>
@@ -22275,7 +22749,7 @@
                     </pic:cNvPicPr>
                   </pic:nvPicPr>
                   <pic:blipFill>
-                    <a:blip r:embed="rId31">
+                    <a:blip r:embed="rId32">
                       <a:extLst>
                         <a:ext uri="{28A0092B-C50C-407E-A947-70E740481C1C}">
                           <a14:useLocalDpi xmlns:a14="http://schemas.microsoft.com/office/drawing/2010/main" val="0"/>
@@ -22340,7 +22814,7 @@
                     </pic:cNvPicPr>
                   </pic:nvPicPr>
                   <pic:blipFill>
-                    <a:blip r:embed="rId32">
+                    <a:blip r:embed="rId33">
                       <a:extLst>
                         <a:ext uri="{28A0092B-C50C-407E-A947-70E740481C1C}">
                           <a14:useLocalDpi xmlns:a14="http://schemas.microsoft.com/office/drawing/2010/main" val="0"/>
@@ -25359,7 +25833,7 @@
       </w:r>
     </w:p>
     <w:sectPr>
-      <w:headerReference w:type="default" r:id="rId33"/>
+      <w:headerReference w:type="default" r:id="rId34"/>
       <w:pgSz w:w="12240" w:h="15840" w:code="1"/>
       <w:pgMar w:top="1440" w:right="1296" w:bottom="1440" w:left="1296" w:header="720" w:footer="720" w:gutter="0"/>
       <w:pgNumType w:start="1"/>
@@ -25521,7 +25995,7 @@
       <w:rPr>
         <w:noProof/>
       </w:rPr>
-      <w:t>25</w:t>
+      <w:t>19</w:t>
     </w:r>
     <w:r>
       <w:fldChar w:fldCharType="end"/>
@@ -28532,20 +29006,20 @@
 </file>
 
 <file path=customXml/item2.xml><?xml version="1.0" encoding="utf-8"?>
-<p:properties xmlns:p="http://schemas.microsoft.com/office/2006/metadata/properties" xmlns:xsi="http://www.w3.org/2001/XMLSchema-instance" xmlns:pc="http://schemas.microsoft.com/office/infopath/2007/PartnerControls">
-  <documentManagement>
-    <_activity xmlns="a0b9350d-f11b-4c2c-9411-1305d64a2cf9" xsi:nil="true"/>
-  </documentManagement>
-</p:properties>
-</file>
-
-<file path=customXml/item3.xml><?xml version="1.0" encoding="utf-8"?>
 <?mso-contentType ?>
 <FormTemplates xmlns="http://schemas.microsoft.com/sharepoint/v3/contenttype/forms">
   <Display>DocumentLibraryForm</Display>
   <Edit>DocumentLibraryForm</Edit>
   <New>DocumentLibraryForm</New>
 </FormTemplates>
+</file>
+
+<file path=customXml/item3.xml><?xml version="1.0" encoding="utf-8"?>
+<p:properties xmlns:p="http://schemas.microsoft.com/office/2006/metadata/properties" xmlns:xsi="http://www.w3.org/2001/XMLSchema-instance" xmlns:pc="http://schemas.microsoft.com/office/infopath/2007/PartnerControls">
+  <documentManagement>
+    <_activity xmlns="a0b9350d-f11b-4c2c-9411-1305d64a2cf9" xsi:nil="true"/>
+  </documentManagement>
+</p:properties>
 </file>
 
 <file path=customXml/item4.xml><?xml version="1.0" encoding="utf-8"?>
@@ -28572,6 +29046,14 @@
 </file>
 
 <file path=customXml/itemProps2.xml><?xml version="1.0" encoding="utf-8"?>
+<ds:datastoreItem xmlns:ds="http://schemas.openxmlformats.org/officeDocument/2006/customXml" ds:itemID="{CA1C910A-E087-4A41-BE29-FE60FF116498}">
+  <ds:schemaRefs>
+    <ds:schemaRef ds:uri="http://schemas.microsoft.com/sharepoint/v3/contenttype/forms"/>
+  </ds:schemaRefs>
+</ds:datastoreItem>
+</file>
+
+<file path=customXml/itemProps3.xml><?xml version="1.0" encoding="utf-8"?>
 <ds:datastoreItem xmlns:ds="http://schemas.openxmlformats.org/officeDocument/2006/customXml" ds:itemID="{F48E6873-909C-4AED-A304-42171A5F15F4}">
   <ds:schemaRefs>
     <ds:schemaRef ds:uri="http://schemas.microsoft.com/office/2006/metadata/properties"/>
@@ -28581,16 +29063,8 @@
 </ds:datastoreItem>
 </file>
 
-<file path=customXml/itemProps3.xml><?xml version="1.0" encoding="utf-8"?>
-<ds:datastoreItem xmlns:ds="http://schemas.openxmlformats.org/officeDocument/2006/customXml" ds:itemID="{CA1C910A-E087-4A41-BE29-FE60FF116498}">
-  <ds:schemaRefs>
-    <ds:schemaRef ds:uri="http://schemas.microsoft.com/sharepoint/v3/contenttype/forms"/>
-  </ds:schemaRefs>
-</ds:datastoreItem>
-</file>
-
 <file path=customXml/itemProps4.xml><?xml version="1.0" encoding="utf-8"?>
-<ds:datastoreItem xmlns:ds="http://schemas.openxmlformats.org/officeDocument/2006/customXml" ds:itemID="{EEB005E3-ABC3-4A59-AFBB-2EF43533E444}">
+<ds:datastoreItem xmlns:ds="http://schemas.openxmlformats.org/officeDocument/2006/customXml" ds:itemID="{6A6333BA-1C37-4D90-BE7C-E69BDE1043DC}">
   <ds:schemaRefs>
     <ds:schemaRef ds:uri="http://schemas.openxmlformats.org/officeDocument/2006/bibliography"/>
   </ds:schemaRefs>
